--- a/docs/professor_report/OursA_Hinglish_Notes.docx
+++ b/docs/professor_report/OursA_Hinglish_Notes.docx
@@ -4959,338 +4959,25 @@
     </w:p>
     <w:p>
       <w:pPr>
-        <w:pStyle w:val="Heading3"/>
-        <w:keepNext/>
-        <w:spacing w:after="80" w:before="180"/>
-      </w:pPr>
-      <w:r>
-        <w:t xml:space="preserve">Professor pooche to</w:t>
-      </w:r>
-    </w:p>
-    <w:p>
-      <w:pPr>
-        <w:spacing w:after="120" w:line="276"/>
-        <w:jc w:val="both"/>
-      </w:pPr>
-      <w:r>
-        <w:rPr>
-          <w:b/>
-          <w:bCs/>
-        </w:rPr>
-        <w:t xml:space="preserve">Q: Idea kahan se aaya?</w:t>
-      </w:r>
-    </w:p>
-    <w:p>
-      <w:pPr>
-        <w:spacing w:after="120" w:line="276"/>
-        <w:jc w:val="both"/>
-      </w:pPr>
-      <w:r>
-        <w:t xml:space="preserve">A: FedProto (Tan et al., AAAI 2022) class prototypes share karta hai. Hum prototype ko generator ki conditioning bana rahe hain aur residual seekh rahe hain.</w:t>
-      </w:r>
-    </w:p>
-    <w:p>
-      <w:pPr>
-        <w:spacing w:after="120" w:line="276"/>
-        <w:jc w:val="both"/>
-      </w:pPr>
-      <w:r>
-        <w:rPr>
-          <w:b/>
-          <w:bCs/>
-        </w:rPr>
-        <w:t xml:space="preserve">Q: SVHN pe kyun kaam nahi karta?</w:t>
-      </w:r>
-    </w:p>
-    <w:p>
-      <w:pPr>
-        <w:spacing w:after="120" w:line="276"/>
-        <w:jc w:val="both"/>
-      </w:pPr>
-      <w:r>
-        <w:t xml:space="preserve">A: SVHN ke class means almost same hain (nearest-mean accuracy 12 %, chance 10 %). Mean se class pehchani hi nahi jaati. Ye humari limitation hai, future scope mein fix hai.</w:t>
-      </w:r>
-    </w:p>
-    <w:tbl>
-      <w:tblPr>
-        <w:tblW w:type="dxa" w:w="9638"/>
-        <w:tblBorders>
-          <w:top w:val="single" w:color="auto" w:sz="4"/>
-          <w:left w:val="single" w:color="auto" w:sz="4"/>
-          <w:bottom w:val="single" w:color="auto" w:sz="4"/>
-          <w:right w:val="single" w:color="auto" w:sz="4"/>
-          <w:insideH w:val="single" w:color="auto" w:sz="4"/>
-          <w:insideV w:val="single" w:color="auto" w:sz="4"/>
-        </w:tblBorders>
-      </w:tblPr>
-      <w:tblGrid>
-        <w:gridCol w:w="9638"/>
-      </w:tblGrid>
-      <w:tr>
-        <w:tc>
-          <w:tcPr>
-            <w:tcW w:type="dxa" w:w="9638"/>
-            <w:tcBorders>
-              <w:top w:val="single" w:color="1C4E9A" w:sz="12"/>
-              <w:left w:val="single" w:color="BFC7D5" w:sz="4"/>
-              <w:bottom w:val="single" w:color="BFC7D5" w:sz="4"/>
-              <w:right w:val="single" w:color="BFC7D5" w:sz="4"/>
-            </w:tcBorders>
-            <w:shd w:fill="FFF8E6" w:color="auto" w:val="clear"/>
-            <w:tcMar>
-              <w:top w:type="dxa" w:w="120"/>
-              <w:left w:type="dxa" w:w="160"/>
-              <w:bottom w:type="dxa" w:w="120"/>
-              <w:right w:type="dxa" w:w="160"/>
-            </w:tcMar>
-          </w:tcPr>
-          <w:p>
-            <w:pPr>
-              <w:spacing w:after="80"/>
-            </w:pPr>
-            <w:r>
-              <w:rPr>
-                <w:b/>
-                <w:bCs/>
-                <w:color w:val="1C4E9A"/>
-              </w:rPr>
-              <w:t xml:space="preserve">Yaad rakhne wali baatein</w:t>
-            </w:r>
-          </w:p>
-          <w:p>
-            <w:pPr>
-              <w:spacing w:after="60"/>
-            </w:pPr>
-            <w:r>
-              <w:t xml:space="preserve">1) Problem: learned row w_y + FedAvg + weight decay = rare row shrink.</w:t>
-            </w:r>
-          </w:p>
-          <w:p>
-            <w:pPr>
-              <w:spacing w:after="60"/>
-            </w:pPr>
-            <w:r>
-              <w:t xml:space="preserve">2) Fix: row hatao, exact mean m_y se condition karo, output = m_y + residual.</w:t>
-            </w:r>
-          </w:p>
-          <w:p>
-            <w:pPr>
-              <w:spacing w:after="60"/>
-            </w:pPr>
-            <w:r>
-              <w:t xml:space="preserve">3) Rare-class fidelity 11 % → 91 % (MNIST).</w:t>
-            </w:r>
-          </w:p>
-        </w:tc>
-      </w:tr>
-    </w:tbl>
-    <w:p>
-      <w:pPr>
-        <w:spacing w:after="160"/>
-      </w:pPr>
-    </w:p>
-    <w:p>
-      <w:pPr>
-        <w:pStyle w:val="Heading1"/>
-        <w:pageBreakBefore/>
-        <w:spacing w:after="200"/>
-      </w:pPr>
-      <w:r>
-        <w:t xml:space="preserve">3. MC: moment correction</w:t>
-      </w:r>
-    </w:p>
-    <w:tbl>
-      <w:tblPr>
-        <w:tblW w:type="dxa" w:w="9638"/>
-        <w:tblBorders>
-          <w:top w:val="single" w:color="auto" w:sz="4"/>
-          <w:left w:val="single" w:color="auto" w:sz="4"/>
-          <w:bottom w:val="single" w:color="auto" w:sz="4"/>
-          <w:right w:val="single" w:color="auto" w:sz="4"/>
-          <w:insideH w:val="single" w:color="auto" w:sz="4"/>
-          <w:insideV w:val="single" w:color="auto" w:sz="4"/>
-        </w:tblBorders>
-      </w:tblPr>
-      <w:tblGrid>
-        <w:gridCol w:w="9638"/>
-      </w:tblGrid>
-      <w:tr>
-        <w:tc>
-          <w:tcPr>
-            <w:tcW w:type="dxa" w:w="9638"/>
-            <w:tcBorders>
-              <w:top w:val="single" w:color="1C4E9A" w:sz="12"/>
-              <w:left w:val="single" w:color="BFC7D5" w:sz="4"/>
-              <w:bottom w:val="single" w:color="BFC7D5" w:sz="4"/>
-              <w:right w:val="single" w:color="BFC7D5" w:sz="4"/>
-            </w:tcBorders>
-            <w:shd w:fill="EEF2F8" w:color="auto" w:val="clear"/>
-            <w:tcMar>
-              <w:top w:type="dxa" w:w="120"/>
-              <w:left w:type="dxa" w:w="160"/>
-              <w:bottom w:type="dxa" w:w="120"/>
-              <w:right w:type="dxa" w:w="160"/>
-            </w:tcMar>
-          </w:tcPr>
-          <w:p>
-            <w:pPr>
-              <w:spacing w:after="80"/>
-            </w:pPr>
-            <w:r>
-              <w:rPr>
-                <w:b/>
-                <w:bCs/>
-                <w:color w:val="1C4E9A"/>
-              </w:rPr>
-              <w:t xml:space="preserve">Ek line mein</w:t>
-            </w:r>
-          </w:p>
-          <w:p>
-            <w:pPr>
-              <w:spacing w:after="60"/>
-            </w:pPr>
-            <w:r>
-              <w:t xml:space="preserve">Har class ke fake samples ko </w:t>
-            </w:r>
-            <w:r>
-              <w:rPr>
-                <w:b/>
-                <w:bCs/>
-              </w:rPr>
-              <w:t xml:space="preserve">shift aur stretch</w:t>
-            </w:r>
-            <w:r>
-              <w:t xml:space="preserve"> karo taaki unka </w:t>
-            </w:r>
-            <w:r>
-              <w:rPr>
-                <w:b/>
-                <w:bCs/>
-              </w:rPr>
-              <w:t xml:space="preserve">mean</w:t>
-            </w:r>
-            <w:r>
-              <w:t xml:space="preserve"> aur </w:t>
-            </w:r>
-            <w:r>
-              <w:rPr>
-                <w:b/>
-                <w:bCs/>
-              </w:rPr>
-              <w:t xml:space="preserve">spread</w:t>
-            </w:r>
-            <w:r>
-              <w:t xml:space="preserve"> bilkul real class ke barabar ho jaaye.</w:t>
-            </w:r>
-          </w:p>
-        </w:tc>
-      </w:tr>
-    </w:tbl>
-    <w:p>
-      <w:pPr>
-        <w:spacing w:after="160"/>
-      </w:pPr>
-    </w:p>
-    <w:p>
-      <w:pPr>
         <w:pStyle w:val="Heading2"/>
         <w:keepNext/>
         <w:spacing w:after="120" w:before="240"/>
       </w:pPr>
       <w:r>
-        <w:t xml:space="preserve">Problem kya tha</w:t>
-      </w:r>
-    </w:p>
-    <w:p>
-      <w:pPr>
-        <w:spacing w:after="120" w:line="276"/>
-        <w:jc w:val="both"/>
-      </w:pPr>
-      <w:r>
-        <w:t xml:space="preserve">VAE ke samples "too clean" hote hain: sab mean ke paas, variety kam (under-dispersed). Aur rare class ka mean thoda idhar-udhar ho sakta hai. Head agar too-clean fake data pe train hua, to real data ki variety pe confuse hota hai.</w:t>
-      </w:r>
-    </w:p>
-    <w:p>
-      <w:pPr>
-        <w:pStyle w:val="Heading2"/>
-        <w:keepNext/>
-        <w:spacing w:after="120" w:before="240"/>
-      </w:pPr>
-      <w:r>
-        <w:t xml:space="preserve">Kaise kaam karta hai</w:t>
-      </w:r>
-    </w:p>
-    <w:p>
-      <w:pPr>
-        <w:pStyle w:val="ListParagraph"/>
-        <w:numPr>
-          <w:ilvl w:val="0"/>
-          <w:numId w:val="2"/>
-        </w:numPr>
-        <w:spacing w:after="60" w:line="264"/>
-      </w:pPr>
-      <w:r>
-        <w:rPr>
-          <w:b/>
-          <w:bCs/>
-        </w:rPr>
-        <w:t xml:space="preserve">Step 1:</w:t>
-      </w:r>
-      <w:r>
-        <w:t xml:space="preserve"> class c ke 500 fake samples banao. Unka mean m̃_c aur spread Ṽ_c nikalo.</w:t>
-      </w:r>
-    </w:p>
-    <w:p>
-      <w:pPr>
-        <w:pStyle w:val="ListParagraph"/>
-        <w:numPr>
-          <w:ilvl w:val="0"/>
-          <w:numId w:val="2"/>
-        </w:numPr>
-        <w:spacing w:after="60" w:line="264"/>
-      </w:pPr>
-      <w:r>
-        <w:rPr>
-          <w:b/>
-          <w:bCs/>
-        </w:rPr>
-        <w:t xml:space="preserve">Step 2:</w:t>
-      </w:r>
-      <w:r>
-        <w:t xml:space="preserve"> scale s_c = √(V_c / Ṽ_c) (0.1 se 10 ke beech clamp). V_c exact real spread hai (Section 1).</w:t>
-      </w:r>
-    </w:p>
-    <w:p>
-      <w:pPr>
-        <w:pStyle w:val="ListParagraph"/>
-        <w:numPr>
-          <w:ilvl w:val="0"/>
-          <w:numId w:val="2"/>
-        </w:numPr>
-        <w:spacing w:after="60" w:line="264"/>
-      </w:pPr>
-      <w:r>
-        <w:rPr>
-          <w:b/>
-          <w:bCs/>
-        </w:rPr>
-        <w:t xml:space="preserve">Step 3:</w:t>
-      </w:r>
-      <w:r>
-        <w:t xml:space="preserve"> ab har naya fake sample x:  x′ = ReLU( m_c + s_c · (x − m̃_c) ).</w:t>
-      </w:r>
-    </w:p>
-    <w:p>
-      <w:pPr>
-        <w:spacing w:after="120" w:before="80"/>
+        <w:t xml:space="preserve">Proof: real data pe (3 seeds)</w:t>
+      </w:r>
+    </w:p>
+    <w:p>
+      <w:pPr>
+        <w:spacing w:after="60" w:before="120"/>
         <w:jc w:val="center"/>
       </w:pPr>
       <w:r>
         <w:drawing>
           <wp:inline distT="0" distB="0" distL="0" distR="0">
-            <wp:extent cx="5715000" cy="381000"/>
+            <wp:extent cx="5715000" cy="2905125"/>
             <wp:effectExtent t="0" r="0" b="0" l="0"/>
-            <wp:docPr id="7" name="eq_mc" descr="equation" title="eq_mc"/>
+            <wp:docPr id="7" name="ev01_collapse.png" descr="Har line = ek class ki row ka size (start = 1). GeFL-F: rare classes ki rows 0.33 (MNIST) / 0.43 (FMNIST) tak gir jaati hain. HWA: sab badhti hain." title="ev01_collapse.png"/>
             <wp:cNvGraphicFramePr>
               <a:graphicFrameLocks xmlns:a="http://schemas.openxmlformats.org/drawingml/2006/main" noChangeAspect="1"/>
             </wp:cNvGraphicFramePr>
@@ -5313,7 +5000,7 @@
                   <pic:spPr bwMode="auto">
                     <a:xfrm>
                       <a:off x="0" y="0"/>
-                      <a:ext cx="5715000" cy="381000"/>
+                      <a:ext cx="5715000" cy="2905125"/>
                     </a:xfrm>
                     <a:prstGeom prst="rect">
                       <a:avLst/>
@@ -5328,12 +5015,18 @@
     </w:p>
     <w:p>
       <w:pPr>
-        <w:pStyle w:val="Heading2"/>
-        <w:keepNext/>
-        <w:spacing w:after="120" w:before="240"/>
-      </w:pPr>
-      <w:r>
-        <w:t xml:space="preserve">Simple example</w:t>
+        <w:spacing w:after="220"/>
+        <w:jc w:val="center"/>
+      </w:pPr>
+      <w:r>
+        <w:rPr>
+          <w:i/>
+          <w:iCs/>
+          <w:color w:val="5B6676"/>
+          <w:sz w:val="18"/>
+          <w:szCs w:val="18"/>
+        </w:rPr>
+        <w:t xml:space="preserve">Har line = ek class ki row ka size (start = 1). GeFL-F: rare classes ki rows 0.33 (MNIST) / 0.43 (FMNIST) tak gir jaati hain. HWA: sab badhti hain.</w:t>
       </w:r>
     </w:p>
     <w:p>
@@ -5342,7 +5035,14 @@
         <w:jc w:val="both"/>
       </w:pPr>
       <w:r>
-        <w:t xml:space="preserve">Marks normalisation jaisa: ek section ke marks ka average 60 aur spread kam hai, board ka average 70 aur spread zyada. Har student ke marks se section ka average ghatao, stretch karo, board ka average jodo. Ranking (shape) same rehti hai, bas centre aur width sahi ho jaate hain.</w:t>
+        <w:rPr>
+          <w:b/>
+          <w:bCs/>
+        </w:rPr>
+        <w:t xml:space="preserve">Plot kaise padhein:</w:t>
+      </w:r>
+      <w:r>
+        <w:t xml:space="preserve"> left panel mein light lines (rare classes) neeche gir rahi hain, dark lines (common) upar. Right panel: har point ek class hai; 1 se neeche = row shrink hui. Dhyan do: 70–90 % clients ke paas class hone pe bhi row giri, kyunki holders ka data gradient chhota hai aur Adam weight decay ko poora step bana deta hai.</w:t>
       </w:r>
     </w:p>
     <w:p>
@@ -5353,9 +5053,9 @@
       <w:r>
         <w:drawing>
           <wp:inline distT="0" distB="0" distL="0" distR="0">
-            <wp:extent cx="5715000" cy="1943100"/>
+            <wp:extent cx="5715000" cy="3581400"/>
             <wp:effectExtent t="0" r="0" b="0" l="0"/>
-            <wp:docPr id="8" name="f15_mc_kh.png" descr="2-D illustration (toy data): (a) generator, (b) MC ke baad sahi centre aur width, (c) KH ke baad sahi shape. Real data waala plot D01 experiment se aayega." title="f15_mc_kh.png"/>
+            <wp:docPr id="8" name="ev02_fidelity.png" descr="Referee (real data pe trained head) fake samples ko kitna sahi pehchanta hai." title="ev02_fidelity.png"/>
             <wp:cNvGraphicFramePr>
               <a:graphicFrameLocks xmlns:a="http://schemas.openxmlformats.org/drawingml/2006/main" noChangeAspect="1"/>
             </wp:cNvGraphicFramePr>
@@ -5378,7 +5078,7 @@
                   <pic:spPr bwMode="auto">
                     <a:xfrm>
                       <a:off x="0" y="0"/>
-                      <a:ext cx="5715000" cy="1943100"/>
+                      <a:ext cx="5715000" cy="3581400"/>
                     </a:xfrm>
                     <a:prstGeom prst="rect">
                       <a:avLst/>
@@ -5404,17 +5104,7 @@
           <w:sz w:val="18"/>
           <w:szCs w:val="18"/>
         </w:rPr>
-        <w:t xml:space="preserve">2-D illustration (toy data): (a) generator, (b) MC ke baad sahi centre aur width, (c) KH ke baad sahi shape. Real data waala plot D01 experiment se aayega.</w:t>
-      </w:r>
-    </w:p>
-    <w:p>
-      <w:pPr>
-        <w:pStyle w:val="Heading2"/>
-        <w:keepNext/>
-        <w:spacing w:after="120" w:before="240"/>
-      </w:pPr>
-      <w:r>
-        <w:t xml:space="preserve">Kyun ye hi formula (Proposition 3)</w:t>
+        <w:t xml:space="preserve">Referee (real data pe trained head) fake samples ko kitna sahi pehchanta hai.</w:t>
       </w:r>
     </w:p>
     <w:p>
@@ -5422,885 +5112,28 @@
         <w:spacing w:after="120" w:line="276"/>
         <w:jc w:val="both"/>
       </w:pPr>
-      <w:r>
-        <w:t xml:space="preserve">Aise bahut saare maps hain jo exact mean aur spread de dein. Humara map unme se wo hai jo samples ko </w:t>
-      </w:r>
       <w:r>
         <w:rPr>
           <w:b/>
           <w:bCs/>
         </w:rPr>
-        <w:t xml:space="preserve">sabse kam hilata hai</w:t>
-      </w:r>
-      <w:r>
-        <w:t xml:space="preserve"> (E‖T(X) − X‖² minimum). Proof Cauchy–Schwarz se: cross term maximum tab hota hai jab naya sample purane ka scaled version ho. Matlab correction ho jaata hai, aur generator ne jo shape seekhi thi wo kharab nahi hoti.</w:t>
-      </w:r>
-    </w:p>
-    <w:p>
-      <w:pPr>
-        <w:pStyle w:val="Heading2"/>
-        <w:keepNext/>
-        <w:spacing w:after="120" w:before="240"/>
-      </w:pPr>
-      <w:r>
-        <w:t xml:space="preserve">Architecture mein kahan</w:t>
-      </w:r>
-    </w:p>
-    <w:tbl>
-      <w:tblPr>
-        <w:tblW w:type="dxa" w:w="9638"/>
-        <w:tblBorders>
-          <w:top w:val="single" w:color="auto" w:sz="4"/>
-          <w:left w:val="single" w:color="auto" w:sz="4"/>
-          <w:bottom w:val="single" w:color="auto" w:sz="4"/>
-          <w:right w:val="single" w:color="auto" w:sz="4"/>
-          <w:insideH w:val="single" w:color="auto" w:sz="4"/>
-          <w:insideV w:val="single" w:color="auto" w:sz="4"/>
-        </w:tblBorders>
-      </w:tblPr>
-      <w:tblGrid>
-        <w:gridCol w:w="1707"/>
-        <w:gridCol w:w="7931"/>
-      </w:tblGrid>
-      <w:tr>
-        <w:trPr>
-          <w:tblHeader/>
-        </w:trPr>
-        <w:tc>
-          <w:tcPr>
-            <w:tcW w:type="dxa" w:w="1707"/>
-            <w:tcBorders>
-              <w:top w:val="single" w:color="BFC7D5" w:sz="4"/>
-              <w:left w:val="single" w:color="BFC7D5" w:sz="4"/>
-              <w:bottom w:val="single" w:color="BFC7D5" w:sz="4"/>
-              <w:right w:val="single" w:color="BFC7D5" w:sz="4"/>
-            </w:tcBorders>
-            <w:shd w:fill="1C4E9A" w:color="auto" w:val="clear"/>
-            <w:tcMar>
-              <w:top w:type="dxa" w:w="60"/>
-              <w:left w:type="dxa" w:w="90"/>
-              <w:bottom w:type="dxa" w:w="60"/>
-              <w:right w:type="dxa" w:w="90"/>
-            </w:tcMar>
-          </w:tcPr>
-          <w:p>
-            <w:pPr>
-              <w:jc w:val="left"/>
-            </w:pPr>
-            <w:r>
-              <w:rPr>
-                <w:b/>
-                <w:bCs/>
-                <w:color w:val="FFFFFF"/>
-                <w:sz w:val="18"/>
-                <w:szCs w:val="18"/>
-              </w:rPr>
-              <w:t xml:space="preserve">Detail</w:t>
-            </w:r>
-          </w:p>
-        </w:tc>
-        <w:tc>
-          <w:tcPr>
-            <w:tcW w:type="dxa" w:w="7931"/>
-            <w:tcBorders>
-              <w:top w:val="single" w:color="BFC7D5" w:sz="4"/>
-              <w:left w:val="single" w:color="BFC7D5" w:sz="4"/>
-              <w:bottom w:val="single" w:color="BFC7D5" w:sz="4"/>
-              <w:right w:val="single" w:color="BFC7D5" w:sz="4"/>
-            </w:tcBorders>
-            <w:shd w:fill="1C4E9A" w:color="auto" w:val="clear"/>
-            <w:tcMar>
-              <w:top w:type="dxa" w:w="60"/>
-              <w:left w:type="dxa" w:w="90"/>
-              <w:bottom w:type="dxa" w:w="60"/>
-              <w:right w:type="dxa" w:w="90"/>
-            </w:tcMar>
-          </w:tcPr>
-          <w:p>
-            <w:pPr>
-              <w:jc w:val="left"/>
-            </w:pPr>
-            <w:r>
-              <w:rPr>
-                <w:b/>
-                <w:bCs/>
-                <w:color w:val="FFFFFF"/>
-                <w:sz w:val="18"/>
-                <w:szCs w:val="18"/>
-              </w:rPr>
-              <w:t xml:space="preserve">Value</w:t>
-            </w:r>
-          </w:p>
-        </w:tc>
-      </w:tr>
-      <w:tr>
-        <w:tc>
-          <w:tcPr>
-            <w:tcW w:type="dxa" w:w="1707"/>
-            <w:tcBorders>
-              <w:top w:val="single" w:color="BFC7D5" w:sz="4"/>
-              <w:left w:val="single" w:color="BFC7D5" w:sz="4"/>
-              <w:bottom w:val="single" w:color="BFC7D5" w:sz="4"/>
-              <w:right w:val="single" w:color="BFC7D5" w:sz="4"/>
-            </w:tcBorders>
-            <w:shd w:fill="FFFFFF" w:color="auto" w:val="clear"/>
-            <w:tcMar>
-              <w:top w:type="dxa" w:w="60"/>
-              <w:left w:type="dxa" w:w="90"/>
-              <w:bottom w:type="dxa" w:w="60"/>
-              <w:right w:type="dxa" w:w="90"/>
-            </w:tcMar>
-          </w:tcPr>
-          <w:p>
-            <w:pPr>
-              <w:jc w:val="left"/>
-            </w:pPr>
-            <w:r>
-              <w:rPr>
-                <w:b/>
-                <w:bCs/>
-                <w:sz w:val="18"/>
-                <w:szCs w:val="18"/>
-              </w:rPr>
-              <w:t xml:space="preserve">Stage</w:t>
-            </w:r>
-          </w:p>
-        </w:tc>
-        <w:tc>
-          <w:tcPr>
-            <w:tcW w:type="dxa" w:w="7931"/>
-            <w:tcBorders>
-              <w:top w:val="single" w:color="BFC7D5" w:sz="4"/>
-              <w:left w:val="single" w:color="BFC7D5" w:sz="4"/>
-              <w:bottom w:val="single" w:color="BFC7D5" w:sz="4"/>
-              <w:right w:val="single" w:color="BFC7D5" w:sz="4"/>
-            </w:tcBorders>
-            <w:shd w:fill="FFFFFF" w:color="auto" w:val="clear"/>
-            <w:tcMar>
-              <w:top w:type="dxa" w:w="60"/>
-              <w:left w:type="dxa" w:w="90"/>
-              <w:bottom w:type="dxa" w:w="60"/>
-              <w:right w:type="dxa" w:w="90"/>
-            </w:tcMar>
-          </w:tcPr>
-          <w:p>
-            <w:pPr>
-              <w:jc w:val="left"/>
-            </w:pPr>
-            <w:r>
-              <w:rPr>
-                <w:sz w:val="18"/>
-                <w:szCs w:val="18"/>
-              </w:rPr>
-              <w:t xml:space="preserve">Stage II ke baad, Stage III se pehle; sampler ke andar (generator ke upar ek wrapper)</w:t>
-            </w:r>
-          </w:p>
-        </w:tc>
-      </w:tr>
-      <w:tr>
-        <w:tc>
-          <w:tcPr>
-            <w:tcW w:type="dxa" w:w="1707"/>
-            <w:tcBorders>
-              <w:top w:val="single" w:color="BFC7D5" w:sz="4"/>
-              <w:left w:val="single" w:color="BFC7D5" w:sz="4"/>
-              <w:bottom w:val="single" w:color="BFC7D5" w:sz="4"/>
-              <w:right w:val="single" w:color="BFC7D5" w:sz="4"/>
-            </w:tcBorders>
-            <w:shd w:fill="F7F9FC" w:color="auto" w:val="clear"/>
-            <w:tcMar>
-              <w:top w:type="dxa" w:w="60"/>
-              <w:left w:type="dxa" w:w="90"/>
-              <w:bottom w:type="dxa" w:w="60"/>
-              <w:right w:type="dxa" w:w="90"/>
-            </w:tcMar>
-          </w:tcPr>
-          <w:p>
-            <w:pPr>
-              <w:jc w:val="left"/>
-            </w:pPr>
-            <w:r>
-              <w:rPr>
-                <w:b/>
-                <w:bCs/>
-                <w:sz w:val="18"/>
-                <w:szCs w:val="18"/>
-              </w:rPr>
-              <w:t xml:space="preserve">Kahan</w:t>
-            </w:r>
-          </w:p>
-        </w:tc>
-        <w:tc>
-          <w:tcPr>
-            <w:tcW w:type="dxa" w:w="7931"/>
-            <w:tcBorders>
-              <w:top w:val="single" w:color="BFC7D5" w:sz="4"/>
-              <w:left w:val="single" w:color="BFC7D5" w:sz="4"/>
-              <w:bottom w:val="single" w:color="BFC7D5" w:sz="4"/>
-              <w:right w:val="single" w:color="BFC7D5" w:sz="4"/>
-            </w:tcBorders>
-            <w:shd w:fill="F7F9FC" w:color="auto" w:val="clear"/>
-            <w:tcMar>
-              <w:top w:type="dxa" w:w="60"/>
-              <w:left w:type="dxa" w:w="90"/>
-              <w:bottom w:type="dxa" w:w="60"/>
-              <w:right w:type="dxa" w:w="90"/>
-            </w:tcMar>
-          </w:tcPr>
-          <w:p>
-            <w:pPr>
-              <w:jc w:val="left"/>
-            </w:pPr>
-            <w:r>
-              <w:rPr>
-                <w:sz w:val="18"/>
-                <w:szCs w:val="18"/>
-              </w:rPr>
-              <w:t xml:space="preserve">Server (jiske paas generator aur statistics hain)</w:t>
-            </w:r>
-          </w:p>
-        </w:tc>
-      </w:tr>
-      <w:tr>
-        <w:tc>
-          <w:tcPr>
-            <w:tcW w:type="dxa" w:w="1707"/>
-            <w:tcBorders>
-              <w:top w:val="single" w:color="BFC7D5" w:sz="4"/>
-              <w:left w:val="single" w:color="BFC7D5" w:sz="4"/>
-              <w:bottom w:val="single" w:color="BFC7D5" w:sz="4"/>
-              <w:right w:val="single" w:color="BFC7D5" w:sz="4"/>
-            </w:tcBorders>
-            <w:shd w:fill="FFFFFF" w:color="auto" w:val="clear"/>
-            <w:tcMar>
-              <w:top w:type="dxa" w:w="60"/>
-              <w:left w:type="dxa" w:w="90"/>
-              <w:bottom w:type="dxa" w:w="60"/>
-              <w:right w:type="dxa" w:w="90"/>
-            </w:tcMar>
-          </w:tcPr>
-          <w:p>
-            <w:pPr>
-              <w:jc w:val="left"/>
-            </w:pPr>
-            <w:r>
-              <w:rPr>
-                <w:b/>
-                <w:bCs/>
-                <w:sz w:val="18"/>
-                <w:szCs w:val="18"/>
-              </w:rPr>
-              <w:t xml:space="preserve">Training</w:t>
-            </w:r>
-          </w:p>
-        </w:tc>
-        <w:tc>
-          <w:tcPr>
-            <w:tcW w:type="dxa" w:w="7931"/>
-            <w:tcBorders>
-              <w:top w:val="single" w:color="BFC7D5" w:sz="4"/>
-              <w:left w:val="single" w:color="BFC7D5" w:sz="4"/>
-              <w:bottom w:val="single" w:color="BFC7D5" w:sz="4"/>
-              <w:right w:val="single" w:color="BFC7D5" w:sz="4"/>
-            </w:tcBorders>
-            <w:shd w:fill="FFFFFF" w:color="auto" w:val="clear"/>
-            <w:tcMar>
-              <w:top w:type="dxa" w:w="60"/>
-              <w:left w:type="dxa" w:w="90"/>
-              <w:bottom w:type="dxa" w:w="60"/>
-              <w:right w:type="dxa" w:w="90"/>
-            </w:tcMar>
-          </w:tcPr>
-          <w:p>
-            <w:pPr>
-              <w:jc w:val="left"/>
-            </w:pPr>
-            <w:r>
-              <w:rPr>
-                <w:sz w:val="18"/>
-                <w:szCs w:val="18"/>
-              </w:rPr>
-              <w:t xml:space="preserve">Koi nahi. Har class ke liye sirf 2 cheezein: shift (m̃_c → m_c) aur scale s_c</w:t>
-            </w:r>
-          </w:p>
-        </w:tc>
-      </w:tr>
-      <w:tr>
-        <w:tc>
-          <w:tcPr>
-            <w:tcW w:type="dxa" w:w="1707"/>
-            <w:tcBorders>
-              <w:top w:val="single" w:color="BFC7D5" w:sz="4"/>
-              <w:left w:val="single" w:color="BFC7D5" w:sz="4"/>
-              <w:bottom w:val="single" w:color="BFC7D5" w:sz="4"/>
-              <w:right w:val="single" w:color="BFC7D5" w:sz="4"/>
-            </w:tcBorders>
-            <w:shd w:fill="F7F9FC" w:color="auto" w:val="clear"/>
-            <w:tcMar>
-              <w:top w:type="dxa" w:w="60"/>
-              <w:left w:type="dxa" w:w="90"/>
-              <w:bottom w:type="dxa" w:w="60"/>
-              <w:right w:type="dxa" w:w="90"/>
-            </w:tcMar>
-          </w:tcPr>
-          <w:p>
-            <w:pPr>
-              <w:jc w:val="left"/>
-            </w:pPr>
-            <w:r>
-              <w:rPr>
-                <w:b/>
-                <w:bCs/>
-                <w:sz w:val="18"/>
-                <w:szCs w:val="18"/>
-              </w:rPr>
-              <w:t xml:space="preserve">Input → output</w:t>
-            </w:r>
-          </w:p>
-        </w:tc>
-        <w:tc>
-          <w:tcPr>
-            <w:tcW w:type="dxa" w:w="7931"/>
-            <w:tcBorders>
-              <w:top w:val="single" w:color="BFC7D5" w:sz="4"/>
-              <w:left w:val="single" w:color="BFC7D5" w:sz="4"/>
-              <w:bottom w:val="single" w:color="BFC7D5" w:sz="4"/>
-              <w:right w:val="single" w:color="BFC7D5" w:sz="4"/>
-            </w:tcBorders>
-            <w:shd w:fill="F7F9FC" w:color="auto" w:val="clear"/>
-            <w:tcMar>
-              <w:top w:type="dxa" w:w="60"/>
-              <w:left w:type="dxa" w:w="90"/>
-              <w:bottom w:type="dxa" w:w="60"/>
-              <w:right w:type="dxa" w:w="90"/>
-            </w:tcMar>
-          </w:tcPr>
-          <w:p>
-            <w:pPr>
-              <w:jc w:val="left"/>
-            </w:pPr>
-            <w:r>
-              <w:rPr>
-                <w:sz w:val="18"/>
-                <w:szCs w:val="18"/>
-              </w:rPr>
-              <w:t xml:space="preserve">fake h̃ (3×16×16) → corrected h̃ (3×16×16)</w:t>
-            </w:r>
-          </w:p>
-        </w:tc>
-      </w:tr>
-      <w:tr>
-        <w:tc>
-          <w:tcPr>
-            <w:tcW w:type="dxa" w:w="1707"/>
-            <w:tcBorders>
-              <w:top w:val="single" w:color="BFC7D5" w:sz="4"/>
-              <w:left w:val="single" w:color="BFC7D5" w:sz="4"/>
-              <w:bottom w:val="single" w:color="BFC7D5" w:sz="4"/>
-              <w:right w:val="single" w:color="BFC7D5" w:sz="4"/>
-            </w:tcBorders>
-            <w:shd w:fill="FFFFFF" w:color="auto" w:val="clear"/>
-            <w:tcMar>
-              <w:top w:type="dxa" w:w="60"/>
-              <w:left w:type="dxa" w:w="90"/>
-              <w:bottom w:type="dxa" w:w="60"/>
-              <w:right w:type="dxa" w:w="90"/>
-            </w:tcMar>
-          </w:tcPr>
-          <w:p>
-            <w:pPr>
-              <w:jc w:val="left"/>
-            </w:pPr>
-            <w:r>
-              <w:rPr>
-                <w:b/>
-                <w:bCs/>
-                <w:sz w:val="18"/>
-                <w:szCs w:val="18"/>
-              </w:rPr>
-              <w:t xml:space="preserve">Code</w:t>
-            </w:r>
-          </w:p>
-        </w:tc>
-        <w:tc>
-          <w:tcPr>
-            <w:tcW w:type="dxa" w:w="7931"/>
-            <w:tcBorders>
-              <w:top w:val="single" w:color="BFC7D5" w:sz="4"/>
-              <w:left w:val="single" w:color="BFC7D5" w:sz="4"/>
-              <w:bottom w:val="single" w:color="BFC7D5" w:sz="4"/>
-              <w:right w:val="single" w:color="BFC7D5" w:sz="4"/>
-            </w:tcBorders>
-            <w:shd w:fill="FFFFFF" w:color="auto" w:val="clear"/>
-            <w:tcMar>
-              <w:top w:type="dxa" w:w="60"/>
-              <w:left w:type="dxa" w:w="90"/>
-              <w:bottom w:type="dxa" w:w="60"/>
-              <w:right w:type="dxa" w:w="90"/>
-            </w:tcMar>
-          </w:tcPr>
-          <w:p>
-            <w:pPr>
-              <w:jc w:val="left"/>
-            </w:pPr>
-            <w:r>
-              <w:rPr>
-                <w:sz w:val="18"/>
-                <w:szCs w:val="18"/>
-              </w:rPr>
-              <w:t xml:space="preserve">MomentCalibratedGen (experiments/core.py:1516)</w:t>
-            </w:r>
-          </w:p>
-        </w:tc>
-      </w:tr>
-    </w:tbl>
-    <w:p>
-      <w:pPr>
-        <w:spacing w:after="160"/>
-      </w:pPr>
-    </w:p>
-    <w:p>
-      <w:pPr>
-        <w:pStyle w:val="Heading2"/>
-        <w:keepNext/>
-        <w:spacing w:after="120" w:before="240"/>
-      </w:pPr>
-      <w:r>
-        <w:t xml:space="preserve">Result</w:t>
-      </w:r>
-    </w:p>
-    <w:p>
-      <w:pPr>
-        <w:pStyle w:val="ListParagraph"/>
-        <w:numPr>
-          <w:ilvl w:val="0"/>
-          <w:numId w:val="2"/>
-        </w:numPr>
-        <w:spacing w:after="60" w:line="264"/>
-      </w:pPr>
-      <w:r>
-        <w:t xml:space="preserve">PC-VAE ke upar: MNIST 90.75 → </w:t>
-      </w:r>
-      <w:r>
-        <w:rPr>
-          <w:b/>
-          <w:bCs/>
-        </w:rPr>
-        <w:t xml:space="preserve">92.31 (+1.56)</w:t>
-      </w:r>
-      <w:r>
-        <w:t xml:space="preserve">, FMNIST 75.96 → </w:t>
-      </w:r>
-      <w:r>
-        <w:rPr>
-          <w:b/>
-          <w:bCs/>
-        </w:rPr>
-        <w:t xml:space="preserve">77.56 (+1.60)</w:t>
-      </w:r>
-      <w:r>
-        <w:t xml:space="preserve">.</w:t>
-      </w:r>
-    </w:p>
-    <w:p>
-      <w:pPr>
-        <w:pStyle w:val="ListParagraph"/>
-        <w:numPr>
-          <w:ilvl w:val="0"/>
-          <w:numId w:val="2"/>
-        </w:numPr>
-        <w:spacing w:after="60" w:line="264"/>
-      </w:pPr>
-      <w:r>
-        <w:t xml:space="preserve">Optimal transport ka scalar case hai (Olkin and Pukelsheim, 1982).</w:t>
-      </w:r>
-    </w:p>
-    <w:p>
-      <w:pPr>
-        <w:pStyle w:val="ListParagraph"/>
-        <w:numPr>
-          <w:ilvl w:val="0"/>
-          <w:numId w:val="2"/>
-        </w:numPr>
-        <w:spacing w:after="60" w:line="264"/>
-      </w:pPr>
-      <w:r>
-        <w:t xml:space="preserve">Limit: sirf total spread (ek number) match hota hai, poori covariance nahi. Covariance version (MC-S / MC-B) future scope hai.</w:t>
-      </w:r>
-    </w:p>
-    <w:p>
-      <w:pPr>
-        <w:pStyle w:val="Heading3"/>
-        <w:keepNext/>
-        <w:spacing w:after="80" w:before="180"/>
-      </w:pPr>
-      <w:r>
-        <w:t xml:space="preserve">Professor pooche to</w:t>
-      </w:r>
-    </w:p>
-    <w:p>
-      <w:pPr>
-        <w:spacing w:after="120" w:line="276"/>
-        <w:jc w:val="both"/>
-      </w:pPr>
-      <w:r>
-        <w:rPr>
-          <w:b/>
-          <w:bCs/>
-        </w:rPr>
-        <w:t xml:space="preserve">Q: ReLU kyun lagaya?</w:t>
-      </w:r>
-    </w:p>
-    <w:p>
-      <w:pPr>
-        <w:spacing w:after="120" w:line="276"/>
-        <w:jc w:val="both"/>
-      </w:pPr>
-      <w:r>
-        <w:t xml:space="preserve">A: Real features ReLU ke baad aate hain, to negative nahi ho sakte. Fake features bhi wahi range mein rehne chahiye.</w:t>
-      </w:r>
-    </w:p>
-    <w:p>
-      <w:pPr>
-        <w:spacing w:after="120" w:line="276"/>
-        <w:jc w:val="both"/>
-      </w:pPr>
-      <w:r>
-        <w:rPr>
-          <w:b/>
-          <w:bCs/>
-        </w:rPr>
-        <w:t xml:space="preserve">Q: Spread ko scalar kyun rakha?</w:t>
-      </w:r>
-    </w:p>
-    <w:p>
-      <w:pPr>
-        <w:spacing w:after="120" w:line="276"/>
-        <w:jc w:val="both"/>
-      </w:pPr>
-      <w:r>
-        <w:t xml:space="preserve">A: Rare class ke sirf 24 samples hain; 768×768 covariance ka estimate bahut noisy hota. Scalar spread 24 samples se bhi stable hai.</w:t>
-      </w:r>
-    </w:p>
-    <w:tbl>
-      <w:tblPr>
-        <w:tblW w:type="dxa" w:w="9638"/>
-        <w:tblBorders>
-          <w:top w:val="single" w:color="auto" w:sz="4"/>
-          <w:left w:val="single" w:color="auto" w:sz="4"/>
-          <w:bottom w:val="single" w:color="auto" w:sz="4"/>
-          <w:right w:val="single" w:color="auto" w:sz="4"/>
-          <w:insideH w:val="single" w:color="auto" w:sz="4"/>
-          <w:insideV w:val="single" w:color="auto" w:sz="4"/>
-        </w:tblBorders>
-      </w:tblPr>
-      <w:tblGrid>
-        <w:gridCol w:w="9638"/>
-      </w:tblGrid>
-      <w:tr>
-        <w:tc>
-          <w:tcPr>
-            <w:tcW w:type="dxa" w:w="9638"/>
-            <w:tcBorders>
-              <w:top w:val="single" w:color="1C4E9A" w:sz="12"/>
-              <w:left w:val="single" w:color="BFC7D5" w:sz="4"/>
-              <w:bottom w:val="single" w:color="BFC7D5" w:sz="4"/>
-              <w:right w:val="single" w:color="BFC7D5" w:sz="4"/>
-            </w:tcBorders>
-            <w:shd w:fill="FFF8E6" w:color="auto" w:val="clear"/>
-            <w:tcMar>
-              <w:top w:type="dxa" w:w="120"/>
-              <w:left w:type="dxa" w:w="160"/>
-              <w:bottom w:type="dxa" w:w="120"/>
-              <w:right w:type="dxa" w:w="160"/>
-            </w:tcMar>
-          </w:tcPr>
-          <w:p>
-            <w:pPr>
-              <w:spacing w:after="80"/>
-            </w:pPr>
-            <w:r>
-              <w:rPr>
-                <w:b/>
-                <w:bCs/>
-                <w:color w:val="1C4E9A"/>
-              </w:rPr>
-              <w:t xml:space="preserve">Yaad rakhne wali baatein</w:t>
-            </w:r>
-          </w:p>
-          <w:p>
-            <w:pPr>
-              <w:spacing w:after="60"/>
-            </w:pPr>
-            <w:r>
-              <w:t xml:space="preserve">1) VAE samples too clean → MC unhe exact mean + spread pe le aata hai.</w:t>
-            </w:r>
-          </w:p>
-          <w:p>
-            <w:pPr>
-              <w:spacing w:after="60"/>
-            </w:pPr>
-            <w:r>
-              <w:t xml:space="preserve">2) Formula: x′ = m_c + √(V_c/Ṽ_c)(x − m̃_c), sabse kam movement.</w:t>
-            </w:r>
-          </w:p>
-          <w:p>
-            <w:pPr>
-              <w:spacing w:after="60"/>
-            </w:pPr>
-            <w:r>
-              <w:t xml:space="preserve">3) +1.6 points, koi training nahi.</w:t>
-            </w:r>
-          </w:p>
-        </w:tc>
-      </w:tr>
-    </w:tbl>
-    <w:p>
-      <w:pPr>
-        <w:spacing w:after="160"/>
-      </w:pPr>
-    </w:p>
-    <w:p>
-      <w:pPr>
-        <w:pStyle w:val="Heading1"/>
-        <w:pageBreakBefore/>
-        <w:spacing w:after="200"/>
-      </w:pPr>
-      <w:r>
-        <w:t xml:space="preserve">4. KH: kernel herding (fingerprint se samples chuno)</w:t>
-      </w:r>
-    </w:p>
-    <w:tbl>
-      <w:tblPr>
-        <w:tblW w:type="dxa" w:w="9638"/>
-        <w:tblBorders>
-          <w:top w:val="single" w:color="auto" w:sz="4"/>
-          <w:left w:val="single" w:color="auto" w:sz="4"/>
-          <w:bottom w:val="single" w:color="auto" w:sz="4"/>
-          <w:right w:val="single" w:color="auto" w:sz="4"/>
-          <w:insideH w:val="single" w:color="auto" w:sz="4"/>
-          <w:insideV w:val="single" w:color="auto" w:sz="4"/>
-        </w:tblBorders>
-      </w:tblPr>
-      <w:tblGrid>
-        <w:gridCol w:w="9638"/>
-      </w:tblGrid>
-      <w:tr>
-        <w:tc>
-          <w:tcPr>
-            <w:tcW w:type="dxa" w:w="9638"/>
-            <w:tcBorders>
-              <w:top w:val="single" w:color="1C4E9A" w:sz="12"/>
-              <w:left w:val="single" w:color="BFC7D5" w:sz="4"/>
-              <w:bottom w:val="single" w:color="BFC7D5" w:sz="4"/>
-              <w:right w:val="single" w:color="BFC7D5" w:sz="4"/>
-            </w:tcBorders>
-            <w:shd w:fill="EEF2F8" w:color="auto" w:val="clear"/>
-            <w:tcMar>
-              <w:top w:type="dxa" w:w="120"/>
-              <w:left w:type="dxa" w:w="160"/>
-              <w:bottom w:type="dxa" w:w="120"/>
-              <w:right w:type="dxa" w:w="160"/>
-            </w:tcMar>
-          </w:tcPr>
-          <w:p>
-            <w:pPr>
-              <w:spacing w:after="80"/>
-            </w:pPr>
-            <w:r>
-              <w:rPr>
-                <w:b/>
-                <w:bCs/>
-                <w:color w:val="1C4E9A"/>
-              </w:rPr>
-              <w:t xml:space="preserve">Ek line mein</w:t>
-            </w:r>
-          </w:p>
-          <w:p>
-            <w:pPr>
-              <w:spacing w:after="60"/>
-            </w:pPr>
-            <w:r>
-              <w:t xml:space="preserve">Har class ke </w:t>
-            </w:r>
-            <w:r>
-              <w:rPr>
-                <w:b/>
-                <w:bCs/>
-              </w:rPr>
-              <w:t xml:space="preserve">4n</w:t>
-            </w:r>
-            <w:r>
-              <w:t xml:space="preserve"> fake samples banao, aur unme se wo </w:t>
-            </w:r>
-            <w:r>
-              <w:rPr>
-                <w:b/>
-                <w:bCs/>
-              </w:rPr>
-              <w:t xml:space="preserve">n</w:t>
-            </w:r>
-            <w:r>
-              <w:t xml:space="preserve"> chuno jinka combined </w:t>
-            </w:r>
-            <w:r>
-              <w:rPr>
-                <w:b/>
-                <w:bCs/>
-              </w:rPr>
-              <w:t xml:space="preserve">fingerprint</w:t>
-            </w:r>
-            <w:r>
-              <w:t xml:space="preserve"> real class ke fingerprint μ_c se sabse zyada milta ho.</w:t>
-            </w:r>
-          </w:p>
-        </w:tc>
-      </w:tr>
-    </w:tbl>
-    <w:p>
-      <w:pPr>
-        <w:spacing w:after="160"/>
-      </w:pPr>
-    </w:p>
-    <w:p>
-      <w:pPr>
-        <w:pStyle w:val="Heading2"/>
-        <w:keepNext/>
-        <w:spacing w:after="120" w:before="240"/>
-      </w:pPr>
-      <w:r>
-        <w:t xml:space="preserve">Problem kya tha</w:t>
-      </w:r>
-    </w:p>
-    <w:p>
-      <w:pPr>
-        <w:spacing w:after="120" w:line="276"/>
-        <w:jc w:val="both"/>
-      </w:pPr>
-      <w:r>
-        <w:t xml:space="preserve">MC ke baad mean aur spread sahi hain, lekin </w:t>
-      </w:r>
-      <w:r>
-        <w:rPr>
-          <w:b/>
-          <w:bCs/>
-        </w:rPr>
-        <w:t xml:space="preserve">shape</w:t>
-      </w:r>
-      <w:r>
-        <w:t xml:space="preserve"> abhi bhi galat ho sakti hai: jaise fake data mein ek extra chhota cluster ho jo real mein nahi hai, ya real ka koi hissa fake mein missing ho. Mean aur spread ye nahi pakad sakte.</w:t>
-      </w:r>
-    </w:p>
-    <w:p>
-      <w:pPr>
-        <w:pStyle w:val="Heading2"/>
-        <w:keepNext/>
-        <w:spacing w:after="120" w:before="240"/>
-      </w:pPr>
-      <w:r>
-        <w:t xml:space="preserve">Fingerprint aur MMD</w:t>
-      </w:r>
-    </w:p>
-    <w:p>
-      <w:pPr>
-        <w:spacing w:after="120" w:line="276"/>
-        <w:jc w:val="both"/>
-      </w:pPr>
-      <w:r>
-        <w:t xml:space="preserve">Section 1 ka μ_c = class ke saare φ(h) ka average. Ye poore distribution ka fingerprint hai (kernel mean embedding). Do distributions ke fingerprints ki doori ko </w:t>
-      </w:r>
-      <w:r>
-        <w:rPr>
-          <w:b/>
-          <w:bCs/>
-        </w:rPr>
-        <w:t xml:space="preserve">MMD</w:t>
-      </w:r>
-      <w:r>
-        <w:t xml:space="preserve"> kehte hain. MMD = 0 matlab dono distributions same.</w:t>
-      </w:r>
-    </w:p>
-    <w:p>
-      <w:pPr>
-        <w:pStyle w:val="Heading2"/>
-        <w:keepNext/>
-        <w:spacing w:after="120" w:before="240"/>
-      </w:pPr>
-      <w:r>
-        <w:t xml:space="preserve">Algorithm (greedy)</w:t>
-      </w:r>
-    </w:p>
-    <w:p>
-      <w:pPr>
-        <w:pStyle w:val="ListParagraph"/>
-        <w:numPr>
-          <w:ilvl w:val="0"/>
-          <w:numId w:val="2"/>
-        </w:numPr>
-        <w:spacing w:after="60" w:line="264"/>
-      </w:pPr>
-      <w:r>
-        <w:rPr>
-          <w:b/>
-          <w:bCs/>
-        </w:rPr>
-        <w:t xml:space="preserve">Step 1:</w:t>
-      </w:r>
-      <w:r>
-        <w:t xml:space="preserve"> 4n candidates ka φ(x_i) nikalo (har ek 6,144 numbers). Shuru mein w = μ_c.</w:t>
-      </w:r>
-    </w:p>
-    <w:p>
-      <w:pPr>
-        <w:pStyle w:val="ListParagraph"/>
-        <w:numPr>
-          <w:ilvl w:val="0"/>
-          <w:numId w:val="2"/>
-        </w:numPr>
-        <w:spacing w:after="60" w:line="264"/>
-      </w:pPr>
-      <w:r>
-        <w:rPr>
-          <w:b/>
-          <w:bCs/>
-        </w:rPr>
-        <w:t xml:space="preserve">Step 2:</w:t>
-      </w:r>
-      <w:r>
-        <w:t xml:space="preserve"> jo candidate abhi tak nahi liya, unme se wo chuno jiska ⟨φ(x_i), w⟩ sabse bada ho.</w:t>
-      </w:r>
-    </w:p>
-    <w:p>
-      <w:pPr>
-        <w:pStyle w:val="ListParagraph"/>
-        <w:numPr>
-          <w:ilvl w:val="0"/>
-          <w:numId w:val="2"/>
-        </w:numPr>
-        <w:spacing w:after="60" w:line="264"/>
-      </w:pPr>
-      <w:r>
-        <w:rPr>
-          <w:b/>
-          <w:bCs/>
-        </w:rPr>
-        <w:t xml:space="preserve">Step 3:</w:t>
-      </w:r>
-      <w:r>
-        <w:t xml:space="preserve"> w ← w + μ_c − φ(x_chosen). Ab w batata hai "abhi kya missing hai". Step 2 pe wapas jao, jab tak n samples na ho jaayein.</w:t>
-      </w:r>
-    </w:p>
-    <w:p>
-      <w:pPr>
-        <w:spacing w:after="120" w:before="80"/>
+        <w:t xml:space="preserve">Matlab:</w:t>
+      </w:r>
+      <w:r>
+        <w:t xml:space="preserve"> GeFL-F ke rare-class fake samples sirf 11 % (MNIST) / 21 % (FMNIST) baar sahi pehchane jaate hain, PC-VAE ke 93 % / 90 %. Real test features 96 % / 84 % pe hain, to PC-VAE real ke barabar class information deta hai.</w:t>
+      </w:r>
+    </w:p>
+    <w:p>
+      <w:pPr>
+        <w:spacing w:after="60" w:before="120"/>
         <w:jc w:val="center"/>
       </w:pPr>
       <w:r>
         <w:drawing>
           <wp:inline distT="0" distB="0" distL="0" distR="0">
-            <wp:extent cx="5715000" cy="390525"/>
+            <wp:extent cx="5715000" cy="1666875"/>
             <wp:effectExtent t="0" r="0" b="0" l="0"/>
-            <wp:docPr id="9" name="eq_kh" descr="equation" title="eq_kh"/>
+            <wp:docPr id="9" name="ev07_rare_class_mnist.png" descr="MNIST ki rarest class (sirf 24 real samples): green = real, colour = fake." title="ev07_rare_class_mnist.png"/>
             <wp:cNvGraphicFramePr>
               <a:graphicFrameLocks xmlns:a="http://schemas.openxmlformats.org/drawingml/2006/main" noChangeAspect="1"/>
             </wp:cNvGraphicFramePr>
@@ -6323,7 +5156,7 @@
                   <pic:spPr bwMode="auto">
                     <a:xfrm>
                       <a:off x="0" y="0"/>
-                      <a:ext cx="5715000" cy="390525"/>
+                      <a:ext cx="5715000" cy="1666875"/>
                     </a:xfrm>
                     <a:prstGeom prst="rect">
                       <a:avLst/>
@@ -6338,12 +5171,18 @@
     </w:p>
     <w:p>
       <w:pPr>
-        <w:pStyle w:val="Heading2"/>
-        <w:keepNext/>
-        <w:spacing w:after="120" w:before="240"/>
-      </w:pPr>
-      <w:r>
-        <w:t xml:space="preserve">Simple example</w:t>
+        <w:spacing w:after="220"/>
+        <w:jc w:val="center"/>
+      </w:pPr>
+      <w:r>
+        <w:rPr>
+          <w:i/>
+          <w:iCs/>
+          <w:color w:val="5B6676"/>
+          <w:sz w:val="18"/>
+          <w:szCs w:val="18"/>
+        </w:rPr>
+        <w:t xml:space="preserve">MNIST ki rarest class (sirf 24 real samples): green = real, colour = fake.</w:t>
       </w:r>
     </w:p>
     <w:p>
@@ -6351,885 +5190,28 @@
         <w:spacing w:after="120" w:line="276"/>
         <w:jc w:val="both"/>
       </w:pPr>
-      <w:r>
-        <w:t xml:space="preserve">State ki cricket team chunni hai jo poore state ke players ko represent kare. Pehle sabse typical player lo. Phir dekho kya kami hai (abhi tak sab batsman hain) aur agla player wo lo jo wo kami bhare (bowler). Har pick "jo missing hai" ko bharta hai. Random picking mein ye guarantee nahi hoti.</w:t>
-      </w:r>
-    </w:p>
-    <w:p>
-      <w:pPr>
-        <w:pStyle w:val="Heading2"/>
-        <w:keepNext/>
-        <w:spacing w:after="120" w:before="240"/>
-      </w:pPr>
-      <w:r>
-        <w:t xml:space="preserve">Kyun kaam karta hai (Lemma 1)</w:t>
-      </w:r>
-    </w:p>
-    <w:p>
-      <w:pPr>
-        <w:spacing w:after="120" w:line="276"/>
-        <w:jc w:val="both"/>
-      </w:pPr>
-      <w:r>
-        <w:t xml:space="preserve">Head ka real data pe error aur fake data pe error ka farak ≤ B · MMD(fake, real). Head fake data pe train hota hai aur real pe test, to MMD kam karna = real accuracy ki guarantee behtar karna. Herding MMD ko random sampling se tez ghataata hai (lagbhag 1/n vs 1/√n).</w:t>
-      </w:r>
-    </w:p>
-    <w:p>
-      <w:pPr>
-        <w:pStyle w:val="Heading2"/>
-        <w:keepNext/>
-        <w:spacing w:after="120" w:before="240"/>
-      </w:pPr>
-      <w:r>
-        <w:t xml:space="preserve">Architecture mein kahan</w:t>
-      </w:r>
-    </w:p>
-    <w:tbl>
-      <w:tblPr>
-        <w:tblW w:type="dxa" w:w="9638"/>
-        <w:tblBorders>
-          <w:top w:val="single" w:color="auto" w:sz="4"/>
-          <w:left w:val="single" w:color="auto" w:sz="4"/>
-          <w:bottom w:val="single" w:color="auto" w:sz="4"/>
-          <w:right w:val="single" w:color="auto" w:sz="4"/>
-          <w:insideH w:val="single" w:color="auto" w:sz="4"/>
-          <w:insideV w:val="single" w:color="auto" w:sz="4"/>
-        </w:tblBorders>
-      </w:tblPr>
-      <w:tblGrid>
-        <w:gridCol w:w="1707"/>
-        <w:gridCol w:w="7931"/>
-      </w:tblGrid>
-      <w:tr>
-        <w:trPr>
-          <w:tblHeader/>
-        </w:trPr>
-        <w:tc>
-          <w:tcPr>
-            <w:tcW w:type="dxa" w:w="1707"/>
-            <w:tcBorders>
-              <w:top w:val="single" w:color="BFC7D5" w:sz="4"/>
-              <w:left w:val="single" w:color="BFC7D5" w:sz="4"/>
-              <w:bottom w:val="single" w:color="BFC7D5" w:sz="4"/>
-              <w:right w:val="single" w:color="BFC7D5" w:sz="4"/>
-            </w:tcBorders>
-            <w:shd w:fill="1C4E9A" w:color="auto" w:val="clear"/>
-            <w:tcMar>
-              <w:top w:type="dxa" w:w="60"/>
-              <w:left w:type="dxa" w:w="90"/>
-              <w:bottom w:type="dxa" w:w="60"/>
-              <w:right w:type="dxa" w:w="90"/>
-            </w:tcMar>
-          </w:tcPr>
-          <w:p>
-            <w:pPr>
-              <w:jc w:val="left"/>
-            </w:pPr>
-            <w:r>
-              <w:rPr>
-                <w:b/>
-                <w:bCs/>
-                <w:color w:val="FFFFFF"/>
-                <w:sz w:val="18"/>
-                <w:szCs w:val="18"/>
-              </w:rPr>
-              <w:t xml:space="preserve">Detail</w:t>
-            </w:r>
-          </w:p>
-        </w:tc>
-        <w:tc>
-          <w:tcPr>
-            <w:tcW w:type="dxa" w:w="7931"/>
-            <w:tcBorders>
-              <w:top w:val="single" w:color="BFC7D5" w:sz="4"/>
-              <w:left w:val="single" w:color="BFC7D5" w:sz="4"/>
-              <w:bottom w:val="single" w:color="BFC7D5" w:sz="4"/>
-              <w:right w:val="single" w:color="BFC7D5" w:sz="4"/>
-            </w:tcBorders>
-            <w:shd w:fill="1C4E9A" w:color="auto" w:val="clear"/>
-            <w:tcMar>
-              <w:top w:type="dxa" w:w="60"/>
-              <w:left w:type="dxa" w:w="90"/>
-              <w:bottom w:type="dxa" w:w="60"/>
-              <w:right w:type="dxa" w:w="90"/>
-            </w:tcMar>
-          </w:tcPr>
-          <w:p>
-            <w:pPr>
-              <w:jc w:val="left"/>
-            </w:pPr>
-            <w:r>
-              <w:rPr>
-                <w:b/>
-                <w:bCs/>
-                <w:color w:val="FFFFFF"/>
-                <w:sz w:val="18"/>
-                <w:szCs w:val="18"/>
-              </w:rPr>
-              <w:t xml:space="preserve">Value</w:t>
-            </w:r>
-          </w:p>
-        </w:tc>
-      </w:tr>
-      <w:tr>
-        <w:tc>
-          <w:tcPr>
-            <w:tcW w:type="dxa" w:w="1707"/>
-            <w:tcBorders>
-              <w:top w:val="single" w:color="BFC7D5" w:sz="4"/>
-              <w:left w:val="single" w:color="BFC7D5" w:sz="4"/>
-              <w:bottom w:val="single" w:color="BFC7D5" w:sz="4"/>
-              <w:right w:val="single" w:color="BFC7D5" w:sz="4"/>
-            </w:tcBorders>
-            <w:shd w:fill="FFFFFF" w:color="auto" w:val="clear"/>
-            <w:tcMar>
-              <w:top w:type="dxa" w:w="60"/>
-              <w:left w:type="dxa" w:w="90"/>
-              <w:bottom w:type="dxa" w:w="60"/>
-              <w:right w:type="dxa" w:w="90"/>
-            </w:tcMar>
-          </w:tcPr>
-          <w:p>
-            <w:pPr>
-              <w:jc w:val="left"/>
-            </w:pPr>
-            <w:r>
-              <w:rPr>
-                <w:b/>
-                <w:bCs/>
-                <w:sz w:val="18"/>
-                <w:szCs w:val="18"/>
-              </w:rPr>
-              <w:t xml:space="preserve">Stage</w:t>
-            </w:r>
-          </w:p>
-        </w:tc>
-        <w:tc>
-          <w:tcPr>
-            <w:tcW w:type="dxa" w:w="7931"/>
-            <w:tcBorders>
-              <w:top w:val="single" w:color="BFC7D5" w:sz="4"/>
-              <w:left w:val="single" w:color="BFC7D5" w:sz="4"/>
-              <w:bottom w:val="single" w:color="BFC7D5" w:sz="4"/>
-              <w:right w:val="single" w:color="BFC7D5" w:sz="4"/>
-            </w:tcBorders>
-            <w:shd w:fill="FFFFFF" w:color="auto" w:val="clear"/>
-            <w:tcMar>
-              <w:top w:type="dxa" w:w="60"/>
-              <w:left w:type="dxa" w:w="90"/>
-              <w:bottom w:type="dxa" w:w="60"/>
-              <w:right w:type="dxa" w:w="90"/>
-            </w:tcMar>
-          </w:tcPr>
-          <w:p>
-            <w:pPr>
-              <w:jc w:val="left"/>
-            </w:pPr>
-            <w:r>
-              <w:rPr>
-                <w:sz w:val="18"/>
-                <w:szCs w:val="18"/>
-              </w:rPr>
-              <w:t xml:space="preserve">Stage III se pehle, sampler mein, MC ke baad (generator → MC → KH)</w:t>
-            </w:r>
-          </w:p>
-        </w:tc>
-      </w:tr>
-      <w:tr>
-        <w:tc>
-          <w:tcPr>
-            <w:tcW w:type="dxa" w:w="1707"/>
-            <w:tcBorders>
-              <w:top w:val="single" w:color="BFC7D5" w:sz="4"/>
-              <w:left w:val="single" w:color="BFC7D5" w:sz="4"/>
-              <w:bottom w:val="single" w:color="BFC7D5" w:sz="4"/>
-              <w:right w:val="single" w:color="BFC7D5" w:sz="4"/>
-            </w:tcBorders>
-            <w:shd w:fill="F7F9FC" w:color="auto" w:val="clear"/>
-            <w:tcMar>
-              <w:top w:type="dxa" w:w="60"/>
-              <w:left w:type="dxa" w:w="90"/>
-              <w:bottom w:type="dxa" w:w="60"/>
-              <w:right w:type="dxa" w:w="90"/>
-            </w:tcMar>
-          </w:tcPr>
-          <w:p>
-            <w:pPr>
-              <w:jc w:val="left"/>
-            </w:pPr>
-            <w:r>
-              <w:rPr>
-                <w:b/>
-                <w:bCs/>
-                <w:sz w:val="18"/>
-                <w:szCs w:val="18"/>
-              </w:rPr>
-              <w:t xml:space="preserve">Kahan</w:t>
-            </w:r>
-          </w:p>
-        </w:tc>
-        <w:tc>
-          <w:tcPr>
-            <w:tcW w:type="dxa" w:w="7931"/>
-            <w:tcBorders>
-              <w:top w:val="single" w:color="BFC7D5" w:sz="4"/>
-              <w:left w:val="single" w:color="BFC7D5" w:sz="4"/>
-              <w:bottom w:val="single" w:color="BFC7D5" w:sz="4"/>
-              <w:right w:val="single" w:color="BFC7D5" w:sz="4"/>
-            </w:tcBorders>
-            <w:shd w:fill="F7F9FC" w:color="auto" w:val="clear"/>
-            <w:tcMar>
-              <w:top w:type="dxa" w:w="60"/>
-              <w:left w:type="dxa" w:w="90"/>
-              <w:bottom w:type="dxa" w:w="60"/>
-              <w:right w:type="dxa" w:w="90"/>
-            </w:tcMar>
-          </w:tcPr>
-          <w:p>
-            <w:pPr>
-              <w:jc w:val="left"/>
-            </w:pPr>
-            <w:r>
-              <w:rPr>
-                <w:sz w:val="18"/>
-                <w:szCs w:val="18"/>
-              </w:rPr>
-              <w:t xml:space="preserve">Server</w:t>
-            </w:r>
-          </w:p>
-        </w:tc>
-      </w:tr>
-      <w:tr>
-        <w:tc>
-          <w:tcPr>
-            <w:tcW w:type="dxa" w:w="1707"/>
-            <w:tcBorders>
-              <w:top w:val="single" w:color="BFC7D5" w:sz="4"/>
-              <w:left w:val="single" w:color="BFC7D5" w:sz="4"/>
-              <w:bottom w:val="single" w:color="BFC7D5" w:sz="4"/>
-              <w:right w:val="single" w:color="BFC7D5" w:sz="4"/>
-            </w:tcBorders>
-            <w:shd w:fill="FFFFFF" w:color="auto" w:val="clear"/>
-            <w:tcMar>
-              <w:top w:type="dxa" w:w="60"/>
-              <w:left w:type="dxa" w:w="90"/>
-              <w:bottom w:type="dxa" w:w="60"/>
-              <w:right w:type="dxa" w:w="90"/>
-            </w:tcMar>
-          </w:tcPr>
-          <w:p>
-            <w:pPr>
-              <w:jc w:val="left"/>
-            </w:pPr>
-            <w:r>
-              <w:rPr>
-                <w:b/>
-                <w:bCs/>
-                <w:sz w:val="18"/>
-                <w:szCs w:val="18"/>
-              </w:rPr>
-              <w:t xml:space="preserve">Uses</w:t>
-            </w:r>
-          </w:p>
-        </w:tc>
-        <w:tc>
-          <w:tcPr>
-            <w:tcW w:type="dxa" w:w="7931"/>
-            <w:tcBorders>
-              <w:top w:val="single" w:color="BFC7D5" w:sz="4"/>
-              <w:left w:val="single" w:color="BFC7D5" w:sz="4"/>
-              <w:bottom w:val="single" w:color="BFC7D5" w:sz="4"/>
-              <w:right w:val="single" w:color="BFC7D5" w:sz="4"/>
-            </w:tcBorders>
-            <w:shd w:fill="FFFFFF" w:color="auto" w:val="clear"/>
-            <w:tcMar>
-              <w:top w:type="dxa" w:w="60"/>
-              <w:left w:type="dxa" w:w="90"/>
-              <w:bottom w:type="dxa" w:w="60"/>
-              <w:right w:type="dxa" w:w="90"/>
-            </w:tcMar>
-          </w:tcPr>
-          <w:p>
-            <w:pPr>
-              <w:jc w:val="left"/>
-            </w:pPr>
-            <w:r>
-              <w:rPr>
-                <w:sz w:val="18"/>
-                <w:szCs w:val="18"/>
-              </w:rPr>
-              <w:t xml:space="preserve">μ_c (Section 1 ka fingerprint) aur wahi φ map</w:t>
-            </w:r>
-          </w:p>
-        </w:tc>
-      </w:tr>
-      <w:tr>
-        <w:tc>
-          <w:tcPr>
-            <w:tcW w:type="dxa" w:w="1707"/>
-            <w:tcBorders>
-              <w:top w:val="single" w:color="BFC7D5" w:sz="4"/>
-              <w:left w:val="single" w:color="BFC7D5" w:sz="4"/>
-              <w:bottom w:val="single" w:color="BFC7D5" w:sz="4"/>
-              <w:right w:val="single" w:color="BFC7D5" w:sz="4"/>
-            </w:tcBorders>
-            <w:shd w:fill="F7F9FC" w:color="auto" w:val="clear"/>
-            <w:tcMar>
-              <w:top w:type="dxa" w:w="60"/>
-              <w:left w:type="dxa" w:w="90"/>
-              <w:bottom w:type="dxa" w:w="60"/>
-              <w:right w:type="dxa" w:w="90"/>
-            </w:tcMar>
-          </w:tcPr>
-          <w:p>
-            <w:pPr>
-              <w:jc w:val="left"/>
-            </w:pPr>
-            <w:r>
-              <w:rPr>
-                <w:b/>
-                <w:bCs/>
-                <w:sz w:val="18"/>
-                <w:szCs w:val="18"/>
-              </w:rPr>
-              <w:t xml:space="preserve">Training</w:t>
-            </w:r>
-          </w:p>
-        </w:tc>
-        <w:tc>
-          <w:tcPr>
-            <w:tcW w:type="dxa" w:w="7931"/>
-            <w:tcBorders>
-              <w:top w:val="single" w:color="BFC7D5" w:sz="4"/>
-              <w:left w:val="single" w:color="BFC7D5" w:sz="4"/>
-              <w:bottom w:val="single" w:color="BFC7D5" w:sz="4"/>
-              <w:right w:val="single" w:color="BFC7D5" w:sz="4"/>
-            </w:tcBorders>
-            <w:shd w:fill="F7F9FC" w:color="auto" w:val="clear"/>
-            <w:tcMar>
-              <w:top w:type="dxa" w:w="60"/>
-              <w:left w:type="dxa" w:w="90"/>
-              <w:bottom w:type="dxa" w:w="60"/>
-              <w:right w:type="dxa" w:w="90"/>
-            </w:tcMar>
-          </w:tcPr>
-          <w:p>
-            <w:pPr>
-              <w:jc w:val="left"/>
-            </w:pPr>
-            <w:r>
-              <w:rPr>
-                <w:sz w:val="18"/>
-                <w:szCs w:val="18"/>
-              </w:rPr>
-              <w:t xml:space="preserve">Koi nahi. 4× sampling + har pick pe ek matrix product</w:t>
-            </w:r>
-          </w:p>
-        </w:tc>
-      </w:tr>
-      <w:tr>
-        <w:tc>
-          <w:tcPr>
-            <w:tcW w:type="dxa" w:w="1707"/>
-            <w:tcBorders>
-              <w:top w:val="single" w:color="BFC7D5" w:sz="4"/>
-              <w:left w:val="single" w:color="BFC7D5" w:sz="4"/>
-              <w:bottom w:val="single" w:color="BFC7D5" w:sz="4"/>
-              <w:right w:val="single" w:color="BFC7D5" w:sz="4"/>
-            </w:tcBorders>
-            <w:shd w:fill="FFFFFF" w:color="auto" w:val="clear"/>
-            <w:tcMar>
-              <w:top w:type="dxa" w:w="60"/>
-              <w:left w:type="dxa" w:w="90"/>
-              <w:bottom w:type="dxa" w:w="60"/>
-              <w:right w:type="dxa" w:w="90"/>
-            </w:tcMar>
-          </w:tcPr>
-          <w:p>
-            <w:pPr>
-              <w:jc w:val="left"/>
-            </w:pPr>
-            <w:r>
-              <w:rPr>
-                <w:b/>
-                <w:bCs/>
-                <w:sz w:val="18"/>
-                <w:szCs w:val="18"/>
-              </w:rPr>
-              <w:t xml:space="preserve">Code</w:t>
-            </w:r>
-          </w:p>
-        </w:tc>
-        <w:tc>
-          <w:tcPr>
-            <w:tcW w:type="dxa" w:w="7931"/>
-            <w:tcBorders>
-              <w:top w:val="single" w:color="BFC7D5" w:sz="4"/>
-              <w:left w:val="single" w:color="BFC7D5" w:sz="4"/>
-              <w:bottom w:val="single" w:color="BFC7D5" w:sz="4"/>
-              <w:right w:val="single" w:color="BFC7D5" w:sz="4"/>
-            </w:tcBorders>
-            <w:shd w:fill="FFFFFF" w:color="auto" w:val="clear"/>
-            <w:tcMar>
-              <w:top w:type="dxa" w:w="60"/>
-              <w:left w:type="dxa" w:w="90"/>
-              <w:bottom w:type="dxa" w:w="60"/>
-              <w:right w:type="dxa" w:w="90"/>
-            </w:tcMar>
-          </w:tcPr>
-          <w:p>
-            <w:pPr>
-              <w:jc w:val="left"/>
-            </w:pPr>
-            <w:r>
-              <w:rPr>
-                <w:sz w:val="18"/>
-                <w:szCs w:val="18"/>
-              </w:rPr>
-              <w:t xml:space="preserve">HerdedGen (experiments/core.py:1470), federated_kme (core.py:1459)</w:t>
-            </w:r>
-          </w:p>
-        </w:tc>
-      </w:tr>
-    </w:tbl>
-    <w:p>
-      <w:pPr>
-        <w:spacing w:after="160"/>
-      </w:pPr>
-    </w:p>
-    <w:p>
-      <w:pPr>
-        <w:pStyle w:val="Heading2"/>
-        <w:keepNext/>
-        <w:spacing w:after="120" w:before="240"/>
-      </w:pPr>
-      <w:r>
-        <w:t xml:space="preserve">Result</w:t>
-      </w:r>
-    </w:p>
-    <w:p>
-      <w:pPr>
-        <w:pStyle w:val="ListParagraph"/>
-        <w:numPr>
-          <w:ilvl w:val="0"/>
-          <w:numId w:val="2"/>
-        </w:numPr>
-        <w:spacing w:after="60" w:line="264"/>
-      </w:pPr>
-      <w:r>
-        <w:t xml:space="preserve">MC ke upar: MNIST 92.31 → </w:t>
-      </w:r>
       <w:r>
         <w:rPr>
           <w:b/>
           <w:bCs/>
         </w:rPr>
-        <w:t xml:space="preserve">93.11 (+0.80)</w:t>
-      </w:r>
-      <w:r>
-        <w:t xml:space="preserve">, FMNIST 77.56 → </w:t>
-      </w:r>
-      <w:r>
-        <w:rPr>
-          <w:b/>
-          <w:bCs/>
-        </w:rPr>
-        <w:t xml:space="preserve">78.22 (+0.66)</w:t>
-      </w:r>
-      <w:r>
-        <w:t xml:space="preserve">.</w:t>
-      </w:r>
-    </w:p>
-    <w:p>
-      <w:pPr>
-        <w:pStyle w:val="ListParagraph"/>
-        <w:numPr>
-          <w:ilvl w:val="0"/>
-          <w:numId w:val="2"/>
-        </w:numPr>
-        <w:spacing w:after="60" w:line="264"/>
-      </w:pPr>
-      <w:r>
-        <w:rPr>
-          <w:b/>
-          <w:bCs/>
-        </w:rPr>
-        <w:t xml:space="preserve">9 out of 9</w:t>
-      </w:r>
-      <w:r>
-        <w:t xml:space="preserve"> paired tests mein help kiya (p = 0.004).</w:t>
-      </w:r>
-    </w:p>
-    <w:p>
-      <w:pPr>
-        <w:pStyle w:val="ListParagraph"/>
-        <w:numPr>
-          <w:ilvl w:val="0"/>
-          <w:numId w:val="2"/>
-        </w:numPr>
-        <w:spacing w:after="60" w:line="264"/>
-      </w:pPr>
-      <w:r>
-        <w:t xml:space="preserve">Interesting: referee fidelity thodi giri (0.94 → 0.88). Ye achha hai: fake features ab real jitne "hard" hain, artificially easy nahi.</w:t>
-      </w:r>
-    </w:p>
-    <w:p>
-      <w:pPr>
-        <w:pStyle w:val="ListParagraph"/>
-        <w:numPr>
-          <w:ilvl w:val="0"/>
-          <w:numId w:val="2"/>
-        </w:numPr>
-        <w:spacing w:after="60" w:line="264"/>
-      </w:pPr>
-      <w:r>
-        <w:t xml:space="preserve">Source: Chen, Welling and Smola, Kernel Herding (UAI 2010); MMD: Gretton et al. (JMLR 2012).</w:t>
-      </w:r>
-    </w:p>
-    <w:p>
-      <w:pPr>
-        <w:pStyle w:val="Heading3"/>
-        <w:keepNext/>
-        <w:spacing w:after="80" w:before="180"/>
-      </w:pPr>
-      <w:r>
-        <w:t xml:space="preserve">Professor pooche to</w:t>
-      </w:r>
-    </w:p>
-    <w:p>
-      <w:pPr>
-        <w:spacing w:after="120" w:line="276"/>
-        <w:jc w:val="both"/>
-      </w:pPr>
-      <w:r>
-        <w:rPr>
-          <w:b/>
-          <w:bCs/>
-        </w:rPr>
-        <w:t xml:space="preserve">Q: Sirf zyada samples kyun nahi bana lete?</w:t>
-      </w:r>
-    </w:p>
-    <w:p>
-      <w:pPr>
-        <w:spacing w:after="120" w:line="276"/>
-        <w:jc w:val="both"/>
-      </w:pPr>
-      <w:r>
-        <w:t xml:space="preserve">A: Zyada random samples se bhi wahi galat shape aati hai. Herding galat shape waale samples ko chhod deta hai.</w:t>
-      </w:r>
-    </w:p>
-    <w:p>
-      <w:pPr>
-        <w:spacing w:after="120" w:line="276"/>
-        <w:jc w:val="both"/>
-      </w:pPr>
-      <w:r>
-        <w:rPr>
-          <w:b/>
-          <w:bCs/>
-        </w:rPr>
-        <w:t xml:space="preserve">Q: Fingerprint ko train karna padta hai?</w:t>
-      </w:r>
-    </w:p>
-    <w:p>
-      <w:pPr>
-        <w:spacing w:after="120" w:line="276"/>
-        <w:jc w:val="both"/>
-      </w:pPr>
-      <w:r>
-        <w:t xml:space="preserve">A: Nahi. W aur b random fixed hain (seed), sab clients same map use karte hain.</w:t>
-      </w:r>
-    </w:p>
-    <w:tbl>
-      <w:tblPr>
-        <w:tblW w:type="dxa" w:w="9638"/>
-        <w:tblBorders>
-          <w:top w:val="single" w:color="auto" w:sz="4"/>
-          <w:left w:val="single" w:color="auto" w:sz="4"/>
-          <w:bottom w:val="single" w:color="auto" w:sz="4"/>
-          <w:right w:val="single" w:color="auto" w:sz="4"/>
-          <w:insideH w:val="single" w:color="auto" w:sz="4"/>
-          <w:insideV w:val="single" w:color="auto" w:sz="4"/>
-        </w:tblBorders>
-      </w:tblPr>
-      <w:tblGrid>
-        <w:gridCol w:w="9638"/>
-      </w:tblGrid>
-      <w:tr>
-        <w:tc>
-          <w:tcPr>
-            <w:tcW w:type="dxa" w:w="9638"/>
-            <w:tcBorders>
-              <w:top w:val="single" w:color="1C4E9A" w:sz="12"/>
-              <w:left w:val="single" w:color="BFC7D5" w:sz="4"/>
-              <w:bottom w:val="single" w:color="BFC7D5" w:sz="4"/>
-              <w:right w:val="single" w:color="BFC7D5" w:sz="4"/>
-            </w:tcBorders>
-            <w:shd w:fill="FFF8E6" w:color="auto" w:val="clear"/>
-            <w:tcMar>
-              <w:top w:type="dxa" w:w="120"/>
-              <w:left w:type="dxa" w:w="160"/>
-              <w:bottom w:type="dxa" w:w="120"/>
-              <w:right w:type="dxa" w:w="160"/>
-            </w:tcMar>
-          </w:tcPr>
-          <w:p>
-            <w:pPr>
-              <w:spacing w:after="80"/>
-            </w:pPr>
-            <w:r>
-              <w:rPr>
-                <w:b/>
-                <w:bCs/>
-                <w:color w:val="1C4E9A"/>
-              </w:rPr>
-              <w:t xml:space="preserve">Yaad rakhne wali baatein</w:t>
-            </w:r>
-          </w:p>
-          <w:p>
-            <w:pPr>
-              <w:spacing w:after="60"/>
-            </w:pPr>
-            <w:r>
-              <w:t xml:space="preserve">1) Mean + spread sahi, shape galat ho sakti hai → KH.</w:t>
-            </w:r>
-          </w:p>
-          <w:p>
-            <w:pPr>
-              <w:spacing w:after="60"/>
-            </w:pPr>
-            <w:r>
-              <w:t xml:space="preserve">2) 4n banao, n chuno, har pick 'missing' ko bharta hai.</w:t>
-            </w:r>
-          </w:p>
-          <w:p>
-            <w:pPr>
-              <w:spacing w:after="60"/>
-            </w:pPr>
-            <w:r>
-              <w:t xml:space="preserve">3) MMD kam = real accuracy ki guarantee (Lemma 1); 9/9 tests mein fayda.</w:t>
-            </w:r>
-          </w:p>
-        </w:tc>
-      </w:tr>
-    </w:tbl>
-    <w:p>
-      <w:pPr>
-        <w:spacing w:after="160"/>
-      </w:pPr>
-    </w:p>
-    <w:p>
-      <w:pPr>
-        <w:pStyle w:val="Heading1"/>
-        <w:pageBreakBefore/>
-        <w:spacing w:after="200"/>
-      </w:pPr>
-      <w:r>
-        <w:t xml:space="preserve">5. CSL: consensus soft labels</w:t>
-      </w:r>
-    </w:p>
-    <w:tbl>
-      <w:tblPr>
-        <w:tblW w:type="dxa" w:w="9638"/>
-        <w:tblBorders>
-          <w:top w:val="single" w:color="auto" w:sz="4"/>
-          <w:left w:val="single" w:color="auto" w:sz="4"/>
-          <w:bottom w:val="single" w:color="auto" w:sz="4"/>
-          <w:right w:val="single" w:color="auto" w:sz="4"/>
-          <w:insideH w:val="single" w:color="auto" w:sz="4"/>
-          <w:insideV w:val="single" w:color="auto" w:sz="4"/>
-        </w:tblBorders>
-      </w:tblPr>
-      <w:tblGrid>
-        <w:gridCol w:w="9638"/>
-      </w:tblGrid>
-      <w:tr>
-        <w:tc>
-          <w:tcPr>
-            <w:tcW w:type="dxa" w:w="9638"/>
-            <w:tcBorders>
-              <w:top w:val="single" w:color="1C4E9A" w:sz="12"/>
-              <w:left w:val="single" w:color="BFC7D5" w:sz="4"/>
-              <w:bottom w:val="single" w:color="BFC7D5" w:sz="4"/>
-              <w:right w:val="single" w:color="BFC7D5" w:sz="4"/>
-            </w:tcBorders>
-            <w:shd w:fill="EEF2F8" w:color="auto" w:val="clear"/>
-            <w:tcMar>
-              <w:top w:type="dxa" w:w="120"/>
-              <w:left w:type="dxa" w:w="160"/>
-              <w:bottom w:type="dxa" w:w="120"/>
-              <w:right w:type="dxa" w:w="160"/>
-            </w:tcMar>
-          </w:tcPr>
-          <w:p>
-            <w:pPr>
-              <w:spacing w:after="80"/>
-            </w:pPr>
-            <w:r>
-              <w:rPr>
-                <w:b/>
-                <w:bCs/>
-                <w:color w:val="1C4E9A"/>
-              </w:rPr>
-              <w:t xml:space="preserve">Ek line mein</w:t>
-            </w:r>
-          </w:p>
-          <w:p>
-            <w:pPr>
-              <w:spacing w:after="60"/>
-            </w:pPr>
-            <w:r>
-              <w:t xml:space="preserve">Fake sample ka training label sirf "ye class y hai" nahi, balki </w:t>
-            </w:r>
-            <w:r>
-              <w:rPr>
-                <w:b/>
-                <w:bCs/>
-              </w:rPr>
-              <w:t xml:space="preserve">aadha y + aadha sab 10 architectures ke heads ki average raay</w:t>
-            </w:r>
-            <w:r>
-              <w:t xml:space="preserve">.</w:t>
-            </w:r>
-          </w:p>
-        </w:tc>
-      </w:tr>
-    </w:tbl>
-    <w:p>
-      <w:pPr>
-        <w:spacing w:after="160"/>
-      </w:pPr>
-    </w:p>
-    <w:p>
-      <w:pPr>
-        <w:pStyle w:val="Heading2"/>
-        <w:keepNext/>
-        <w:spacing w:after="120" w:before="240"/>
-      </w:pPr>
-      <w:r>
-        <w:t xml:space="preserve">Problem kya tha</w:t>
-      </w:r>
-    </w:p>
-    <w:p>
-      <w:pPr>
-        <w:spacing w:after="120" w:line="276"/>
-        <w:jc w:val="both"/>
-      </w:pPr>
-      <w:r>
-        <w:t xml:space="preserve">Generator ne bola "ye 4 hai", lekin fake sample thoda 9 jaisa bhi lag sakta hai. One-hot label head ko 100 % confident hone pe majboor karta hai, chahe sample ambiguous ho. Aur 10 alag architectures ke heads ek doosre se kuch nahi seekhte.</w:t>
-      </w:r>
-    </w:p>
-    <w:p>
-      <w:pPr>
-        <w:pStyle w:val="Heading2"/>
-        <w:keepNext/>
-        <w:spacing w:after="120" w:before="240"/>
-      </w:pPr>
-      <w:r>
-        <w:t xml:space="preserve">Kaise kaam karta hai</w:t>
-      </w:r>
-    </w:p>
-    <w:p>
-      <w:pPr>
-        <w:pStyle w:val="ListParagraph"/>
-        <w:numPr>
-          <w:ilvl w:val="0"/>
-          <w:numId w:val="2"/>
-        </w:numPr>
-        <w:spacing w:after="60" w:line="264"/>
-      </w:pPr>
-      <w:r>
-        <w:rPr>
-          <w:b/>
-          <w:bCs/>
-        </w:rPr>
-        <w:t xml:space="preserve">Step 1:</w:t>
-      </w:r>
-      <w:r>
-        <w:t xml:space="preserve"> har round server ek shared fake pool banata hai (PC-VAE → MC → KH).</w:t>
-      </w:r>
-    </w:p>
-    <w:p>
-      <w:pPr>
-        <w:pStyle w:val="ListParagraph"/>
-        <w:numPr>
-          <w:ilvl w:val="0"/>
-          <w:numId w:val="2"/>
-        </w:numPr>
-        <w:spacing w:after="60" w:line="264"/>
-      </w:pPr>
-      <w:r>
-        <w:rPr>
-          <w:b/>
-          <w:bCs/>
-        </w:rPr>
-        <w:t xml:space="preserve">Step 2:</w:t>
-      </w:r>
-      <w:r>
-        <w:t xml:space="preserve"> har client ka head pool pe softmax predict karta hai. Clients sirf </w:t>
-      </w:r>
-      <w:r>
-        <w:rPr>
-          <w:b/>
-          <w:bCs/>
-        </w:rPr>
-        <w:t xml:space="preserve">prediction ka sum</w:t>
-      </w:r>
-      <w:r>
-        <w:t xml:space="preserve"> bhejte hain (≈ 24 KB per fake epoch).</w:t>
-      </w:r>
-    </w:p>
-    <w:p>
-      <w:pPr>
-        <w:pStyle w:val="ListParagraph"/>
-        <w:numPr>
-          <w:ilvl w:val="0"/>
-          <w:numId w:val="2"/>
-        </w:numPr>
-        <w:spacing w:after="60" w:line="264"/>
-      </w:pPr>
-      <w:r>
-        <w:rPr>
-          <w:b/>
-          <w:bCs/>
-        </w:rPr>
-        <w:t xml:space="preserve">Step 3:</w:t>
-      </w:r>
-      <w:r>
-        <w:t xml:space="preserve"> consensus = 10 architectures ka average softmax.</w:t>
-      </w:r>
-    </w:p>
-    <w:p>
-      <w:pPr>
-        <w:pStyle w:val="ListParagraph"/>
-        <w:numPr>
-          <w:ilvl w:val="0"/>
-          <w:numId w:val="2"/>
-        </w:numPr>
-        <w:spacing w:after="60" w:line="264"/>
-      </w:pPr>
-      <w:r>
-        <w:rPr>
-          <w:b/>
-          <w:bCs/>
-        </w:rPr>
-        <w:t xml:space="preserve">Step 4:</w:t>
-      </w:r>
-      <w:r>
-        <w:t xml:space="preserve"> target t = 0.5 · one-hot(y) + 0.5 · consensus. Loss = soft cross-entropy: −Σ t · log p.</w:t>
-      </w:r>
-    </w:p>
-    <w:p>
-      <w:pPr>
-        <w:spacing w:after="120" w:before="80"/>
+        <w:t xml:space="preserve">Matlab:</w:t>
+      </w:r>
+      <w:r>
+        <w:t xml:space="preserve"> GeFL-F ka fake class 9 doosri classes ke upar pada hai (grey blob). PC-VAE class ke upar hai lekin bahut sikuda hua (too narrow). MC aur KH usse real class jitna phaila dete hain.</w:t>
+      </w:r>
+    </w:p>
+    <w:p>
+      <w:pPr>
+        <w:spacing w:after="60" w:before="120"/>
         <w:jc w:val="center"/>
       </w:pPr>
       <w:r>
         <w:drawing>
           <wp:inline distT="0" distB="0" distL="0" distR="0">
-            <wp:extent cx="4095750" cy="581025"/>
+            <wp:extent cx="5715000" cy="2657475"/>
             <wp:effectExtent t="0" r="0" b="0" l="0"/>
-            <wp:docPr id="10" name="eq_csl" descr="equation" title="eq_csl"/>
+            <wp:docPr id="10" name="ev06_separability.png" descr="Class mean kitna class pehchanta hai: F aur nearest-mean accuracy." title="ev06_separability.png"/>
             <wp:cNvGraphicFramePr>
               <a:graphicFrameLocks xmlns:a="http://schemas.openxmlformats.org/drawingml/2006/main" noChangeAspect="1"/>
             </wp:cNvGraphicFramePr>
@@ -7252,7 +5234,7 @@
                   <pic:spPr bwMode="auto">
                     <a:xfrm>
                       <a:off x="0" y="0"/>
-                      <a:ext cx="4095750" cy="581025"/>
+                      <a:ext cx="5715000" cy="2657475"/>
                     </a:xfrm>
                     <a:prstGeom prst="rect">
                       <a:avLst/>
@@ -7267,15 +5249,370 @@
     </w:p>
     <w:p>
       <w:pPr>
-        <w:spacing w:after="60" w:before="120"/>
+        <w:spacing w:after="220"/>
+        <w:jc w:val="center"/>
+      </w:pPr>
+      <w:r>
+        <w:rPr>
+          <w:i/>
+          <w:iCs/>
+          <w:color w:val="5B6676"/>
+          <w:sz w:val="18"/>
+          <w:szCs w:val="18"/>
+        </w:rPr>
+        <w:t xml:space="preserve">Class mean kitna class pehchanta hai: F aur nearest-mean accuracy.</w:t>
+      </w:r>
+    </w:p>
+    <w:p>
+      <w:pPr>
+        <w:spacing w:after="120" w:line="276"/>
+        <w:jc w:val="both"/>
+      </w:pPr>
+      <w:r>
+        <w:rPr>
+          <w:b/>
+          <w:bCs/>
+        </w:rPr>
+        <w:t xml:space="preserve">Matlab:</w:t>
+      </w:r>
+      <w:r>
+        <w:t xml:space="preserve"> sirf class mean se class pehchanne ki accuracy: MNIST 81 %, FMNIST 69 %, CIFAR-10 40 %, SVHN 13 % (chance 10 %). Figure ke neeche waale 4 panels mein X = class means: MNIST/FMNIST pe door-door, CIFAR-10 pe thode paas, SVHN pe sab ek jagah. Isliye PC-VAE MNIST/FMNIST pe sabse achha, CIFAR pe theek, SVHN pe kamzor.</w:t>
+      </w:r>
+    </w:p>
+    <w:p>
+      <w:pPr>
+        <w:pStyle w:val="Heading3"/>
+        <w:keepNext/>
+        <w:spacing w:after="80" w:before="180"/>
+      </w:pPr>
+      <w:r>
+        <w:t xml:space="preserve">Professor pooche to</w:t>
+      </w:r>
+    </w:p>
+    <w:p>
+      <w:pPr>
+        <w:spacing w:after="120" w:line="276"/>
+        <w:jc w:val="both"/>
+      </w:pPr>
+      <w:r>
+        <w:rPr>
+          <w:b/>
+          <w:bCs/>
+        </w:rPr>
+        <w:t xml:space="preserve">Q: Idea kahan se aaya?</w:t>
+      </w:r>
+    </w:p>
+    <w:p>
+      <w:pPr>
+        <w:spacing w:after="120" w:line="276"/>
+        <w:jc w:val="both"/>
+      </w:pPr>
+      <w:r>
+        <w:t xml:space="preserve">A: FedProto (Tan et al., AAAI 2022) class prototypes share karta hai. Hum prototype ko generator ki conditioning bana rahe hain aur residual seekh rahe hain.</w:t>
+      </w:r>
+    </w:p>
+    <w:p>
+      <w:pPr>
+        <w:spacing w:after="120" w:line="276"/>
+        <w:jc w:val="both"/>
+      </w:pPr>
+      <w:r>
+        <w:rPr>
+          <w:b/>
+          <w:bCs/>
+        </w:rPr>
+        <w:t xml:space="preserve">Q: SVHN pe kyun kaam nahi karta?</w:t>
+      </w:r>
+    </w:p>
+    <w:p>
+      <w:pPr>
+        <w:spacing w:after="120" w:line="276"/>
+        <w:jc w:val="both"/>
+      </w:pPr>
+      <w:r>
+        <w:t xml:space="preserve">A: SVHN ke class means almost same hain (nearest-mean accuracy 12 %, chance 10 %). Mean se class pehchani hi nahi jaati. Ye humari limitation hai, future scope mein fix hai.</w:t>
+      </w:r>
+    </w:p>
+    <w:tbl>
+      <w:tblPr>
+        <w:tblW w:type="dxa" w:w="9638"/>
+        <w:tblBorders>
+          <w:top w:val="single" w:color="auto" w:sz="4"/>
+          <w:left w:val="single" w:color="auto" w:sz="4"/>
+          <w:bottom w:val="single" w:color="auto" w:sz="4"/>
+          <w:right w:val="single" w:color="auto" w:sz="4"/>
+          <w:insideH w:val="single" w:color="auto" w:sz="4"/>
+          <w:insideV w:val="single" w:color="auto" w:sz="4"/>
+        </w:tblBorders>
+      </w:tblPr>
+      <w:tblGrid>
+        <w:gridCol w:w="9638"/>
+      </w:tblGrid>
+      <w:tr>
+        <w:tc>
+          <w:tcPr>
+            <w:tcW w:type="dxa" w:w="9638"/>
+            <w:tcBorders>
+              <w:top w:val="single" w:color="1C4E9A" w:sz="12"/>
+              <w:left w:val="single" w:color="BFC7D5" w:sz="4"/>
+              <w:bottom w:val="single" w:color="BFC7D5" w:sz="4"/>
+              <w:right w:val="single" w:color="BFC7D5" w:sz="4"/>
+            </w:tcBorders>
+            <w:shd w:fill="FFF8E6" w:color="auto" w:val="clear"/>
+            <w:tcMar>
+              <w:top w:type="dxa" w:w="120"/>
+              <w:left w:type="dxa" w:w="160"/>
+              <w:bottom w:type="dxa" w:w="120"/>
+              <w:right w:type="dxa" w:w="160"/>
+            </w:tcMar>
+          </w:tcPr>
+          <w:p>
+            <w:pPr>
+              <w:spacing w:after="80"/>
+            </w:pPr>
+            <w:r>
+              <w:rPr>
+                <w:b/>
+                <w:bCs/>
+                <w:color w:val="1C4E9A"/>
+              </w:rPr>
+              <w:t xml:space="preserve">Yaad rakhne wali baatein</w:t>
+            </w:r>
+          </w:p>
+          <w:p>
+            <w:pPr>
+              <w:spacing w:after="60"/>
+            </w:pPr>
+            <w:r>
+              <w:t xml:space="preserve">1) Problem: learned row w_y + FedAvg + weight decay = rare row shrink.</w:t>
+            </w:r>
+          </w:p>
+          <w:p>
+            <w:pPr>
+              <w:spacing w:after="60"/>
+            </w:pPr>
+            <w:r>
+              <w:t xml:space="preserve">2) Fix: row hatao, exact mean m_y se condition karo, output = m_y + residual.</w:t>
+            </w:r>
+          </w:p>
+          <w:p>
+            <w:pPr>
+              <w:spacing w:after="60"/>
+            </w:pPr>
+            <w:r>
+              <w:t xml:space="preserve">3) Rare-class fidelity 11 % → 91 % (MNIST).</w:t>
+            </w:r>
+          </w:p>
+        </w:tc>
+      </w:tr>
+    </w:tbl>
+    <w:p>
+      <w:pPr>
+        <w:spacing w:after="160"/>
+      </w:pPr>
+    </w:p>
+    <w:p>
+      <w:pPr>
+        <w:pStyle w:val="Heading1"/>
+        <w:pageBreakBefore/>
+        <w:spacing w:after="200"/>
+      </w:pPr>
+      <w:r>
+        <w:t xml:space="preserve">3. MC: moment correction</w:t>
+      </w:r>
+    </w:p>
+    <w:tbl>
+      <w:tblPr>
+        <w:tblW w:type="dxa" w:w="9638"/>
+        <w:tblBorders>
+          <w:top w:val="single" w:color="auto" w:sz="4"/>
+          <w:left w:val="single" w:color="auto" w:sz="4"/>
+          <w:bottom w:val="single" w:color="auto" w:sz="4"/>
+          <w:right w:val="single" w:color="auto" w:sz="4"/>
+          <w:insideH w:val="single" w:color="auto" w:sz="4"/>
+          <w:insideV w:val="single" w:color="auto" w:sz="4"/>
+        </w:tblBorders>
+      </w:tblPr>
+      <w:tblGrid>
+        <w:gridCol w:w="9638"/>
+      </w:tblGrid>
+      <w:tr>
+        <w:tc>
+          <w:tcPr>
+            <w:tcW w:type="dxa" w:w="9638"/>
+            <w:tcBorders>
+              <w:top w:val="single" w:color="1C4E9A" w:sz="12"/>
+              <w:left w:val="single" w:color="BFC7D5" w:sz="4"/>
+              <w:bottom w:val="single" w:color="BFC7D5" w:sz="4"/>
+              <w:right w:val="single" w:color="BFC7D5" w:sz="4"/>
+            </w:tcBorders>
+            <w:shd w:fill="EEF2F8" w:color="auto" w:val="clear"/>
+            <w:tcMar>
+              <w:top w:type="dxa" w:w="120"/>
+              <w:left w:type="dxa" w:w="160"/>
+              <w:bottom w:type="dxa" w:w="120"/>
+              <w:right w:type="dxa" w:w="160"/>
+            </w:tcMar>
+          </w:tcPr>
+          <w:p>
+            <w:pPr>
+              <w:spacing w:after="80"/>
+            </w:pPr>
+            <w:r>
+              <w:rPr>
+                <w:b/>
+                <w:bCs/>
+                <w:color w:val="1C4E9A"/>
+              </w:rPr>
+              <w:t xml:space="preserve">Ek line mein</w:t>
+            </w:r>
+          </w:p>
+          <w:p>
+            <w:pPr>
+              <w:spacing w:after="60"/>
+            </w:pPr>
+            <w:r>
+              <w:t xml:space="preserve">Har class ke fake samples ko </w:t>
+            </w:r>
+            <w:r>
+              <w:rPr>
+                <w:b/>
+                <w:bCs/>
+              </w:rPr>
+              <w:t xml:space="preserve">shift aur stretch</w:t>
+            </w:r>
+            <w:r>
+              <w:t xml:space="preserve"> karo taaki unka </w:t>
+            </w:r>
+            <w:r>
+              <w:rPr>
+                <w:b/>
+                <w:bCs/>
+              </w:rPr>
+              <w:t xml:space="preserve">mean</w:t>
+            </w:r>
+            <w:r>
+              <w:t xml:space="preserve"> aur </w:t>
+            </w:r>
+            <w:r>
+              <w:rPr>
+                <w:b/>
+                <w:bCs/>
+              </w:rPr>
+              <w:t xml:space="preserve">spread</w:t>
+            </w:r>
+            <w:r>
+              <w:t xml:space="preserve"> bilkul real class ke barabar ho jaaye.</w:t>
+            </w:r>
+          </w:p>
+        </w:tc>
+      </w:tr>
+    </w:tbl>
+    <w:p>
+      <w:pPr>
+        <w:spacing w:after="160"/>
+      </w:pPr>
+    </w:p>
+    <w:p>
+      <w:pPr>
+        <w:pStyle w:val="Heading2"/>
+        <w:keepNext/>
+        <w:spacing w:after="120" w:before="240"/>
+      </w:pPr>
+      <w:r>
+        <w:t xml:space="preserve">Problem kya tha</w:t>
+      </w:r>
+    </w:p>
+    <w:p>
+      <w:pPr>
+        <w:spacing w:after="120" w:line="276"/>
+        <w:jc w:val="both"/>
+      </w:pPr>
+      <w:r>
+        <w:t xml:space="preserve">VAE ke samples "too clean" hote hain: sab mean ke paas, variety kam (under-dispersed). Aur rare class ka mean thoda idhar-udhar ho sakta hai. Head agar too-clean fake data pe train hua, to real data ki variety pe confuse hota hai.</w:t>
+      </w:r>
+    </w:p>
+    <w:p>
+      <w:pPr>
+        <w:pStyle w:val="Heading2"/>
+        <w:keepNext/>
+        <w:spacing w:after="120" w:before="240"/>
+      </w:pPr>
+      <w:r>
+        <w:t xml:space="preserve">Kaise kaam karta hai</w:t>
+      </w:r>
+    </w:p>
+    <w:p>
+      <w:pPr>
+        <w:pStyle w:val="ListParagraph"/>
+        <w:numPr>
+          <w:ilvl w:val="0"/>
+          <w:numId w:val="2"/>
+        </w:numPr>
+        <w:spacing w:after="60" w:line="264"/>
+      </w:pPr>
+      <w:r>
+        <w:rPr>
+          <w:b/>
+          <w:bCs/>
+        </w:rPr>
+        <w:t xml:space="preserve">Step 1:</w:t>
+      </w:r>
+      <w:r>
+        <w:t xml:space="preserve"> class c ke 500 fake samples banao. Unka mean m̃_c aur spread Ṽ_c nikalo.</w:t>
+      </w:r>
+    </w:p>
+    <w:p>
+      <w:pPr>
+        <w:pStyle w:val="ListParagraph"/>
+        <w:numPr>
+          <w:ilvl w:val="0"/>
+          <w:numId w:val="2"/>
+        </w:numPr>
+        <w:spacing w:after="60" w:line="264"/>
+      </w:pPr>
+      <w:r>
+        <w:rPr>
+          <w:b/>
+          <w:bCs/>
+        </w:rPr>
+        <w:t xml:space="preserve">Step 2:</w:t>
+      </w:r>
+      <w:r>
+        <w:t xml:space="preserve"> scale s_c = √(V_c / Ṽ_c) (0.1 se 10 ke beech clamp). V_c exact real spread hai (Section 1).</w:t>
+      </w:r>
+    </w:p>
+    <w:p>
+      <w:pPr>
+        <w:pStyle w:val="ListParagraph"/>
+        <w:numPr>
+          <w:ilvl w:val="0"/>
+          <w:numId w:val="2"/>
+        </w:numPr>
+        <w:spacing w:after="60" w:line="264"/>
+      </w:pPr>
+      <w:r>
+        <w:rPr>
+          <w:b/>
+          <w:bCs/>
+        </w:rPr>
+        <w:t xml:space="preserve">Step 3:</w:t>
+      </w:r>
+      <w:r>
+        <w:t xml:space="preserve"> ab har naya fake sample x:  x′ = ReLU( m_c + s_c · (x − m̃_c) ).</w:t>
+      </w:r>
+    </w:p>
+    <w:p>
+      <w:pPr>
+        <w:spacing w:after="120" w:before="80"/>
         <w:jc w:val="center"/>
       </w:pPr>
       <w:r>
         <w:drawing>
           <wp:inline distT="0" distB="0" distL="0" distR="0">
-            <wp:extent cx="5715000" cy="2628900"/>
+            <wp:extent cx="5715000" cy="381000"/>
             <wp:effectExtent t="0" r="0" b="0" l="0"/>
-            <wp:docPr id="11" name="f14_round3.png" descr="Ek Stage III round: pool → consensus → 10 fake epochs → 5 real epochs → upload." title="f14_round3.png"/>
+            <wp:docPr id="11" name="eq_mc" descr="equation" title="eq_mc"/>
             <wp:cNvGraphicFramePr>
               <a:graphicFrameLocks xmlns:a="http://schemas.openxmlformats.org/drawingml/2006/main" noChangeAspect="1"/>
             </wp:cNvGraphicFramePr>
@@ -7298,7 +5635,7 @@
                   <pic:spPr bwMode="auto">
                     <a:xfrm>
                       <a:off x="0" y="0"/>
-                      <a:ext cx="5715000" cy="2628900"/>
+                      <a:ext cx="5715000" cy="381000"/>
                     </a:xfrm>
                     <a:prstGeom prst="rect">
                       <a:avLst/>
@@ -7313,22 +5650,6 @@
     </w:p>
     <w:p>
       <w:pPr>
-        <w:spacing w:after="220"/>
-        <w:jc w:val="center"/>
-      </w:pPr>
-      <w:r>
-        <w:rPr>
-          <w:i/>
-          <w:iCs/>
-          <w:color w:val="5B6676"/>
-          <w:sz w:val="18"/>
-          <w:szCs w:val="18"/>
-        </w:rPr>
-        <w:t xml:space="preserve">Ek Stage III round: pool → consensus → 10 fake epochs → 5 real epochs → upload.</w:t>
-      </w:r>
-    </w:p>
-    <w:p>
-      <w:pPr>
         <w:pStyle w:val="Heading2"/>
         <w:keepNext/>
         <w:spacing w:after="120" w:before="240"/>
@@ -7343,7 +5664,7 @@
         <w:jc w:val="both"/>
       </w:pPr>
       <w:r>
-        <w:t xml:space="preserve">Exam ki answer key (generator ka label) kabhi kabhi galat bhi hoti hai. Agar 10 alag tarah se padhne waale achhe students ka average answer bhi dekho, to galti cancel ho jaati hai. CSL = aadha answer key, aadha in 10 students ki raay.</w:t>
+        <w:t xml:space="preserve">Marks normalisation jaisa: ek section ke marks ka average 60 aur spread kam hai, board ka average 70 aur spread zyada. Har student ke marks se section ka average ghatao, stretch karo, board ka average jodo. Ranking (shape) same rehti hai, bas centre aur width sahi ho jaate hain.</w:t>
       </w:r>
     </w:p>
     <w:p>
@@ -7353,67 +5674,26 @@
         <w:spacing w:after="120" w:before="240"/>
       </w:pPr>
       <w:r>
-        <w:t xml:space="preserve">Kyun kaam karta hai</w:t>
-      </w:r>
-    </w:p>
-    <w:p>
-      <w:pPr>
-        <w:pStyle w:val="ListParagraph"/>
-        <w:numPr>
-          <w:ilvl w:val="0"/>
-          <w:numId w:val="2"/>
-        </w:numPr>
-        <w:spacing w:after="60" w:line="264"/>
-      </w:pPr>
+        <w:t xml:space="preserve">Kyun ye hi formula (Proposition 3)</w:t>
+      </w:r>
+    </w:p>
+    <w:p>
+      <w:pPr>
+        <w:spacing w:after="120" w:line="276"/>
+        <w:jc w:val="both"/>
+      </w:pPr>
+      <w:r>
+        <w:t xml:space="preserve">Aise bahut saare maps hain jo exact mean aur spread de dein. Humara map unme se wo hai jo samples ko </w:t>
+      </w:r>
       <w:r>
         <w:rPr>
           <w:b/>
           <w:bCs/>
         </w:rPr>
-        <w:t xml:space="preserve">Ensemble:</w:t>
-      </w:r>
-      <w:r>
-        <w:t xml:space="preserve"> alag architectures alag galtiyan karte hain, average mein cancel hoti hain (knowledge distillation, FedDF).</w:t>
-      </w:r>
-    </w:p>
-    <w:p>
-      <w:pPr>
-        <w:pStyle w:val="ListParagraph"/>
-        <w:numPr>
-          <w:ilvl w:val="0"/>
-          <w:numId w:val="2"/>
-        </w:numPr>
-        <w:spacing w:after="60" w:line="264"/>
-      </w:pPr>
-      <w:r>
-        <w:rPr>
-          <w:b/>
-          <w:bCs/>
-        </w:rPr>
-        <w:t xml:space="preserve">Soft label:</w:t>
-      </w:r>
-      <w:r>
-        <w:t xml:space="preserve"> "70 % 4, 20 % 9" jaisi info class similarity sikhati hai (dark knowledge), aur label smoothing jaisa regularise karti hai.</w:t>
-      </w:r>
-    </w:p>
-    <w:p>
-      <w:pPr>
-        <w:pStyle w:val="ListParagraph"/>
-        <w:numPr>
-          <w:ilvl w:val="0"/>
-          <w:numId w:val="2"/>
-        </w:numPr>
-        <w:spacing w:after="60" w:line="264"/>
-      </w:pPr>
-      <w:r>
-        <w:rPr>
-          <w:b/>
-          <w:bCs/>
-        </w:rPr>
-        <w:t xml:space="preserve">β = 0.5:</w:t>
-      </w:r>
-      <w:r>
-        <w:t xml:space="preserve"> sirf consensus (β = 1) pe heads khud ki galti copy karte hain; aadha label rakhne se bias aur variance balance hote hain. Test mein β = 0.5 &gt; β = 1.</w:t>
+        <w:t xml:space="preserve">sabse kam hilata hai</w:t>
+      </w:r>
+      <w:r>
+        <w:t xml:space="preserve"> (E‖T(X) − X‖² minimum). Proof Cauchy–Schwarz se: cross term maximum tab hota hai jab naya sample purane ka scaled version ho. Matlab correction ho jaata hai, aur generator ne jo shape seekhi thi wo kharab nahi hoti.</w:t>
       </w:r>
     </w:p>
     <w:p>
@@ -7572,7 +5852,7 @@
                 <w:sz w:val="18"/>
                 <w:szCs w:val="18"/>
               </w:rPr>
-              <w:t xml:space="preserve">Stage III, synthetic phase, har round</w:t>
+              <w:t xml:space="preserve">Stage II ke baad, Stage III se pehle; sampler ke andar (generator ke upar ek wrapper)</w:t>
             </w:r>
           </w:p>
         </w:tc>
@@ -7636,7 +5916,7 @@
                 <w:sz w:val="18"/>
                 <w:szCs w:val="18"/>
               </w:rPr>
-              <w:t xml:space="preserve">Clients predict karte hain, server sums jodta hai (secure aggregation)</w:t>
+              <w:t xml:space="preserve">Server (jiske paas generator aur statistics hain)</w:t>
             </w:r>
           </w:p>
         </w:tc>
@@ -7670,7 +5950,7 @@
                 <w:sz w:val="18"/>
                 <w:szCs w:val="18"/>
               </w:rPr>
-              <w:t xml:space="preserve">Communication</w:t>
+              <w:t xml:space="preserve">Training</w:t>
             </w:r>
           </w:p>
         </w:tc>
@@ -7700,7 +5980,7 @@
                 <w:sz w:val="18"/>
                 <w:szCs w:val="18"/>
               </w:rPr>
-              <w:t xml:space="preserve">≈ 24 KB per fake epoch; real data pe koi output share nahi hota</w:t>
+              <w:t xml:space="preserve">Koi nahi. Har class ke liye sirf 2 cheezein: shift (m̃_c → m_c) aur scale s_c</w:t>
             </w:r>
           </w:p>
         </w:tc>
@@ -7734,6 +6014,70 @@
                 <w:sz w:val="18"/>
                 <w:szCs w:val="18"/>
               </w:rPr>
+              <w:t xml:space="preserve">Input → output</w:t>
+            </w:r>
+          </w:p>
+        </w:tc>
+        <w:tc>
+          <w:tcPr>
+            <w:tcW w:type="dxa" w:w="7931"/>
+            <w:tcBorders>
+              <w:top w:val="single" w:color="BFC7D5" w:sz="4"/>
+              <w:left w:val="single" w:color="BFC7D5" w:sz="4"/>
+              <w:bottom w:val="single" w:color="BFC7D5" w:sz="4"/>
+              <w:right w:val="single" w:color="BFC7D5" w:sz="4"/>
+            </w:tcBorders>
+            <w:shd w:fill="F7F9FC" w:color="auto" w:val="clear"/>
+            <w:tcMar>
+              <w:top w:type="dxa" w:w="60"/>
+              <w:left w:type="dxa" w:w="90"/>
+              <w:bottom w:type="dxa" w:w="60"/>
+              <w:right w:type="dxa" w:w="90"/>
+            </w:tcMar>
+          </w:tcPr>
+          <w:p>
+            <w:pPr>
+              <w:jc w:val="left"/>
+            </w:pPr>
+            <w:r>
+              <w:rPr>
+                <w:sz w:val="18"/>
+                <w:szCs w:val="18"/>
+              </w:rPr>
+              <w:t xml:space="preserve">fake h̃ (3×16×16) → corrected h̃ (3×16×16)</w:t>
+            </w:r>
+          </w:p>
+        </w:tc>
+      </w:tr>
+      <w:tr>
+        <w:tc>
+          <w:tcPr>
+            <w:tcW w:type="dxa" w:w="1707"/>
+            <w:tcBorders>
+              <w:top w:val="single" w:color="BFC7D5" w:sz="4"/>
+              <w:left w:val="single" w:color="BFC7D5" w:sz="4"/>
+              <w:bottom w:val="single" w:color="BFC7D5" w:sz="4"/>
+              <w:right w:val="single" w:color="BFC7D5" w:sz="4"/>
+            </w:tcBorders>
+            <w:shd w:fill="FFFFFF" w:color="auto" w:val="clear"/>
+            <w:tcMar>
+              <w:top w:type="dxa" w:w="60"/>
+              <w:left w:type="dxa" w:w="90"/>
+              <w:bottom w:type="dxa" w:w="60"/>
+              <w:right w:type="dxa" w:w="90"/>
+            </w:tcMar>
+          </w:tcPr>
+          <w:p>
+            <w:pPr>
+              <w:jc w:val="left"/>
+            </w:pPr>
+            <w:r>
+              <w:rPr>
+                <w:b/>
+                <w:bCs/>
+                <w:sz w:val="18"/>
+                <w:szCs w:val="18"/>
+              </w:rPr>
               <w:t xml:space="preserve">Code</w:t>
             </w:r>
           </w:p>
@@ -7747,7 +6091,7 @@
               <w:bottom w:val="single" w:color="BFC7D5" w:sz="4"/>
               <w:right w:val="single" w:color="BFC7D5" w:sz="4"/>
             </w:tcBorders>
-            <w:shd w:fill="F7F9FC" w:color="auto" w:val="clear"/>
+            <w:shd w:fill="FFFFFF" w:color="auto" w:val="clear"/>
             <w:tcMar>
               <w:top w:type="dxa" w:w="60"/>
               <w:left w:type="dxa" w:w="90"/>
@@ -7764,7 +6108,7 @@
                 <w:sz w:val="18"/>
                 <w:szCs w:val="18"/>
               </w:rPr>
-              <w:t xml:space="preserve">stage_iii ka CSL block (experiments/core.py:1774)</w:t>
+              <w:t xml:space="preserve">MomentCalibratedGen (experiments/core.py:1516)</w:t>
             </w:r>
           </w:p>
         </w:tc>
@@ -7795,7 +6139,27 @@
         <w:spacing w:after="60" w:line="264"/>
       </w:pPr>
       <w:r>
-        <w:t xml:space="preserve">MNIST long tail +2.5 (87.89 → 90.40), FMNIST +0.6. IID mein bhi +0.5 to +0.8 (MNIST 96.82 vs 96.01; CIFAR-10 59.85 vs 59.10; SVHN 76.30 vs 75.82).</w:t>
+        <w:t xml:space="preserve">PC-VAE ke upar: MNIST 90.75 → </w:t>
+      </w:r>
+      <w:r>
+        <w:rPr>
+          <w:b/>
+          <w:bCs/>
+        </w:rPr>
+        <w:t xml:space="preserve">92.31 (+1.56)</w:t>
+      </w:r>
+      <w:r>
+        <w:t xml:space="preserve">, FMNIST 75.96 → </w:t>
+      </w:r>
+      <w:r>
+        <w:rPr>
+          <w:b/>
+          <w:bCs/>
+        </w:rPr>
+        <w:t xml:space="preserve">77.56 (+1.60)</w:t>
+      </w:r>
+      <w:r>
+        <w:t xml:space="preserve">.</w:t>
       </w:r>
     </w:p>
     <w:p>
@@ -7808,7 +6172,7 @@
         <w:spacing w:after="60" w:line="264"/>
       </w:pPr>
       <w:r>
-        <w:t xml:space="preserve">Bayesian CSL try kiya, fail hua (heads generator se hi seekhte hain to wo hamesha agree karte hain, ρ̂ → 0.999).</w:t>
+        <w:t xml:space="preserve">Optimal transport ka scalar case hai (Olkin and Pukelsheim, 1982).</w:t>
       </w:r>
     </w:p>
     <w:p>
@@ -7821,222 +6185,8 @@
         <w:spacing w:after="60" w:line="264"/>
       </w:pPr>
       <w:r>
-        <w:t xml:space="preserve">Source: FedMD (Li and Wang, 2019); FedDF (Lin et al., NeurIPS 2020).</w:t>
-      </w:r>
-    </w:p>
-    <w:p>
-      <w:pPr>
-        <w:pStyle w:val="Heading3"/>
-        <w:keepNext/>
-        <w:spacing w:after="80" w:before="180"/>
-      </w:pPr>
-      <w:r>
-        <w:t xml:space="preserve">Professor pooche to</w:t>
-      </w:r>
-    </w:p>
-    <w:p>
-      <w:pPr>
-        <w:spacing w:after="120" w:line="276"/>
-        <w:jc w:val="both"/>
-      </w:pPr>
-      <w:r>
-        <w:rPr>
-          <w:b/>
-          <w:bCs/>
-        </w:rPr>
-        <w:t xml:space="preserve">Q: Privacy?</w:t>
-      </w:r>
-    </w:p>
-    <w:p>
-      <w:pPr>
-        <w:spacing w:after="120" w:line="276"/>
-        <w:jc w:val="both"/>
-      </w:pPr>
-      <w:r>
-        <w:t xml:space="preserve">A: Sirf fake features pe predictions ka sum jaata hai. Real data ka kuch bhi nahi.</w:t>
-      </w:r>
-    </w:p>
-    <w:p>
-      <w:pPr>
-        <w:spacing w:after="120" w:line="276"/>
-        <w:jc w:val="both"/>
-      </w:pPr>
-      <w:r>
-        <w:rPr>
-          <w:b/>
-          <w:bCs/>
-        </w:rPr>
-        <w:t xml:space="preserve">Q: Consensus kis round ke heads se?</w:t>
-      </w:r>
-    </w:p>
-    <w:p>
-      <w:pPr>
-        <w:spacing w:after="120" w:line="276"/>
-        <w:jc w:val="both"/>
-      </w:pPr>
-      <w:r>
-        <w:t xml:space="preserve">A: Pichhle round ke averaged heads se, round ke shuru mein.</w:t>
-      </w:r>
-    </w:p>
-    <w:tbl>
-      <w:tblPr>
-        <w:tblW w:type="dxa" w:w="9638"/>
-        <w:tblBorders>
-          <w:top w:val="single" w:color="auto" w:sz="4"/>
-          <w:left w:val="single" w:color="auto" w:sz="4"/>
-          <w:bottom w:val="single" w:color="auto" w:sz="4"/>
-          <w:right w:val="single" w:color="auto" w:sz="4"/>
-          <w:insideH w:val="single" w:color="auto" w:sz="4"/>
-          <w:insideV w:val="single" w:color="auto" w:sz="4"/>
-        </w:tblBorders>
-      </w:tblPr>
-      <w:tblGrid>
-        <w:gridCol w:w="9638"/>
-      </w:tblGrid>
-      <w:tr>
-        <w:tc>
-          <w:tcPr>
-            <w:tcW w:type="dxa" w:w="9638"/>
-            <w:tcBorders>
-              <w:top w:val="single" w:color="1C4E9A" w:sz="12"/>
-              <w:left w:val="single" w:color="BFC7D5" w:sz="4"/>
-              <w:bottom w:val="single" w:color="BFC7D5" w:sz="4"/>
-              <w:right w:val="single" w:color="BFC7D5" w:sz="4"/>
-            </w:tcBorders>
-            <w:shd w:fill="FFF8E6" w:color="auto" w:val="clear"/>
-            <w:tcMar>
-              <w:top w:type="dxa" w:w="120"/>
-              <w:left w:type="dxa" w:w="160"/>
-              <w:bottom w:type="dxa" w:w="120"/>
-              <w:right w:type="dxa" w:w="160"/>
-            </w:tcMar>
-          </w:tcPr>
-          <w:p>
-            <w:pPr>
-              <w:spacing w:after="80"/>
-            </w:pPr>
-            <w:r>
-              <w:rPr>
-                <w:b/>
-                <w:bCs/>
-                <w:color w:val="1C4E9A"/>
-              </w:rPr>
-              <w:t xml:space="preserve">Yaad rakhne wali baatein</w:t>
-            </w:r>
-          </w:p>
-          <w:p>
-            <w:pPr>
-              <w:spacing w:after="60"/>
-            </w:pPr>
-            <w:r>
-              <w:t xml:space="preserve">1) Target = ½ one-hot + ½ sab architectures ka average.</w:t>
-            </w:r>
-          </w:p>
-          <w:p>
-            <w:pPr>
-              <w:spacing w:after="60"/>
-            </w:pPr>
-            <w:r>
-              <w:t xml:space="preserve">2) Galtiyan cancel + soft info + regularisation.</w:t>
-            </w:r>
-          </w:p>
-          <w:p>
-            <w:pPr>
-              <w:spacing w:after="60"/>
-            </w:pPr>
-            <w:r>
-              <w:t xml:space="preserve">3) +2.5 MNIST LT, IID mein bhi fayda.</w:t>
-            </w:r>
-          </w:p>
-        </w:tc>
-      </w:tr>
-    </w:tbl>
-    <w:p>
-      <w:pPr>
-        <w:spacing w:after="160"/>
-      </w:pPr>
-    </w:p>
-    <w:p>
-      <w:pPr>
-        <w:pStyle w:val="Heading1"/>
-        <w:pageBreakBefore/>
-        <w:spacing w:after="200"/>
-      </w:pPr>
-      <w:r>
-        <w:t xml:space="preserve">6. LA: logit adjustment (client ki skew hatao)</w:t>
-      </w:r>
-    </w:p>
-    <w:tbl>
-      <w:tblPr>
-        <w:tblW w:type="dxa" w:w="9638"/>
-        <w:tblBorders>
-          <w:top w:val="single" w:color="auto" w:sz="4"/>
-          <w:left w:val="single" w:color="auto" w:sz="4"/>
-          <w:bottom w:val="single" w:color="auto" w:sz="4"/>
-          <w:right w:val="single" w:color="auto" w:sz="4"/>
-          <w:insideH w:val="single" w:color="auto" w:sz="4"/>
-          <w:insideV w:val="single" w:color="auto" w:sz="4"/>
-        </w:tblBorders>
-      </w:tblPr>
-      <w:tblGrid>
-        <w:gridCol w:w="9638"/>
-      </w:tblGrid>
-      <w:tr>
-        <w:tc>
-          <w:tcPr>
-            <w:tcW w:type="dxa" w:w="9638"/>
-            <w:tcBorders>
-              <w:top w:val="single" w:color="1C4E9A" w:sz="12"/>
-              <w:left w:val="single" w:color="BFC7D5" w:sz="4"/>
-              <w:bottom w:val="single" w:color="BFC7D5" w:sz="4"/>
-              <w:right w:val="single" w:color="BFC7D5" w:sz="4"/>
-            </w:tcBorders>
-            <w:shd w:fill="EEF2F8" w:color="auto" w:val="clear"/>
-            <w:tcMar>
-              <w:top w:type="dxa" w:w="120"/>
-              <w:left w:type="dxa" w:w="160"/>
-              <w:bottom w:type="dxa" w:w="120"/>
-              <w:right w:type="dxa" w:w="160"/>
-            </w:tcMar>
-          </w:tcPr>
-          <w:p>
-            <w:pPr>
-              <w:spacing w:after="80"/>
-            </w:pPr>
-            <w:r>
-              <w:rPr>
-                <w:b/>
-                <w:bCs/>
-                <w:color w:val="1C4E9A"/>
-              </w:rPr>
-              <w:t xml:space="preserve">Ek line mein</w:t>
-            </w:r>
-          </w:p>
-          <w:p>
-            <w:pPr>
-              <w:spacing w:after="60"/>
-            </w:pPr>
-            <w:r>
-              <w:t xml:space="preserve">Real data pe training ke waqt logits mein </w:t>
-            </w:r>
-            <w:r>
-              <w:rPr>
-                <w:b/>
-                <w:bCs/>
-              </w:rPr>
-              <w:t xml:space="preserve">client ka apna log-prior</w:t>
-            </w:r>
-            <w:r>
-              <w:t xml:space="preserve"> jod do. Isse head apne data ki skew ("jab doubt ho, common class bolo") nahi seekhta.</w:t>
-            </w:r>
-          </w:p>
-        </w:tc>
-      </w:tr>
-    </w:tbl>
-    <w:p>
-      <w:pPr>
-        <w:spacing w:after="160"/>
-      </w:pPr>
+        <w:t xml:space="preserve">Limit: sirf total spread (ek number) match hota hai, poori covariance nahi. Covariance version (MC-S / MC-B) future scope hai.</w:t>
+      </w:r>
     </w:p>
     <w:p>
       <w:pPr>
@@ -8045,109 +6195,20 @@
         <w:spacing w:after="120" w:before="240"/>
       </w:pPr>
       <w:r>
-        <w:t xml:space="preserve">Problem kya tha</w:t>
-      </w:r>
-    </w:p>
-    <w:p>
-      <w:pPr>
-        <w:spacing w:after="120" w:line="276"/>
-        <w:jc w:val="both"/>
-      </w:pPr>
-      <w:r>
-        <w:t xml:space="preserve">Ek client ke paas 90 % class 0 hai. Uska head seekh leta hai "doubt ho to 0 bolo". Test set balanced hai, to rare classes ki recall gir jaati hai. GeFL-F mein fake epochs balanced hote hain, lekin uske baad ke </w:t>
-      </w:r>
-      <w:r>
-        <w:rPr>
-          <w:b/>
-          <w:bCs/>
-        </w:rPr>
-        <w:t xml:space="preserve">5 real epochs</w:t>
-      </w:r>
-      <w:r>
-        <w:t xml:space="preserve"> head ko wapas client ki skew ki taraf kheench lete hain.</w:t>
-      </w:r>
-    </w:p>
-    <w:p>
-      <w:pPr>
-        <w:pStyle w:val="Heading2"/>
-        <w:keepNext/>
-        <w:spacing w:after="120" w:before="240"/>
-      </w:pPr>
-      <w:r>
-        <w:t xml:space="preserve">Kaise kaam karta hai</w:t>
-      </w:r>
-    </w:p>
-    <w:p>
-      <w:pPr>
-        <w:pStyle w:val="ListParagraph"/>
-        <w:numPr>
-          <w:ilvl w:val="0"/>
-          <w:numId w:val="2"/>
-        </w:numPr>
-        <w:spacing w:after="60" w:line="264"/>
-      </w:pPr>
-      <w:r>
-        <w:rPr>
-          <w:b/>
-          <w:bCs/>
-        </w:rPr>
-        <w:t xml:space="preserve">Step 1:</w:t>
-      </w:r>
-      <w:r>
-        <w:t xml:space="preserve"> client apna prior nikalta hai: π_k(c) = (n_kc + 1) / Σ (n_kc + 1). +1 isliye ki zero class ka log −∞ na ho.</w:t>
-      </w:r>
-    </w:p>
-    <w:p>
-      <w:pPr>
-        <w:pStyle w:val="ListParagraph"/>
-        <w:numPr>
-          <w:ilvl w:val="0"/>
-          <w:numId w:val="2"/>
-        </w:numPr>
-        <w:spacing w:after="60" w:line="264"/>
-      </w:pPr>
-      <w:r>
-        <w:rPr>
-          <w:b/>
-          <w:bCs/>
-        </w:rPr>
-        <w:t xml:space="preserve">Step 2:</w:t>
-      </w:r>
-      <w:r>
-        <w:t xml:space="preserve"> training loss = CE( f(h) + τ · log π_k , y ), τ = 1.</w:t>
-      </w:r>
-    </w:p>
-    <w:p>
-      <w:pPr>
-        <w:pStyle w:val="ListParagraph"/>
-        <w:numPr>
-          <w:ilvl w:val="0"/>
-          <w:numId w:val="2"/>
-        </w:numPr>
-        <w:spacing w:after="60" w:line="264"/>
-      </w:pPr>
-      <w:r>
-        <w:rPr>
-          <w:b/>
-          <w:bCs/>
-        </w:rPr>
-        <w:t xml:space="preserve">Step 3:</w:t>
-      </w:r>
-      <w:r>
-        <w:t xml:space="preserve"> test pe sirf f(h) use karo (offset hata do).</w:t>
-      </w:r>
-    </w:p>
-    <w:p>
-      <w:pPr>
-        <w:spacing w:after="120" w:before="80"/>
+        <w:t xml:space="preserve">Proof: real data pe (3 seeds)</w:t>
+      </w:r>
+    </w:p>
+    <w:p>
+      <w:pPr>
+        <w:spacing w:after="60" w:before="120"/>
         <w:jc w:val="center"/>
       </w:pPr>
       <w:r>
         <w:drawing>
           <wp:inline distT="0" distB="0" distL="0" distR="0">
-            <wp:extent cx="2466975" cy="533400"/>
+            <wp:extent cx="5715000" cy="3333750"/>
             <wp:effectExtent t="0" r="0" b="0" l="0"/>
-            <wp:docPr id="12" name="eq_la" descr="equation" title="eq_la"/>
+            <wp:docPr id="12" name="ev03_moments.png" descr="Left: spread (1 = real). Right: class mean ki galti (0 = exact)." title="ev03_moments.png"/>
             <wp:cNvGraphicFramePr>
               <a:graphicFrameLocks xmlns:a="http://schemas.openxmlformats.org/drawingml/2006/main" noChangeAspect="1"/>
             </wp:cNvGraphicFramePr>
@@ -8170,7 +6231,7 @@
                   <pic:spPr bwMode="auto">
                     <a:xfrm>
                       <a:off x="0" y="0"/>
-                      <a:ext cx="2466975" cy="533400"/>
+                      <a:ext cx="5715000" cy="3333750"/>
                     </a:xfrm>
                     <a:prstGeom prst="rect">
                       <a:avLst/>
@@ -8185,12 +6246,18 @@
     </w:p>
     <w:p>
       <w:pPr>
-        <w:pStyle w:val="Heading2"/>
-        <w:keepNext/>
-        <w:spacing w:after="120" w:before="240"/>
-      </w:pPr>
-      <w:r>
-        <w:t xml:space="preserve">Kyun kaam karta hai</w:t>
+        <w:spacing w:after="220"/>
+        <w:jc w:val="center"/>
+      </w:pPr>
+      <w:r>
+        <w:rPr>
+          <w:i/>
+          <w:iCs/>
+          <w:color w:val="5B6676"/>
+          <w:sz w:val="18"/>
+          <w:szCs w:val="18"/>
+        </w:rPr>
+        <w:t xml:space="preserve">Left: spread (1 = real). Right: class mean ki galti (0 = exact).</w:t>
       </w:r>
     </w:p>
     <w:p>
@@ -8198,19 +6265,328 @@
         <w:spacing w:after="120" w:line="276"/>
         <w:jc w:val="both"/>
       </w:pPr>
-      <w:r>
-        <w:t xml:space="preserve">Bayes rule: p_train(y | x) ∝ p(x | y) · π(y). Training mein hum f + log π ko p_train(y|x) jaisa banate hain, to </w:t>
-      </w:r>
       <w:r>
         <w:rPr>
           <w:b/>
           <w:bCs/>
         </w:rPr>
-        <w:t xml:space="preserve">f khud</w:t>
-      </w:r>
-      <w:r>
-        <w:t xml:space="preserve"> sirf p(x | y) waala hissa seekhta hai, prior waala hissa log π sambhal leta hai. Test pe log π hatane ka matlab hai uniform prior pe predict karna, jo balanced test ke liye sahi hai.</w:t>
-      </w:r>
+        <w:t xml:space="preserve">Matlab:</w:t>
+      </w:r>
+      <w:r>
+        <w:t xml:space="preserve"> PC-VAE ka spread sirf 0.50 / 0.45 hai (samples sikude hue). MC ke baad 0.86 / 0.89, KH ke baad 0.95 / 0.98. Exact 1.0 nahi aata kyunki map ke baad ReLU negative values kaat deta hai, aur ye honest baat hai. Rare class ke mean ki galti 0.19 → 0.09 class std (MNIST).</w:t>
+      </w:r>
+    </w:p>
+    <w:p>
+      <w:pPr>
+        <w:spacing w:after="60" w:before="120"/>
+        <w:jc w:val="center"/>
+      </w:pPr>
+      <w:r>
+        <w:drawing>
+          <wp:inline distT="0" distB="0" distL="0" distR="0">
+            <wp:extent cx="5715000" cy="1895475"/>
+            <wp:effectExtent t="0" r="0" b="0" l="0"/>
+            <wp:docPr id="13" name="ev11_fake_separability.png" descr="Fake features ki class separability F; green band = real features." title="ev11_fake_separability.png"/>
+            <wp:cNvGraphicFramePr>
+              <a:graphicFrameLocks xmlns:a="http://schemas.openxmlformats.org/drawingml/2006/main" noChangeAspect="1"/>
+            </wp:cNvGraphicFramePr>
+            <a:graphic xmlns:a="http://schemas.openxmlformats.org/drawingml/2006/main">
+              <a:graphicData uri="http://schemas.openxmlformats.org/drawingml/2006/picture">
+                <pic:pic xmlns:pic="http://schemas.openxmlformats.org/drawingml/2006/picture">
+                  <pic:nvPicPr>
+                    <pic:cNvPr id="0" name="" descr=""/>
+                    <pic:cNvPicPr>
+                      <a:picLocks noChangeAspect="1" noChangeArrowheads="1"/>
+                    </pic:cNvPicPr>
+                  </pic:nvPicPr>
+                  <pic:blipFill>
+                    <a:blip r:embed="rId21" cstate="none"/>
+                    <a:srcRect/>
+                    <a:stretch>
+                      <a:fillRect/>
+                    </a:stretch>
+                  </pic:blipFill>
+                  <pic:spPr bwMode="auto">
+                    <a:xfrm>
+                      <a:off x="0" y="0"/>
+                      <a:ext cx="5715000" cy="1895475"/>
+                    </a:xfrm>
+                    <a:prstGeom prst="rect">
+                      <a:avLst/>
+                    </a:prstGeom>
+                  </pic:spPr>
+                </pic:pic>
+              </a:graphicData>
+            </a:graphic>
+          </wp:inline>
+        </w:drawing>
+      </w:r>
+    </w:p>
+    <w:p>
+      <w:pPr>
+        <w:spacing w:after="220"/>
+        <w:jc w:val="center"/>
+      </w:pPr>
+      <w:r>
+        <w:rPr>
+          <w:i/>
+          <w:iCs/>
+          <w:color w:val="5B6676"/>
+          <w:sz w:val="18"/>
+          <w:szCs w:val="18"/>
+        </w:rPr>
+        <w:t xml:space="preserve">Fake features ki class separability F; green band = real features.</w:t>
+      </w:r>
+    </w:p>
+    <w:p>
+      <w:pPr>
+        <w:spacing w:after="120" w:line="276"/>
+        <w:jc w:val="both"/>
+      </w:pPr>
+      <w:r>
+        <w:rPr>
+          <w:b/>
+          <w:bCs/>
+        </w:rPr>
+        <w:t xml:space="preserve">Matlab:</w:t>
+      </w:r>
+      <w:r>
+        <w:t xml:space="preserve"> GeFL-F ki fake classes ek doosre mein ghusi hain (F bahut kam). PC-VAE ki fake classes zaroorat se zyada alag hain (too clean, F 0.78 vs real 0.33). Head too-clean data pe aasaan cheez seekhta hai jo real pe kaam nahi aati. MC + KH ke baad F 0.35 / 0.62, real 0.33 / 0.61 ke almost barabar.</w:t>
+      </w:r>
+    </w:p>
+    <w:p>
+      <w:pPr>
+        <w:pStyle w:val="Heading3"/>
+        <w:keepNext/>
+        <w:spacing w:after="80" w:before="180"/>
+      </w:pPr>
+      <w:r>
+        <w:t xml:space="preserve">Professor pooche to</w:t>
+      </w:r>
+    </w:p>
+    <w:p>
+      <w:pPr>
+        <w:spacing w:after="120" w:line="276"/>
+        <w:jc w:val="both"/>
+      </w:pPr>
+      <w:r>
+        <w:rPr>
+          <w:b/>
+          <w:bCs/>
+        </w:rPr>
+        <w:t xml:space="preserve">Q: ReLU kyun lagaya?</w:t>
+      </w:r>
+    </w:p>
+    <w:p>
+      <w:pPr>
+        <w:spacing w:after="120" w:line="276"/>
+        <w:jc w:val="both"/>
+      </w:pPr>
+      <w:r>
+        <w:t xml:space="preserve">A: Real features ReLU ke baad aate hain, to negative nahi ho sakte. Fake features bhi wahi range mein rehne chahiye.</w:t>
+      </w:r>
+    </w:p>
+    <w:p>
+      <w:pPr>
+        <w:spacing w:after="120" w:line="276"/>
+        <w:jc w:val="both"/>
+      </w:pPr>
+      <w:r>
+        <w:rPr>
+          <w:b/>
+          <w:bCs/>
+        </w:rPr>
+        <w:t xml:space="preserve">Q: Spread ko scalar kyun rakha?</w:t>
+      </w:r>
+    </w:p>
+    <w:p>
+      <w:pPr>
+        <w:spacing w:after="120" w:line="276"/>
+        <w:jc w:val="both"/>
+      </w:pPr>
+      <w:r>
+        <w:t xml:space="preserve">A: Rare class ke sirf 24 samples hain; 768×768 covariance ka estimate bahut noisy hota. Scalar spread 24 samples se bhi stable hai.</w:t>
+      </w:r>
+    </w:p>
+    <w:tbl>
+      <w:tblPr>
+        <w:tblW w:type="dxa" w:w="9638"/>
+        <w:tblBorders>
+          <w:top w:val="single" w:color="auto" w:sz="4"/>
+          <w:left w:val="single" w:color="auto" w:sz="4"/>
+          <w:bottom w:val="single" w:color="auto" w:sz="4"/>
+          <w:right w:val="single" w:color="auto" w:sz="4"/>
+          <w:insideH w:val="single" w:color="auto" w:sz="4"/>
+          <w:insideV w:val="single" w:color="auto" w:sz="4"/>
+        </w:tblBorders>
+      </w:tblPr>
+      <w:tblGrid>
+        <w:gridCol w:w="9638"/>
+      </w:tblGrid>
+      <w:tr>
+        <w:tc>
+          <w:tcPr>
+            <w:tcW w:type="dxa" w:w="9638"/>
+            <w:tcBorders>
+              <w:top w:val="single" w:color="1C4E9A" w:sz="12"/>
+              <w:left w:val="single" w:color="BFC7D5" w:sz="4"/>
+              <w:bottom w:val="single" w:color="BFC7D5" w:sz="4"/>
+              <w:right w:val="single" w:color="BFC7D5" w:sz="4"/>
+            </w:tcBorders>
+            <w:shd w:fill="FFF8E6" w:color="auto" w:val="clear"/>
+            <w:tcMar>
+              <w:top w:type="dxa" w:w="120"/>
+              <w:left w:type="dxa" w:w="160"/>
+              <w:bottom w:type="dxa" w:w="120"/>
+              <w:right w:type="dxa" w:w="160"/>
+            </w:tcMar>
+          </w:tcPr>
+          <w:p>
+            <w:pPr>
+              <w:spacing w:after="80"/>
+            </w:pPr>
+            <w:r>
+              <w:rPr>
+                <w:b/>
+                <w:bCs/>
+                <w:color w:val="1C4E9A"/>
+              </w:rPr>
+              <w:t xml:space="preserve">Yaad rakhne wali baatein</w:t>
+            </w:r>
+          </w:p>
+          <w:p>
+            <w:pPr>
+              <w:spacing w:after="60"/>
+            </w:pPr>
+            <w:r>
+              <w:t xml:space="preserve">1) VAE samples too clean → MC unhe exact mean + spread pe le aata hai.</w:t>
+            </w:r>
+          </w:p>
+          <w:p>
+            <w:pPr>
+              <w:spacing w:after="60"/>
+            </w:pPr>
+            <w:r>
+              <w:t xml:space="preserve">2) Formula: x′ = m_c + √(V_c/Ṽ_c)(x − m̃_c), sabse kam movement.</w:t>
+            </w:r>
+          </w:p>
+          <w:p>
+            <w:pPr>
+              <w:spacing w:after="60"/>
+            </w:pPr>
+            <w:r>
+              <w:t xml:space="preserve">3) +1.6 points, koi training nahi.</w:t>
+            </w:r>
+          </w:p>
+        </w:tc>
+      </w:tr>
+    </w:tbl>
+    <w:p>
+      <w:pPr>
+        <w:spacing w:after="160"/>
+      </w:pPr>
+    </w:p>
+    <w:p>
+      <w:pPr>
+        <w:pStyle w:val="Heading1"/>
+        <w:pageBreakBefore/>
+        <w:spacing w:after="200"/>
+      </w:pPr>
+      <w:r>
+        <w:t xml:space="preserve">4. KH: kernel herding (fingerprint se samples chuno)</w:t>
+      </w:r>
+    </w:p>
+    <w:tbl>
+      <w:tblPr>
+        <w:tblW w:type="dxa" w:w="9638"/>
+        <w:tblBorders>
+          <w:top w:val="single" w:color="auto" w:sz="4"/>
+          <w:left w:val="single" w:color="auto" w:sz="4"/>
+          <w:bottom w:val="single" w:color="auto" w:sz="4"/>
+          <w:right w:val="single" w:color="auto" w:sz="4"/>
+          <w:insideH w:val="single" w:color="auto" w:sz="4"/>
+          <w:insideV w:val="single" w:color="auto" w:sz="4"/>
+        </w:tblBorders>
+      </w:tblPr>
+      <w:tblGrid>
+        <w:gridCol w:w="9638"/>
+      </w:tblGrid>
+      <w:tr>
+        <w:tc>
+          <w:tcPr>
+            <w:tcW w:type="dxa" w:w="9638"/>
+            <w:tcBorders>
+              <w:top w:val="single" w:color="1C4E9A" w:sz="12"/>
+              <w:left w:val="single" w:color="BFC7D5" w:sz="4"/>
+              <w:bottom w:val="single" w:color="BFC7D5" w:sz="4"/>
+              <w:right w:val="single" w:color="BFC7D5" w:sz="4"/>
+            </w:tcBorders>
+            <w:shd w:fill="EEF2F8" w:color="auto" w:val="clear"/>
+            <w:tcMar>
+              <w:top w:type="dxa" w:w="120"/>
+              <w:left w:type="dxa" w:w="160"/>
+              <w:bottom w:type="dxa" w:w="120"/>
+              <w:right w:type="dxa" w:w="160"/>
+            </w:tcMar>
+          </w:tcPr>
+          <w:p>
+            <w:pPr>
+              <w:spacing w:after="80"/>
+            </w:pPr>
+            <w:r>
+              <w:rPr>
+                <w:b/>
+                <w:bCs/>
+                <w:color w:val="1C4E9A"/>
+              </w:rPr>
+              <w:t xml:space="preserve">Ek line mein</w:t>
+            </w:r>
+          </w:p>
+          <w:p>
+            <w:pPr>
+              <w:spacing w:after="60"/>
+            </w:pPr>
+            <w:r>
+              <w:t xml:space="preserve">Har class ke </w:t>
+            </w:r>
+            <w:r>
+              <w:rPr>
+                <w:b/>
+                <w:bCs/>
+              </w:rPr>
+              <w:t xml:space="preserve">4n</w:t>
+            </w:r>
+            <w:r>
+              <w:t xml:space="preserve"> fake samples banao, aur unme se wo </w:t>
+            </w:r>
+            <w:r>
+              <w:rPr>
+                <w:b/>
+                <w:bCs/>
+              </w:rPr>
+              <w:t xml:space="preserve">n</w:t>
+            </w:r>
+            <w:r>
+              <w:t xml:space="preserve"> chuno jinka combined </w:t>
+            </w:r>
+            <w:r>
+              <w:rPr>
+                <w:b/>
+                <w:bCs/>
+              </w:rPr>
+              <w:t xml:space="preserve">fingerprint</w:t>
+            </w:r>
+            <w:r>
+              <w:t xml:space="preserve"> real class ke fingerprint μ_c se sabse zyada milta ho.</w:t>
+            </w:r>
+          </w:p>
+        </w:tc>
+      </w:tr>
+    </w:tbl>
+    <w:p>
+      <w:pPr>
+        <w:spacing w:after="160"/>
+      </w:pPr>
     </w:p>
     <w:p>
       <w:pPr>
@@ -8219,7 +6595,7 @@
         <w:spacing w:after="120" w:before="240"/>
       </w:pPr>
       <w:r>
-        <w:t xml:space="preserve">Simple example</w:t>
+        <w:t xml:space="preserve">Problem kya tha</w:t>
       </w:r>
     </w:p>
     <w:p>
@@ -8228,7 +6604,200 @@
         <w:jc w:val="both"/>
       </w:pPr>
       <w:r>
-        <w:t xml:space="preserve">Ek umpire jaanta hai ki ek team har ball pe appeal karti hai. Wo unki appeal ko thoda discount karta hai. LA head ko batata hai: "tumhare data mein class 0 bahut hai, isliye uska advantage training mein pehle se de diya; ab tum sirf feature dekh ke faisla seekho".</w:t>
+        <w:t xml:space="preserve">MC ke baad mean aur spread sahi hain, lekin </w:t>
+      </w:r>
+      <w:r>
+        <w:rPr>
+          <w:b/>
+          <w:bCs/>
+        </w:rPr>
+        <w:t xml:space="preserve">shape</w:t>
+      </w:r>
+      <w:r>
+        <w:t xml:space="preserve"> abhi bhi galat ho sakti hai: jaise fake data mein ek extra chhota cluster ho jo real mein nahi hai, ya real ka koi hissa fake mein missing ho. Mean aur spread ye nahi pakad sakte.</w:t>
+      </w:r>
+    </w:p>
+    <w:p>
+      <w:pPr>
+        <w:pStyle w:val="Heading2"/>
+        <w:keepNext/>
+        <w:spacing w:after="120" w:before="240"/>
+      </w:pPr>
+      <w:r>
+        <w:t xml:space="preserve">Fingerprint aur MMD</w:t>
+      </w:r>
+    </w:p>
+    <w:p>
+      <w:pPr>
+        <w:spacing w:after="120" w:line="276"/>
+        <w:jc w:val="both"/>
+      </w:pPr>
+      <w:r>
+        <w:t xml:space="preserve">Section 1 ka μ_c = class ke saare φ(h) ka average. Ye poore distribution ka fingerprint hai (kernel mean embedding). Do distributions ke fingerprints ki doori ko </w:t>
+      </w:r>
+      <w:r>
+        <w:rPr>
+          <w:b/>
+          <w:bCs/>
+        </w:rPr>
+        <w:t xml:space="preserve">MMD</w:t>
+      </w:r>
+      <w:r>
+        <w:t xml:space="preserve"> kehte hain. MMD = 0 matlab dono distributions same.</w:t>
+      </w:r>
+    </w:p>
+    <w:p>
+      <w:pPr>
+        <w:pStyle w:val="Heading2"/>
+        <w:keepNext/>
+        <w:spacing w:after="120" w:before="240"/>
+      </w:pPr>
+      <w:r>
+        <w:t xml:space="preserve">Algorithm (greedy)</w:t>
+      </w:r>
+    </w:p>
+    <w:p>
+      <w:pPr>
+        <w:pStyle w:val="ListParagraph"/>
+        <w:numPr>
+          <w:ilvl w:val="0"/>
+          <w:numId w:val="2"/>
+        </w:numPr>
+        <w:spacing w:after="60" w:line="264"/>
+      </w:pPr>
+      <w:r>
+        <w:rPr>
+          <w:b/>
+          <w:bCs/>
+        </w:rPr>
+        <w:t xml:space="preserve">Step 1:</w:t>
+      </w:r>
+      <w:r>
+        <w:t xml:space="preserve"> 4n candidates ka φ(x_i) nikalo (har ek 6,144 numbers). Shuru mein w = μ_c.</w:t>
+      </w:r>
+    </w:p>
+    <w:p>
+      <w:pPr>
+        <w:pStyle w:val="ListParagraph"/>
+        <w:numPr>
+          <w:ilvl w:val="0"/>
+          <w:numId w:val="2"/>
+        </w:numPr>
+        <w:spacing w:after="60" w:line="264"/>
+      </w:pPr>
+      <w:r>
+        <w:rPr>
+          <w:b/>
+          <w:bCs/>
+        </w:rPr>
+        <w:t xml:space="preserve">Step 2:</w:t>
+      </w:r>
+      <w:r>
+        <w:t xml:space="preserve"> jo candidate abhi tak nahi liya, unme se wo chuno jiska ⟨φ(x_i), w⟩ sabse bada ho.</w:t>
+      </w:r>
+    </w:p>
+    <w:p>
+      <w:pPr>
+        <w:pStyle w:val="ListParagraph"/>
+        <w:numPr>
+          <w:ilvl w:val="0"/>
+          <w:numId w:val="2"/>
+        </w:numPr>
+        <w:spacing w:after="60" w:line="264"/>
+      </w:pPr>
+      <w:r>
+        <w:rPr>
+          <w:b/>
+          <w:bCs/>
+        </w:rPr>
+        <w:t xml:space="preserve">Step 3:</w:t>
+      </w:r>
+      <w:r>
+        <w:t xml:space="preserve"> w ← w + μ_c − φ(x_chosen). Ab w batata hai "abhi kya missing hai". Step 2 pe wapas jao, jab tak n samples na ho jaayein.</w:t>
+      </w:r>
+    </w:p>
+    <w:p>
+      <w:pPr>
+        <w:spacing w:after="120" w:before="80"/>
+        <w:jc w:val="center"/>
+      </w:pPr>
+      <w:r>
+        <w:drawing>
+          <wp:inline distT="0" distB="0" distL="0" distR="0">
+            <wp:extent cx="5715000" cy="390525"/>
+            <wp:effectExtent t="0" r="0" b="0" l="0"/>
+            <wp:docPr id="14" name="eq_kh" descr="equation" title="eq_kh"/>
+            <wp:cNvGraphicFramePr>
+              <a:graphicFrameLocks xmlns:a="http://schemas.openxmlformats.org/drawingml/2006/main" noChangeAspect="1"/>
+            </wp:cNvGraphicFramePr>
+            <a:graphic xmlns:a="http://schemas.openxmlformats.org/drawingml/2006/main">
+              <a:graphicData uri="http://schemas.openxmlformats.org/drawingml/2006/picture">
+                <pic:pic xmlns:pic="http://schemas.openxmlformats.org/drawingml/2006/picture">
+                  <pic:nvPicPr>
+                    <pic:cNvPr id="0" name="" descr=""/>
+                    <pic:cNvPicPr>
+                      <a:picLocks noChangeAspect="1" noChangeArrowheads="1"/>
+                    </pic:cNvPicPr>
+                  </pic:nvPicPr>
+                  <pic:blipFill>
+                    <a:blip r:embed="rId22" cstate="none"/>
+                    <a:srcRect/>
+                    <a:stretch>
+                      <a:fillRect/>
+                    </a:stretch>
+                  </pic:blipFill>
+                  <pic:spPr bwMode="auto">
+                    <a:xfrm>
+                      <a:off x="0" y="0"/>
+                      <a:ext cx="5715000" cy="390525"/>
+                    </a:xfrm>
+                    <a:prstGeom prst="rect">
+                      <a:avLst/>
+                    </a:prstGeom>
+                  </pic:spPr>
+                </pic:pic>
+              </a:graphicData>
+            </a:graphic>
+          </wp:inline>
+        </w:drawing>
+      </w:r>
+    </w:p>
+    <w:p>
+      <w:pPr>
+        <w:pStyle w:val="Heading2"/>
+        <w:keepNext/>
+        <w:spacing w:after="120" w:before="240"/>
+      </w:pPr>
+      <w:r>
+        <w:t xml:space="preserve">Simple example</w:t>
+      </w:r>
+    </w:p>
+    <w:p>
+      <w:pPr>
+        <w:spacing w:after="120" w:line="276"/>
+        <w:jc w:val="both"/>
+      </w:pPr>
+      <w:r>
+        <w:t xml:space="preserve">State ki cricket team chunni hai jo poore state ke players ko represent kare. Pehle sabse typical player lo. Phir dekho kya kami hai (abhi tak sab batsman hain) aur agla player wo lo jo wo kami bhare (bowler). Har pick "jo missing hai" ko bharta hai. Random picking mein ye guarantee nahi hoti.</w:t>
+      </w:r>
+    </w:p>
+    <w:p>
+      <w:pPr>
+        <w:pStyle w:val="Heading2"/>
+        <w:keepNext/>
+        <w:spacing w:after="120" w:before="240"/>
+      </w:pPr>
+      <w:r>
+        <w:t xml:space="preserve">Kyun kaam karta hai (Lemma 1)</w:t>
+      </w:r>
+    </w:p>
+    <w:p>
+      <w:pPr>
+        <w:spacing w:after="120" w:line="276"/>
+        <w:jc w:val="both"/>
+      </w:pPr>
+      <w:r>
+        <w:t xml:space="preserve">Head ka real data pe error aur fake data pe error ka farak ≤ B · MMD(fake, real). Head fake data pe train hota hai aur real pe test, to MMD kam karna = real accuracy ki guarantee behtar karna. Herding MMD ko random sampling se tez ghataata hai (lagbhag 1/n vs 1/√n).</w:t>
       </w:r>
     </w:p>
     <w:p>
@@ -8387,7 +6956,7 @@
                 <w:sz w:val="18"/>
                 <w:szCs w:val="18"/>
               </w:rPr>
-              <w:t xml:space="preserve">Stage III, real-data phase (5 epochs), har round, har client</w:t>
+              <w:t xml:space="preserve">Stage III se pehle, sampler mein, MC ke baad (generator → MC → KH)</w:t>
             </w:r>
           </w:p>
         </w:tc>
@@ -8421,7 +6990,7 @@
                 <w:sz w:val="18"/>
                 <w:szCs w:val="18"/>
               </w:rPr>
-              <w:t xml:space="preserve">Communication</w:t>
+              <w:t xml:space="preserve">Kahan</w:t>
             </w:r>
           </w:p>
         </w:tc>
@@ -8451,7 +7020,7 @@
                 <w:sz w:val="18"/>
                 <w:szCs w:val="18"/>
               </w:rPr>
-              <w:t xml:space="preserve">Kuch nahi. π_k client se bahar nahi jaata</w:t>
+              <w:t xml:space="preserve">Server</w:t>
             </w:r>
           </w:p>
         </w:tc>
@@ -8485,7 +7054,7 @@
                 <w:sz w:val="18"/>
                 <w:szCs w:val="18"/>
               </w:rPr>
-              <w:t xml:space="preserve">Fake phase pe kyun nahi</w:t>
+              <w:t xml:space="preserve">Uses</w:t>
             </w:r>
           </w:p>
         </w:tc>
@@ -8515,7 +7084,7 @@
                 <w:sz w:val="18"/>
                 <w:szCs w:val="18"/>
               </w:rPr>
-              <w:t xml:space="preserve">Fake pool ke labels uniform hain, wahan prior pehle se balanced hai</w:t>
+              <w:t xml:space="preserve">μ_c (Section 1 ka fingerprint) aur wahi φ map</w:t>
             </w:r>
           </w:p>
         </w:tc>
@@ -8549,6 +7118,70 @@
                 <w:sz w:val="18"/>
                 <w:szCs w:val="18"/>
               </w:rPr>
+              <w:t xml:space="preserve">Training</w:t>
+            </w:r>
+          </w:p>
+        </w:tc>
+        <w:tc>
+          <w:tcPr>
+            <w:tcW w:type="dxa" w:w="7931"/>
+            <w:tcBorders>
+              <w:top w:val="single" w:color="BFC7D5" w:sz="4"/>
+              <w:left w:val="single" w:color="BFC7D5" w:sz="4"/>
+              <w:bottom w:val="single" w:color="BFC7D5" w:sz="4"/>
+              <w:right w:val="single" w:color="BFC7D5" w:sz="4"/>
+            </w:tcBorders>
+            <w:shd w:fill="F7F9FC" w:color="auto" w:val="clear"/>
+            <w:tcMar>
+              <w:top w:type="dxa" w:w="60"/>
+              <w:left w:type="dxa" w:w="90"/>
+              <w:bottom w:type="dxa" w:w="60"/>
+              <w:right w:type="dxa" w:w="90"/>
+            </w:tcMar>
+          </w:tcPr>
+          <w:p>
+            <w:pPr>
+              <w:jc w:val="left"/>
+            </w:pPr>
+            <w:r>
+              <w:rPr>
+                <w:sz w:val="18"/>
+                <w:szCs w:val="18"/>
+              </w:rPr>
+              <w:t xml:space="preserve">Koi nahi. 4× sampling + har pick pe ek matrix product</w:t>
+            </w:r>
+          </w:p>
+        </w:tc>
+      </w:tr>
+      <w:tr>
+        <w:tc>
+          <w:tcPr>
+            <w:tcW w:type="dxa" w:w="1707"/>
+            <w:tcBorders>
+              <w:top w:val="single" w:color="BFC7D5" w:sz="4"/>
+              <w:left w:val="single" w:color="BFC7D5" w:sz="4"/>
+              <w:bottom w:val="single" w:color="BFC7D5" w:sz="4"/>
+              <w:right w:val="single" w:color="BFC7D5" w:sz="4"/>
+            </w:tcBorders>
+            <w:shd w:fill="FFFFFF" w:color="auto" w:val="clear"/>
+            <w:tcMar>
+              <w:top w:type="dxa" w:w="60"/>
+              <w:left w:type="dxa" w:w="90"/>
+              <w:bottom w:type="dxa" w:w="60"/>
+              <w:right w:type="dxa" w:w="90"/>
+            </w:tcMar>
+          </w:tcPr>
+          <w:p>
+            <w:pPr>
+              <w:jc w:val="left"/>
+            </w:pPr>
+            <w:r>
+              <w:rPr>
+                <w:b/>
+                <w:bCs/>
+                <w:sz w:val="18"/>
+                <w:szCs w:val="18"/>
+              </w:rPr>
               <w:t xml:space="preserve">Code</w:t>
             </w:r>
           </w:p>
@@ -8562,7 +7195,7 @@
               <w:bottom w:val="single" w:color="BFC7D5" w:sz="4"/>
               <w:right w:val="single" w:color="BFC7D5" w:sz="4"/>
             </w:tcBorders>
-            <w:shd w:fill="F7F9FC" w:color="auto" w:val="clear"/>
+            <w:shd w:fill="FFFFFF" w:color="auto" w:val="clear"/>
             <w:tcMar>
               <w:top w:type="dxa" w:w="60"/>
               <w:left w:type="dxa" w:w="90"/>
@@ -8579,7 +7212,7 @@
                 <w:sz w:val="18"/>
                 <w:szCs w:val="18"/>
               </w:rPr>
-              <w:t xml:space="preserve">ce_or_la (experiments/core.py:692), local_log_prior (core.py:698)</w:t>
+              <w:t xml:space="preserve">HerdedGen (experiments/core.py:1470), federated_kme (core.py:1459)</w:t>
             </w:r>
           </w:p>
         </w:tc>
@@ -8610,27 +7243,27 @@
         <w:spacing w:after="60" w:line="264"/>
       </w:pPr>
       <w:r>
-        <w:t xml:space="preserve">GeFL-F ke upar: MNIST 75.25 → </w:t>
+        <w:t xml:space="preserve">MC ke upar: MNIST 92.31 → </w:t>
       </w:r>
       <w:r>
         <w:rPr>
           <w:b/>
           <w:bCs/>
         </w:rPr>
-        <w:t xml:space="preserve">78.92 (+3.67)</w:t>
-      </w:r>
-      <w:r>
-        <w:t xml:space="preserve">, FMNIST 58.47 → </w:t>
+        <w:t xml:space="preserve">93.11 (+0.80)</w:t>
+      </w:r>
+      <w:r>
+        <w:t xml:space="preserve">, FMNIST 77.56 → </w:t>
       </w:r>
       <w:r>
         <w:rPr>
           <w:b/>
           <w:bCs/>
         </w:rPr>
-        <w:t xml:space="preserve">64.78 (+6.31)</w:t>
-      </w:r>
-      <w:r>
-        <w:t xml:space="preserve">; chaaron datasets pe +3.6 se +6.3.</w:t>
+        <w:t xml:space="preserve">78.22 (+0.66)</w:t>
+      </w:r>
+      <w:r>
+        <w:t xml:space="preserve">.</w:t>
       </w:r>
     </w:p>
     <w:p>
@@ -8643,7 +7276,14 @@
         <w:spacing w:after="60" w:line="264"/>
       </w:pPr>
       <w:r>
-        <w:t xml:space="preserve">IID mein koi effect nahi (π_k uniform hai, log π constant), to balanced setting kharab nahi hoti.</w:t>
+        <w:rPr>
+          <w:b/>
+          <w:bCs/>
+        </w:rPr>
+        <w:t xml:space="preserve">9 out of 9</w:t>
+      </w:r>
+      <w:r>
+        <w:t xml:space="preserve"> paired tests mein help kiya (p = 0.004).</w:t>
       </w:r>
     </w:p>
     <w:p>
@@ -8656,17 +7296,92 @@
         <w:spacing w:after="60" w:line="264"/>
       </w:pPr>
       <w:r>
-        <w:t xml:space="preserve">Source: Menon et al., Logit Adjustment (ICLR 2021); FL mein FedLC (Zhang et al., ICML 2022).</w:t>
-      </w:r>
-    </w:p>
-    <w:p>
-      <w:pPr>
-        <w:pStyle w:val="Heading3"/>
+        <w:t xml:space="preserve">Interesting: referee fidelity thodi giri (0.94 → 0.88). Ye achha hai: fake features ab real jitne "hard" hain, artificially easy nahi.</w:t>
+      </w:r>
+    </w:p>
+    <w:p>
+      <w:pPr>
+        <w:pStyle w:val="ListParagraph"/>
+        <w:numPr>
+          <w:ilvl w:val="0"/>
+          <w:numId w:val="2"/>
+        </w:numPr>
+        <w:spacing w:after="60" w:line="264"/>
+      </w:pPr>
+      <w:r>
+        <w:t xml:space="preserve">Source: Chen, Welling and Smola, Kernel Herding (UAI 2010); MMD: Gretton et al. (JMLR 2012).</w:t>
+      </w:r>
+    </w:p>
+    <w:p>
+      <w:pPr>
+        <w:pStyle w:val="Heading2"/>
         <w:keepNext/>
-        <w:spacing w:after="80" w:before="180"/>
-      </w:pPr>
-      <w:r>
-        <w:t xml:space="preserve">Professor pooche to</w:t>
+        <w:spacing w:after="120" w:before="240"/>
+      </w:pPr>
+      <w:r>
+        <w:t xml:space="preserve">Proof: real data pe (3 seeds)</w:t>
+      </w:r>
+    </w:p>
+    <w:p>
+      <w:pPr>
+        <w:spacing w:after="60" w:before="120"/>
+        <w:jc w:val="center"/>
+      </w:pPr>
+      <w:r>
+        <w:drawing>
+          <wp:inline distT="0" distB="0" distL="0" distR="0">
+            <wp:extent cx="5715000" cy="3524250"/>
+            <wp:effectExtent t="0" r="0" b="0" l="0"/>
+            <wp:docPr id="15" name="ev04_mmd.png" descr="Left: har class ka MMD (fake ↔ real test). Right: MMD vs real accuracy, har point = ek (class, method)." title="ev04_mmd.png"/>
+            <wp:cNvGraphicFramePr>
+              <a:graphicFrameLocks xmlns:a="http://schemas.openxmlformats.org/drawingml/2006/main" noChangeAspect="1"/>
+            </wp:cNvGraphicFramePr>
+            <a:graphic xmlns:a="http://schemas.openxmlformats.org/drawingml/2006/main">
+              <a:graphicData uri="http://schemas.openxmlformats.org/drawingml/2006/picture">
+                <pic:pic xmlns:pic="http://schemas.openxmlformats.org/drawingml/2006/picture">
+                  <pic:nvPicPr>
+                    <pic:cNvPr id="0" name="" descr=""/>
+                    <pic:cNvPicPr>
+                      <a:picLocks noChangeAspect="1" noChangeArrowheads="1"/>
+                    </pic:cNvPicPr>
+                  </pic:nvPicPr>
+                  <pic:blipFill>
+                    <a:blip r:embed="rId23" cstate="none"/>
+                    <a:srcRect/>
+                    <a:stretch>
+                      <a:fillRect/>
+                    </a:stretch>
+                  </pic:blipFill>
+                  <pic:spPr bwMode="auto">
+                    <a:xfrm>
+                      <a:off x="0" y="0"/>
+                      <a:ext cx="5715000" cy="3524250"/>
+                    </a:xfrm>
+                    <a:prstGeom prst="rect">
+                      <a:avLst/>
+                    </a:prstGeom>
+                  </pic:spPr>
+                </pic:pic>
+              </a:graphicData>
+            </a:graphic>
+          </wp:inline>
+        </w:drawing>
+      </w:r>
+    </w:p>
+    <w:p>
+      <w:pPr>
+        <w:spacing w:after="220"/>
+        <w:jc w:val="center"/>
+      </w:pPr>
+      <w:r>
+        <w:rPr>
+          <w:i/>
+          <w:iCs/>
+          <w:color w:val="5B6676"/>
+          <w:sz w:val="18"/>
+          <w:szCs w:val="18"/>
+        </w:rPr>
+        <w:t xml:space="preserve">Left: har class ka MMD (fake ↔ real test). Right: MMD vs real accuracy, har point = ek (class, method).</w:t>
       </w:r>
     </w:p>
     <w:p>
@@ -8679,16 +7394,72 @@
           <w:b/>
           <w:bCs/>
         </w:rPr>
-        <w:t xml:space="preserve">Q: Ye to existing technique hai, novelty kya?</w:t>
-      </w:r>
-    </w:p>
-    <w:p>
-      <w:pPr>
-        <w:spacing w:after="120" w:line="276"/>
-        <w:jc w:val="both"/>
-      </w:pPr>
-      <w:r>
-        <w:t xml:space="preserve">A: Haan, LA established hai, hum claim nahi karte. Hum dikhate hain ki GeFL-F mein ye zaroori kyun hai (real phase skew wapas lata hai), aur ye baaki components ke saath add hota hai.</w:t>
+        <w:t xml:space="preserve">Matlab:</w:t>
+      </w:r>
+      <w:r>
+        <w:t xml:space="preserve"> MMD (sab classes): GeFL-F 0.22 → PC-VAE 0.18 → MC 0.086 → KH 0.069 (MNIST). Right plot Lemma 1 ko real data pe dikhata hai: jahan MMD kam, wahan fake pe trained head real data pe zyada sahi (r = −0.75 MNIST, −0.51 FMNIST).</w:t>
+      </w:r>
+    </w:p>
+    <w:p>
+      <w:pPr>
+        <w:spacing w:after="60" w:before="120"/>
+        <w:jc w:val="center"/>
+      </w:pPr>
+      <w:r>
+        <w:drawing>
+          <wp:inline distT="0" distB="0" distL="0" distR="0">
+            <wp:extent cx="5715000" cy="1981200"/>
+            <wp:effectExtent t="0" r="0" b="0" l="0"/>
+            <wp:docPr id="16" name="ev05_tstr.png" descr="Head sirf fake features pe train, real test pe check." title="ev05_tstr.png"/>
+            <wp:cNvGraphicFramePr>
+              <a:graphicFrameLocks xmlns:a="http://schemas.openxmlformats.org/drawingml/2006/main" noChangeAspect="1"/>
+            </wp:cNvGraphicFramePr>
+            <a:graphic xmlns:a="http://schemas.openxmlformats.org/drawingml/2006/main">
+              <a:graphicData uri="http://schemas.openxmlformats.org/drawingml/2006/picture">
+                <pic:pic xmlns:pic="http://schemas.openxmlformats.org/drawingml/2006/picture">
+                  <pic:nvPicPr>
+                    <pic:cNvPr id="0" name="" descr=""/>
+                    <pic:cNvPicPr>
+                      <a:picLocks noChangeAspect="1" noChangeArrowheads="1"/>
+                    </pic:cNvPicPr>
+                  </pic:nvPicPr>
+                  <pic:blipFill>
+                    <a:blip r:embed="rId24" cstate="none"/>
+                    <a:srcRect/>
+                    <a:stretch>
+                      <a:fillRect/>
+                    </a:stretch>
+                  </pic:blipFill>
+                  <pic:spPr bwMode="auto">
+                    <a:xfrm>
+                      <a:off x="0" y="0"/>
+                      <a:ext cx="5715000" cy="1981200"/>
+                    </a:xfrm>
+                    <a:prstGeom prst="rect">
+                      <a:avLst/>
+                    </a:prstGeom>
+                  </pic:spPr>
+                </pic:pic>
+              </a:graphicData>
+            </a:graphic>
+          </wp:inline>
+        </w:drawing>
+      </w:r>
+    </w:p>
+    <w:p>
+      <w:pPr>
+        <w:spacing w:after="220"/>
+        <w:jc w:val="center"/>
+      </w:pPr>
+      <w:r>
+        <w:rPr>
+          <w:i/>
+          <w:iCs/>
+          <w:color w:val="5B6676"/>
+          <w:sz w:val="18"/>
+          <w:szCs w:val="18"/>
+        </w:rPr>
+        <w:t xml:space="preserve">Head sirf fake features pe train, real test pe check.</w:t>
       </w:r>
     </w:p>
     <w:p>
@@ -8701,7 +7472,20 @@
           <w:b/>
           <w:bCs/>
         </w:rPr>
-        <w:t xml:space="preserve">Q: τ = 1 kyun?</w:t>
+        <w:t xml:space="preserve">Matlab:</w:t>
+      </w:r>
+      <w:r>
+        <w:t xml:space="preserve"> sirf fake data se seekh ke real accuracy: GeFL-F 59 %, Ours-A 94 % (MNIST); real data pe trained head 97 %. Rare classes 32 % → 91 %. Honest baat: is test mein KH MC ke upar thoda hi jodta hai (+0.5 MNIST, +0.2 FMNIST); poori pipeline mein uska fayda +0.8 / +0.7 hai.</w:t>
+      </w:r>
+    </w:p>
+    <w:p>
+      <w:pPr>
+        <w:pStyle w:val="Heading3"/>
+        <w:keepNext/>
+        <w:spacing w:after="80" w:before="180"/>
+      </w:pPr>
+      <w:r>
+        <w:t xml:space="preserve">Professor pooche to</w:t>
       </w:r>
     </w:p>
     <w:p>
@@ -8710,7 +7494,42 @@
         <w:jc w:val="both"/>
       </w:pPr>
       <w:r>
-        <w:t xml:space="preserve">A: Theory mein τ = 1 Bayes-optimal hai; humne wahi rakha.</w:t>
+        <w:rPr>
+          <w:b/>
+          <w:bCs/>
+        </w:rPr>
+        <w:t xml:space="preserve">Q: Sirf zyada samples kyun nahi bana lete?</w:t>
+      </w:r>
+    </w:p>
+    <w:p>
+      <w:pPr>
+        <w:spacing w:after="120" w:line="276"/>
+        <w:jc w:val="both"/>
+      </w:pPr>
+      <w:r>
+        <w:t xml:space="preserve">A: Zyada random samples se bhi wahi galat shape aati hai. Herding galat shape waale samples ko chhod deta hai.</w:t>
+      </w:r>
+    </w:p>
+    <w:p>
+      <w:pPr>
+        <w:spacing w:after="120" w:line="276"/>
+        <w:jc w:val="both"/>
+      </w:pPr>
+      <w:r>
+        <w:rPr>
+          <w:b/>
+          <w:bCs/>
+        </w:rPr>
+        <w:t xml:space="preserve">Q: Fingerprint ko train karna padta hai?</w:t>
+      </w:r>
+    </w:p>
+    <w:p>
+      <w:pPr>
+        <w:spacing w:after="120" w:line="276"/>
+        <w:jc w:val="both"/>
+      </w:pPr>
+      <w:r>
+        <w:t xml:space="preserve">A: Nahi. W aur b random fixed hain (seed), sab clients same map use karte hain.</w:t>
       </w:r>
     </w:p>
     <w:tbl>
@@ -8764,7 +7583,7 @@
               <w:spacing w:after="60"/>
             </w:pPr>
             <w:r>
-              <w:t xml:space="preserve">1) Loss mein + log π_k, test pe hata do.</w:t>
+              <w:t xml:space="preserve">1) Mean + spread sahi, shape galat ho sakti hai → KH.</w:t>
             </w:r>
           </w:p>
           <w:p>
@@ -8772,7 +7591,7 @@
               <w:spacing w:after="60"/>
             </w:pPr>
             <w:r>
-              <w:t xml:space="preserve">2) Head prior nahi, feature seekhta hai.</w:t>
+              <w:t xml:space="preserve">2) 4n banao, n chuno, har pick 'missing' ko bharta hai.</w:t>
             </w:r>
           </w:p>
           <w:p>
@@ -8780,7 +7599,7 @@
               <w:spacing w:after="60"/>
             </w:pPr>
             <w:r>
-              <w:t xml:space="preserve">3) +3.6 to +6.3 sab datasets pe, zero communication.</w:t>
+              <w:t xml:space="preserve">3) MMD kam = real accuracy ki guarantee (Lemma 1); 9/9 tests mein fayda.</w:t>
             </w:r>
           </w:p>
         </w:tc>
@@ -8798,7 +7617,7 @@
         <w:spacing w:after="200"/>
       </w:pPr>
       <w:r>
-        <w:t xml:space="preserve">7. T_s = 10: achhe generator ka zyada use</w:t>
+        <w:t xml:space="preserve">5. CSL: consensus soft labels</w:t>
       </w:r>
     </w:p>
     <w:tbl>
@@ -8852,17 +7671,17 @@
               <w:spacing w:after="60"/>
             </w:pPr>
             <w:r>
-              <w:t xml:space="preserve">Har Stage III round mein fake data pe </w:t>
+              <w:t xml:space="preserve">Fake sample ka training label sirf "ye class y hai" nahi, balki </w:t>
             </w:r>
             <w:r>
               <w:rPr>
                 <w:b/>
                 <w:bCs/>
               </w:rPr>
-              <w:t xml:space="preserve">1 ki jagah 10 epochs</w:t>
-            </w:r>
-            <w:r>
-              <w:t xml:space="preserve">, kyunki ab fake features itne achhe hain ki zyada training fayda deti hai.</w:t>
+              <w:t xml:space="preserve">aadha y + aadha sab 10 architectures ke heads ki average raay</w:t>
+            </w:r>
+            <w:r>
+              <w:t xml:space="preserve">.</w:t>
             </w:r>
           </w:p>
         </w:tc>
@@ -8889,7 +7708,7 @@
         <w:jc w:val="both"/>
       </w:pPr>
       <w:r>
-        <w:t xml:space="preserve">GeFL-F T_s = 1 use karta hai. Wajah: uske fake features (khaas kar rare classes ke) bekaar hain. Bekaar data pe zyada training = galat cheez zyada seekhna. Isliye original generator ke saath T_s badhane se kuch nahi milta.</w:t>
+        <w:t xml:space="preserve">Generator ne bola "ye 4 hai", lekin fake sample thoda 9 jaisa bhi lag sakta hai. One-hot label head ko 100 % confident hone pe majboor karta hai, chahe sample ambiguous ho. Aur 10 alag architectures ke heads ek doosre se kuch nahi seekhte.</w:t>
       </w:r>
     </w:p>
     <w:p>
@@ -8899,37 +7718,97 @@
         <w:spacing w:after="120" w:before="240"/>
       </w:pPr>
       <w:r>
-        <w:t xml:space="preserve">Theory (Proposition 5)</w:t>
-      </w:r>
-    </w:p>
-    <w:p>
-      <w:pPr>
-        <w:spacing w:after="120" w:line="276"/>
-        <w:jc w:val="both"/>
-      </w:pPr>
-      <w:r>
-        <w:t xml:space="preserve">Ek simple model: head ka error = variance (zyada data se ghatta hai) + bias² (generator ke labels ki galti b). Fake data ko weight w do to error = σ²(1 − w)/n_r + w² b². Iska minimum w</w:t>
-      </w:r>
+        <w:t xml:space="preserve">Kaise kaam karta hai</w:t>
+      </w:r>
+    </w:p>
+    <w:p>
+      <w:pPr>
+        <w:pStyle w:val="ListParagraph"/>
+        <w:numPr>
+          <w:ilvl w:val="0"/>
+          <w:numId w:val="2"/>
+        </w:numPr>
+        <w:spacing w:after="60" w:line="264"/>
+      </w:pPr>
       <w:r>
         <w:rPr>
-          <w:i/>
-          <w:iCs/>
+          <w:b/>
+          <w:bCs/>
         </w:rPr>
-        <w:t xml:space="preserve"> = σ²/(2 n_r b²). Matlab: </w:t>
-      </w:r>
+        <w:t xml:space="preserve">Step 1:</w:t>
+      </w:r>
+      <w:r>
+        <w:t xml:space="preserve"> har round server ek shared fake pool banata hai (PC-VAE → MC → KH).</w:t>
+      </w:r>
+    </w:p>
+    <w:p>
+      <w:pPr>
+        <w:pStyle w:val="ListParagraph"/>
+        <w:numPr>
+          <w:ilvl w:val="0"/>
+          <w:numId w:val="2"/>
+        </w:numPr>
+        <w:spacing w:after="60" w:line="264"/>
+      </w:pPr>
       <w:r>
         <w:rPr>
-          <w:i/>
-          <w:iCs/>
+          <w:b/>
+          <w:bCs/>
         </w:rPr>
-        <w:t xml:space="preserve">generator jitna sahi (b chhota), utna zyada fake data use karna chahiye.</w:t>
+        <w:t xml:space="preserve">Step 2:</w:t>
+      </w:r>
+      <w:r>
+        <w:t xml:space="preserve"> har client ka head pool pe softmax predict karta hai. Clients sirf </w:t>
       </w:r>
       <w:r>
         <w:rPr>
-          <w:i/>
-          <w:iCs/>
+          <w:b/>
+          <w:bCs/>
         </w:rPr>
-        <w:t xml:space="preserve"/>
+        <w:t xml:space="preserve">prediction ka sum</w:t>
+      </w:r>
+      <w:r>
+        <w:t xml:space="preserve"> bhejte hain (≈ 24 KB per fake epoch).</w:t>
+      </w:r>
+    </w:p>
+    <w:p>
+      <w:pPr>
+        <w:pStyle w:val="ListParagraph"/>
+        <w:numPr>
+          <w:ilvl w:val="0"/>
+          <w:numId w:val="2"/>
+        </w:numPr>
+        <w:spacing w:after="60" w:line="264"/>
+      </w:pPr>
+      <w:r>
+        <w:rPr>
+          <w:b/>
+          <w:bCs/>
+        </w:rPr>
+        <w:t xml:space="preserve">Step 3:</w:t>
+      </w:r>
+      <w:r>
+        <w:t xml:space="preserve"> consensus = 10 architectures ka average softmax.</w:t>
+      </w:r>
+    </w:p>
+    <w:p>
+      <w:pPr>
+        <w:pStyle w:val="ListParagraph"/>
+        <w:numPr>
+          <w:ilvl w:val="0"/>
+          <w:numId w:val="2"/>
+        </w:numPr>
+        <w:spacing w:after="60" w:line="264"/>
+      </w:pPr>
+      <w:r>
+        <w:rPr>
+          <w:b/>
+          <w:bCs/>
+        </w:rPr>
+        <w:t xml:space="preserve">Step 4:</w:t>
+      </w:r>
+      <w:r>
+        <w:t xml:space="preserve"> target t = 0.5 · one-hot(y) + 0.5 · consensus. Loss = soft cross-entropy: −Σ t · log p.</w:t>
       </w:r>
     </w:p>
     <w:p>
@@ -8940,9 +7819,9 @@
       <w:r>
         <w:drawing>
           <wp:inline distT="0" distB="0" distL="0" distR="0">
-            <wp:extent cx="5715000" cy="342900"/>
+            <wp:extent cx="4095750" cy="581025"/>
             <wp:effectExtent t="0" r="0" b="0" l="0"/>
-            <wp:docPr id="13" name="eq_budget" descr="equation" title="eq_budget"/>
+            <wp:docPr id="17" name="eq_csl" descr="equation" title="eq_csl"/>
             <wp:cNvGraphicFramePr>
               <a:graphicFrameLocks xmlns:a="http://schemas.openxmlformats.org/drawingml/2006/main" noChangeAspect="1"/>
             </wp:cNvGraphicFramePr>
@@ -8956,7 +7835,1887 @@
                     </pic:cNvPicPr>
                   </pic:nvPicPr>
                   <pic:blipFill>
-                    <a:blip r:embed="rId21" cstate="none"/>
+                    <a:blip r:embed="rId25" cstate="none"/>
+                    <a:srcRect/>
+                    <a:stretch>
+                      <a:fillRect/>
+                    </a:stretch>
+                  </pic:blipFill>
+                  <pic:spPr bwMode="auto">
+                    <a:xfrm>
+                      <a:off x="0" y="0"/>
+                      <a:ext cx="4095750" cy="581025"/>
+                    </a:xfrm>
+                    <a:prstGeom prst="rect">
+                      <a:avLst/>
+                    </a:prstGeom>
+                  </pic:spPr>
+                </pic:pic>
+              </a:graphicData>
+            </a:graphic>
+          </wp:inline>
+        </w:drawing>
+      </w:r>
+    </w:p>
+    <w:p>
+      <w:pPr>
+        <w:spacing w:after="60" w:before="120"/>
+        <w:jc w:val="center"/>
+      </w:pPr>
+      <w:r>
+        <w:drawing>
+          <wp:inline distT="0" distB="0" distL="0" distR="0">
+            <wp:extent cx="5715000" cy="2628900"/>
+            <wp:effectExtent t="0" r="0" b="0" l="0"/>
+            <wp:docPr id="18" name="f14_round3.png" descr="Ek Stage III round: pool → consensus → 10 fake epochs → 5 real epochs → upload." title="f14_round3.png"/>
+            <wp:cNvGraphicFramePr>
+              <a:graphicFrameLocks xmlns:a="http://schemas.openxmlformats.org/drawingml/2006/main" noChangeAspect="1"/>
+            </wp:cNvGraphicFramePr>
+            <a:graphic xmlns:a="http://schemas.openxmlformats.org/drawingml/2006/main">
+              <a:graphicData uri="http://schemas.openxmlformats.org/drawingml/2006/picture">
+                <pic:pic xmlns:pic="http://schemas.openxmlformats.org/drawingml/2006/picture">
+                  <pic:nvPicPr>
+                    <pic:cNvPr id="0" name="" descr=""/>
+                    <pic:cNvPicPr>
+                      <a:picLocks noChangeAspect="1" noChangeArrowheads="1"/>
+                    </pic:cNvPicPr>
+                  </pic:nvPicPr>
+                  <pic:blipFill>
+                    <a:blip r:embed="rId26" cstate="none"/>
+                    <a:srcRect/>
+                    <a:stretch>
+                      <a:fillRect/>
+                    </a:stretch>
+                  </pic:blipFill>
+                  <pic:spPr bwMode="auto">
+                    <a:xfrm>
+                      <a:off x="0" y="0"/>
+                      <a:ext cx="5715000" cy="2628900"/>
+                    </a:xfrm>
+                    <a:prstGeom prst="rect">
+                      <a:avLst/>
+                    </a:prstGeom>
+                  </pic:spPr>
+                </pic:pic>
+              </a:graphicData>
+            </a:graphic>
+          </wp:inline>
+        </w:drawing>
+      </w:r>
+    </w:p>
+    <w:p>
+      <w:pPr>
+        <w:spacing w:after="220"/>
+        <w:jc w:val="center"/>
+      </w:pPr>
+      <w:r>
+        <w:rPr>
+          <w:i/>
+          <w:iCs/>
+          <w:color w:val="5B6676"/>
+          <w:sz w:val="18"/>
+          <w:szCs w:val="18"/>
+        </w:rPr>
+        <w:t xml:space="preserve">Ek Stage III round: pool → consensus → 10 fake epochs → 5 real epochs → upload.</w:t>
+      </w:r>
+    </w:p>
+    <w:p>
+      <w:pPr>
+        <w:pStyle w:val="Heading2"/>
+        <w:keepNext/>
+        <w:spacing w:after="120" w:before="240"/>
+      </w:pPr>
+      <w:r>
+        <w:t xml:space="preserve">Simple example</w:t>
+      </w:r>
+    </w:p>
+    <w:p>
+      <w:pPr>
+        <w:spacing w:after="120" w:line="276"/>
+        <w:jc w:val="both"/>
+      </w:pPr>
+      <w:r>
+        <w:t xml:space="preserve">Exam ki answer key (generator ka label) kabhi kabhi galat bhi hoti hai. Agar 10 alag tarah se padhne waale achhe students ka average answer bhi dekho, to galti cancel ho jaati hai. CSL = aadha answer key, aadha in 10 students ki raay.</w:t>
+      </w:r>
+    </w:p>
+    <w:p>
+      <w:pPr>
+        <w:pStyle w:val="Heading2"/>
+        <w:keepNext/>
+        <w:spacing w:after="120" w:before="240"/>
+      </w:pPr>
+      <w:r>
+        <w:t xml:space="preserve">Kyun kaam karta hai</w:t>
+      </w:r>
+    </w:p>
+    <w:p>
+      <w:pPr>
+        <w:pStyle w:val="ListParagraph"/>
+        <w:numPr>
+          <w:ilvl w:val="0"/>
+          <w:numId w:val="2"/>
+        </w:numPr>
+        <w:spacing w:after="60" w:line="264"/>
+      </w:pPr>
+      <w:r>
+        <w:rPr>
+          <w:b/>
+          <w:bCs/>
+        </w:rPr>
+        <w:t xml:space="preserve">Ensemble:</w:t>
+      </w:r>
+      <w:r>
+        <w:t xml:space="preserve"> alag architectures alag galtiyan karte hain, average mein cancel hoti hain (knowledge distillation, FedDF).</w:t>
+      </w:r>
+    </w:p>
+    <w:p>
+      <w:pPr>
+        <w:pStyle w:val="ListParagraph"/>
+        <w:numPr>
+          <w:ilvl w:val="0"/>
+          <w:numId w:val="2"/>
+        </w:numPr>
+        <w:spacing w:after="60" w:line="264"/>
+      </w:pPr>
+      <w:r>
+        <w:rPr>
+          <w:b/>
+          <w:bCs/>
+        </w:rPr>
+        <w:t xml:space="preserve">Soft label:</w:t>
+      </w:r>
+      <w:r>
+        <w:t xml:space="preserve"> "70 % 4, 20 % 9" jaisi info class similarity sikhati hai (dark knowledge), aur label smoothing jaisa regularise karti hai.</w:t>
+      </w:r>
+    </w:p>
+    <w:p>
+      <w:pPr>
+        <w:pStyle w:val="ListParagraph"/>
+        <w:numPr>
+          <w:ilvl w:val="0"/>
+          <w:numId w:val="2"/>
+        </w:numPr>
+        <w:spacing w:after="60" w:line="264"/>
+      </w:pPr>
+      <w:r>
+        <w:rPr>
+          <w:b/>
+          <w:bCs/>
+        </w:rPr>
+        <w:t xml:space="preserve">β = 0.5:</w:t>
+      </w:r>
+      <w:r>
+        <w:t xml:space="preserve"> sirf consensus (β = 1) pe heads khud ki galti copy karte hain; aadha label rakhne se bias aur variance balance hote hain. Test mein β = 0.5 &gt; β = 1.</w:t>
+      </w:r>
+    </w:p>
+    <w:p>
+      <w:pPr>
+        <w:pStyle w:val="Heading2"/>
+        <w:keepNext/>
+        <w:spacing w:after="120" w:before="240"/>
+      </w:pPr>
+      <w:r>
+        <w:t xml:space="preserve">Architecture mein kahan</w:t>
+      </w:r>
+    </w:p>
+    <w:tbl>
+      <w:tblPr>
+        <w:tblW w:type="dxa" w:w="9638"/>
+        <w:tblBorders>
+          <w:top w:val="single" w:color="auto" w:sz="4"/>
+          <w:left w:val="single" w:color="auto" w:sz="4"/>
+          <w:bottom w:val="single" w:color="auto" w:sz="4"/>
+          <w:right w:val="single" w:color="auto" w:sz="4"/>
+          <w:insideH w:val="single" w:color="auto" w:sz="4"/>
+          <w:insideV w:val="single" w:color="auto" w:sz="4"/>
+        </w:tblBorders>
+      </w:tblPr>
+      <w:tblGrid>
+        <w:gridCol w:w="1707"/>
+        <w:gridCol w:w="7931"/>
+      </w:tblGrid>
+      <w:tr>
+        <w:trPr>
+          <w:tblHeader/>
+        </w:trPr>
+        <w:tc>
+          <w:tcPr>
+            <w:tcW w:type="dxa" w:w="1707"/>
+            <w:tcBorders>
+              <w:top w:val="single" w:color="BFC7D5" w:sz="4"/>
+              <w:left w:val="single" w:color="BFC7D5" w:sz="4"/>
+              <w:bottom w:val="single" w:color="BFC7D5" w:sz="4"/>
+              <w:right w:val="single" w:color="BFC7D5" w:sz="4"/>
+            </w:tcBorders>
+            <w:shd w:fill="1C4E9A" w:color="auto" w:val="clear"/>
+            <w:tcMar>
+              <w:top w:type="dxa" w:w="60"/>
+              <w:left w:type="dxa" w:w="90"/>
+              <w:bottom w:type="dxa" w:w="60"/>
+              <w:right w:type="dxa" w:w="90"/>
+            </w:tcMar>
+          </w:tcPr>
+          <w:p>
+            <w:pPr>
+              <w:jc w:val="left"/>
+            </w:pPr>
+            <w:r>
+              <w:rPr>
+                <w:b/>
+                <w:bCs/>
+                <w:color w:val="FFFFFF"/>
+                <w:sz w:val="18"/>
+                <w:szCs w:val="18"/>
+              </w:rPr>
+              <w:t xml:space="preserve">Detail</w:t>
+            </w:r>
+          </w:p>
+        </w:tc>
+        <w:tc>
+          <w:tcPr>
+            <w:tcW w:type="dxa" w:w="7931"/>
+            <w:tcBorders>
+              <w:top w:val="single" w:color="BFC7D5" w:sz="4"/>
+              <w:left w:val="single" w:color="BFC7D5" w:sz="4"/>
+              <w:bottom w:val="single" w:color="BFC7D5" w:sz="4"/>
+              <w:right w:val="single" w:color="BFC7D5" w:sz="4"/>
+            </w:tcBorders>
+            <w:shd w:fill="1C4E9A" w:color="auto" w:val="clear"/>
+            <w:tcMar>
+              <w:top w:type="dxa" w:w="60"/>
+              <w:left w:type="dxa" w:w="90"/>
+              <w:bottom w:type="dxa" w:w="60"/>
+              <w:right w:type="dxa" w:w="90"/>
+            </w:tcMar>
+          </w:tcPr>
+          <w:p>
+            <w:pPr>
+              <w:jc w:val="left"/>
+            </w:pPr>
+            <w:r>
+              <w:rPr>
+                <w:b/>
+                <w:bCs/>
+                <w:color w:val="FFFFFF"/>
+                <w:sz w:val="18"/>
+                <w:szCs w:val="18"/>
+              </w:rPr>
+              <w:t xml:space="preserve">Value</w:t>
+            </w:r>
+          </w:p>
+        </w:tc>
+      </w:tr>
+      <w:tr>
+        <w:tc>
+          <w:tcPr>
+            <w:tcW w:type="dxa" w:w="1707"/>
+            <w:tcBorders>
+              <w:top w:val="single" w:color="BFC7D5" w:sz="4"/>
+              <w:left w:val="single" w:color="BFC7D5" w:sz="4"/>
+              <w:bottom w:val="single" w:color="BFC7D5" w:sz="4"/>
+              <w:right w:val="single" w:color="BFC7D5" w:sz="4"/>
+            </w:tcBorders>
+            <w:shd w:fill="FFFFFF" w:color="auto" w:val="clear"/>
+            <w:tcMar>
+              <w:top w:type="dxa" w:w="60"/>
+              <w:left w:type="dxa" w:w="90"/>
+              <w:bottom w:type="dxa" w:w="60"/>
+              <w:right w:type="dxa" w:w="90"/>
+            </w:tcMar>
+          </w:tcPr>
+          <w:p>
+            <w:pPr>
+              <w:jc w:val="left"/>
+            </w:pPr>
+            <w:r>
+              <w:rPr>
+                <w:b/>
+                <w:bCs/>
+                <w:sz w:val="18"/>
+                <w:szCs w:val="18"/>
+              </w:rPr>
+              <w:t xml:space="preserve">Stage</w:t>
+            </w:r>
+          </w:p>
+        </w:tc>
+        <w:tc>
+          <w:tcPr>
+            <w:tcW w:type="dxa" w:w="7931"/>
+            <w:tcBorders>
+              <w:top w:val="single" w:color="BFC7D5" w:sz="4"/>
+              <w:left w:val="single" w:color="BFC7D5" w:sz="4"/>
+              <w:bottom w:val="single" w:color="BFC7D5" w:sz="4"/>
+              <w:right w:val="single" w:color="BFC7D5" w:sz="4"/>
+            </w:tcBorders>
+            <w:shd w:fill="FFFFFF" w:color="auto" w:val="clear"/>
+            <w:tcMar>
+              <w:top w:type="dxa" w:w="60"/>
+              <w:left w:type="dxa" w:w="90"/>
+              <w:bottom w:type="dxa" w:w="60"/>
+              <w:right w:type="dxa" w:w="90"/>
+            </w:tcMar>
+          </w:tcPr>
+          <w:p>
+            <w:pPr>
+              <w:jc w:val="left"/>
+            </w:pPr>
+            <w:r>
+              <w:rPr>
+                <w:sz w:val="18"/>
+                <w:szCs w:val="18"/>
+              </w:rPr>
+              <w:t xml:space="preserve">Stage III, synthetic phase, har round</w:t>
+            </w:r>
+          </w:p>
+        </w:tc>
+      </w:tr>
+      <w:tr>
+        <w:tc>
+          <w:tcPr>
+            <w:tcW w:type="dxa" w:w="1707"/>
+            <w:tcBorders>
+              <w:top w:val="single" w:color="BFC7D5" w:sz="4"/>
+              <w:left w:val="single" w:color="BFC7D5" w:sz="4"/>
+              <w:bottom w:val="single" w:color="BFC7D5" w:sz="4"/>
+              <w:right w:val="single" w:color="BFC7D5" w:sz="4"/>
+            </w:tcBorders>
+            <w:shd w:fill="F7F9FC" w:color="auto" w:val="clear"/>
+            <w:tcMar>
+              <w:top w:type="dxa" w:w="60"/>
+              <w:left w:type="dxa" w:w="90"/>
+              <w:bottom w:type="dxa" w:w="60"/>
+              <w:right w:type="dxa" w:w="90"/>
+            </w:tcMar>
+          </w:tcPr>
+          <w:p>
+            <w:pPr>
+              <w:jc w:val="left"/>
+            </w:pPr>
+            <w:r>
+              <w:rPr>
+                <w:b/>
+                <w:bCs/>
+                <w:sz w:val="18"/>
+                <w:szCs w:val="18"/>
+              </w:rPr>
+              <w:t xml:space="preserve">Kahan</w:t>
+            </w:r>
+          </w:p>
+        </w:tc>
+        <w:tc>
+          <w:tcPr>
+            <w:tcW w:type="dxa" w:w="7931"/>
+            <w:tcBorders>
+              <w:top w:val="single" w:color="BFC7D5" w:sz="4"/>
+              <w:left w:val="single" w:color="BFC7D5" w:sz="4"/>
+              <w:bottom w:val="single" w:color="BFC7D5" w:sz="4"/>
+              <w:right w:val="single" w:color="BFC7D5" w:sz="4"/>
+            </w:tcBorders>
+            <w:shd w:fill="F7F9FC" w:color="auto" w:val="clear"/>
+            <w:tcMar>
+              <w:top w:type="dxa" w:w="60"/>
+              <w:left w:type="dxa" w:w="90"/>
+              <w:bottom w:type="dxa" w:w="60"/>
+              <w:right w:type="dxa" w:w="90"/>
+            </w:tcMar>
+          </w:tcPr>
+          <w:p>
+            <w:pPr>
+              <w:jc w:val="left"/>
+            </w:pPr>
+            <w:r>
+              <w:rPr>
+                <w:sz w:val="18"/>
+                <w:szCs w:val="18"/>
+              </w:rPr>
+              <w:t xml:space="preserve">Clients predict karte hain, server sums jodta hai (secure aggregation)</w:t>
+            </w:r>
+          </w:p>
+        </w:tc>
+      </w:tr>
+      <w:tr>
+        <w:tc>
+          <w:tcPr>
+            <w:tcW w:type="dxa" w:w="1707"/>
+            <w:tcBorders>
+              <w:top w:val="single" w:color="BFC7D5" w:sz="4"/>
+              <w:left w:val="single" w:color="BFC7D5" w:sz="4"/>
+              <w:bottom w:val="single" w:color="BFC7D5" w:sz="4"/>
+              <w:right w:val="single" w:color="BFC7D5" w:sz="4"/>
+            </w:tcBorders>
+            <w:shd w:fill="FFFFFF" w:color="auto" w:val="clear"/>
+            <w:tcMar>
+              <w:top w:type="dxa" w:w="60"/>
+              <w:left w:type="dxa" w:w="90"/>
+              <w:bottom w:type="dxa" w:w="60"/>
+              <w:right w:type="dxa" w:w="90"/>
+            </w:tcMar>
+          </w:tcPr>
+          <w:p>
+            <w:pPr>
+              <w:jc w:val="left"/>
+            </w:pPr>
+            <w:r>
+              <w:rPr>
+                <w:b/>
+                <w:bCs/>
+                <w:sz w:val="18"/>
+                <w:szCs w:val="18"/>
+              </w:rPr>
+              <w:t xml:space="preserve">Communication</w:t>
+            </w:r>
+          </w:p>
+        </w:tc>
+        <w:tc>
+          <w:tcPr>
+            <w:tcW w:type="dxa" w:w="7931"/>
+            <w:tcBorders>
+              <w:top w:val="single" w:color="BFC7D5" w:sz="4"/>
+              <w:left w:val="single" w:color="BFC7D5" w:sz="4"/>
+              <w:bottom w:val="single" w:color="BFC7D5" w:sz="4"/>
+              <w:right w:val="single" w:color="BFC7D5" w:sz="4"/>
+            </w:tcBorders>
+            <w:shd w:fill="FFFFFF" w:color="auto" w:val="clear"/>
+            <w:tcMar>
+              <w:top w:type="dxa" w:w="60"/>
+              <w:left w:type="dxa" w:w="90"/>
+              <w:bottom w:type="dxa" w:w="60"/>
+              <w:right w:type="dxa" w:w="90"/>
+            </w:tcMar>
+          </w:tcPr>
+          <w:p>
+            <w:pPr>
+              <w:jc w:val="left"/>
+            </w:pPr>
+            <w:r>
+              <w:rPr>
+                <w:sz w:val="18"/>
+                <w:szCs w:val="18"/>
+              </w:rPr>
+              <w:t xml:space="preserve">≈ 24 KB per fake epoch; real data pe koi output share nahi hota</w:t>
+            </w:r>
+          </w:p>
+        </w:tc>
+      </w:tr>
+      <w:tr>
+        <w:tc>
+          <w:tcPr>
+            <w:tcW w:type="dxa" w:w="1707"/>
+            <w:tcBorders>
+              <w:top w:val="single" w:color="BFC7D5" w:sz="4"/>
+              <w:left w:val="single" w:color="BFC7D5" w:sz="4"/>
+              <w:bottom w:val="single" w:color="BFC7D5" w:sz="4"/>
+              <w:right w:val="single" w:color="BFC7D5" w:sz="4"/>
+            </w:tcBorders>
+            <w:shd w:fill="F7F9FC" w:color="auto" w:val="clear"/>
+            <w:tcMar>
+              <w:top w:type="dxa" w:w="60"/>
+              <w:left w:type="dxa" w:w="90"/>
+              <w:bottom w:type="dxa" w:w="60"/>
+              <w:right w:type="dxa" w:w="90"/>
+            </w:tcMar>
+          </w:tcPr>
+          <w:p>
+            <w:pPr>
+              <w:jc w:val="left"/>
+            </w:pPr>
+            <w:r>
+              <w:rPr>
+                <w:b/>
+                <w:bCs/>
+                <w:sz w:val="18"/>
+                <w:szCs w:val="18"/>
+              </w:rPr>
+              <w:t xml:space="preserve">Code</w:t>
+            </w:r>
+          </w:p>
+        </w:tc>
+        <w:tc>
+          <w:tcPr>
+            <w:tcW w:type="dxa" w:w="7931"/>
+            <w:tcBorders>
+              <w:top w:val="single" w:color="BFC7D5" w:sz="4"/>
+              <w:left w:val="single" w:color="BFC7D5" w:sz="4"/>
+              <w:bottom w:val="single" w:color="BFC7D5" w:sz="4"/>
+              <w:right w:val="single" w:color="BFC7D5" w:sz="4"/>
+            </w:tcBorders>
+            <w:shd w:fill="F7F9FC" w:color="auto" w:val="clear"/>
+            <w:tcMar>
+              <w:top w:type="dxa" w:w="60"/>
+              <w:left w:type="dxa" w:w="90"/>
+              <w:bottom w:type="dxa" w:w="60"/>
+              <w:right w:type="dxa" w:w="90"/>
+            </w:tcMar>
+          </w:tcPr>
+          <w:p>
+            <w:pPr>
+              <w:jc w:val="left"/>
+            </w:pPr>
+            <w:r>
+              <w:rPr>
+                <w:sz w:val="18"/>
+                <w:szCs w:val="18"/>
+              </w:rPr>
+              <w:t xml:space="preserve">stage_iii ka CSL block (experiments/core.py:1774)</w:t>
+            </w:r>
+          </w:p>
+        </w:tc>
+      </w:tr>
+    </w:tbl>
+    <w:p>
+      <w:pPr>
+        <w:spacing w:after="160"/>
+      </w:pPr>
+    </w:p>
+    <w:p>
+      <w:pPr>
+        <w:pStyle w:val="Heading2"/>
+        <w:keepNext/>
+        <w:spacing w:after="120" w:before="240"/>
+      </w:pPr>
+      <w:r>
+        <w:t xml:space="preserve">Result</w:t>
+      </w:r>
+    </w:p>
+    <w:p>
+      <w:pPr>
+        <w:pStyle w:val="ListParagraph"/>
+        <w:numPr>
+          <w:ilvl w:val="0"/>
+          <w:numId w:val="2"/>
+        </w:numPr>
+        <w:spacing w:after="60" w:line="264"/>
+      </w:pPr>
+      <w:r>
+        <w:t xml:space="preserve">MNIST long tail +2.5 (87.89 → 90.40), FMNIST +0.6. IID mein bhi +0.5 to +0.8 (MNIST 96.82 vs 96.01; CIFAR-10 59.85 vs 59.10; SVHN 76.30 vs 75.82).</w:t>
+      </w:r>
+    </w:p>
+    <w:p>
+      <w:pPr>
+        <w:pStyle w:val="ListParagraph"/>
+        <w:numPr>
+          <w:ilvl w:val="0"/>
+          <w:numId w:val="2"/>
+        </w:numPr>
+        <w:spacing w:after="60" w:line="264"/>
+      </w:pPr>
+      <w:r>
+        <w:t xml:space="preserve">Bayesian CSL try kiya, fail hua (heads generator se hi seekhte hain to wo hamesha agree karte hain, ρ̂ → 0.999).</w:t>
+      </w:r>
+    </w:p>
+    <w:p>
+      <w:pPr>
+        <w:pStyle w:val="ListParagraph"/>
+        <w:numPr>
+          <w:ilvl w:val="0"/>
+          <w:numId w:val="2"/>
+        </w:numPr>
+        <w:spacing w:after="60" w:line="264"/>
+      </w:pPr>
+      <w:r>
+        <w:t xml:space="preserve">Source: FedMD (Li and Wang, 2019); FedDF (Lin et al., NeurIPS 2020).</w:t>
+      </w:r>
+    </w:p>
+    <w:p>
+      <w:pPr>
+        <w:pStyle w:val="Heading2"/>
+        <w:keepNext/>
+        <w:spacing w:after="120" w:before="240"/>
+      </w:pPr>
+      <w:r>
+        <w:t xml:space="preserve">Proof: real data pe (seed 0)</w:t>
+      </w:r>
+    </w:p>
+    <w:p>
+      <w:pPr>
+        <w:spacing w:after="60" w:before="120"/>
+        <w:jc w:val="center"/>
+      </w:pPr>
+      <w:r>
+        <w:drawing>
+          <wp:inline distT="0" distB="0" distL="0" distR="0">
+            <wp:extent cx="5715000" cy="2943225"/>
+            <wp:effectExtent t="0" r="0" b="0" l="0"/>
+            <wp:docPr id="19" name="ev08_la_csl.png" descr="Right column = CSL: training target ki real-data referee se doori (TV, kam = behtar)." title="ev08_la_csl.png"/>
+            <wp:cNvGraphicFramePr>
+              <a:graphicFrameLocks xmlns:a="http://schemas.openxmlformats.org/drawingml/2006/main" noChangeAspect="1"/>
+            </wp:cNvGraphicFramePr>
+            <a:graphic xmlns:a="http://schemas.openxmlformats.org/drawingml/2006/main">
+              <a:graphicData uri="http://schemas.openxmlformats.org/drawingml/2006/picture">
+                <pic:pic xmlns:pic="http://schemas.openxmlformats.org/drawingml/2006/picture">
+                  <pic:nvPicPr>
+                    <pic:cNvPr id="0" name="" descr=""/>
+                    <pic:cNvPicPr>
+                      <a:picLocks noChangeAspect="1" noChangeArrowheads="1"/>
+                    </pic:cNvPicPr>
+                  </pic:nvPicPr>
+                  <pic:blipFill>
+                    <a:blip r:embed="rId27" cstate="none"/>
+                    <a:srcRect/>
+                    <a:stretch>
+                      <a:fillRect/>
+                    </a:stretch>
+                  </pic:blipFill>
+                  <pic:spPr bwMode="auto">
+                    <a:xfrm>
+                      <a:off x="0" y="0"/>
+                      <a:ext cx="5715000" cy="2943225"/>
+                    </a:xfrm>
+                    <a:prstGeom prst="rect">
+                      <a:avLst/>
+                    </a:prstGeom>
+                  </pic:spPr>
+                </pic:pic>
+              </a:graphicData>
+            </a:graphic>
+          </wp:inline>
+        </w:drawing>
+      </w:r>
+    </w:p>
+    <w:p>
+      <w:pPr>
+        <w:spacing w:after="220"/>
+        <w:jc w:val="center"/>
+      </w:pPr>
+      <w:r>
+        <w:rPr>
+          <w:i/>
+          <w:iCs/>
+          <w:color w:val="5B6676"/>
+          <w:sz w:val="18"/>
+          <w:szCs w:val="18"/>
+        </w:rPr>
+        <w:t xml:space="preserve">Right column = CSL: training target ki real-data referee se doori (TV, kam = behtar).</w:t>
+      </w:r>
+    </w:p>
+    <w:p>
+      <w:pPr>
+        <w:spacing w:after="120" w:line="276"/>
+        <w:jc w:val="both"/>
+      </w:pPr>
+      <w:r>
+        <w:rPr>
+          <w:b/>
+          <w:bCs/>
+        </w:rPr>
+        <w:t xml:space="preserve">Matlab:</w:t>
+      </w:r>
+      <w:r>
+        <w:t xml:space="preserve"> right column dekho. Grey = one-hot label, blue = consensus soft label. Lagbhag har class mein blue chhota hai: TV 0.098 → 0.088 (MNIST), 0.192 → 0.179 (FMNIST). Matlab CSL ka target real data ki sachchai ke zyada paas hai. Sabse bada fark confusing classes pe (MNIST class 8, FMNIST class 6 = shirt).</w:t>
+      </w:r>
+    </w:p>
+    <w:p>
+      <w:pPr>
+        <w:pStyle w:val="Heading3"/>
+        <w:keepNext/>
+        <w:spacing w:after="80" w:before="180"/>
+      </w:pPr>
+      <w:r>
+        <w:t xml:space="preserve">Professor pooche to</w:t>
+      </w:r>
+    </w:p>
+    <w:p>
+      <w:pPr>
+        <w:spacing w:after="120" w:line="276"/>
+        <w:jc w:val="both"/>
+      </w:pPr>
+      <w:r>
+        <w:rPr>
+          <w:b/>
+          <w:bCs/>
+        </w:rPr>
+        <w:t xml:space="preserve">Q: Privacy?</w:t>
+      </w:r>
+    </w:p>
+    <w:p>
+      <w:pPr>
+        <w:spacing w:after="120" w:line="276"/>
+        <w:jc w:val="both"/>
+      </w:pPr>
+      <w:r>
+        <w:t xml:space="preserve">A: Sirf fake features pe predictions ka sum jaata hai. Real data ka kuch bhi nahi.</w:t>
+      </w:r>
+    </w:p>
+    <w:p>
+      <w:pPr>
+        <w:spacing w:after="120" w:line="276"/>
+        <w:jc w:val="both"/>
+      </w:pPr>
+      <w:r>
+        <w:rPr>
+          <w:b/>
+          <w:bCs/>
+        </w:rPr>
+        <w:t xml:space="preserve">Q: Consensus kis round ke heads se?</w:t>
+      </w:r>
+    </w:p>
+    <w:p>
+      <w:pPr>
+        <w:spacing w:after="120" w:line="276"/>
+        <w:jc w:val="both"/>
+      </w:pPr>
+      <w:r>
+        <w:t xml:space="preserve">A: Pichhle round ke averaged heads se, round ke shuru mein.</w:t>
+      </w:r>
+    </w:p>
+    <w:tbl>
+      <w:tblPr>
+        <w:tblW w:type="dxa" w:w="9638"/>
+        <w:tblBorders>
+          <w:top w:val="single" w:color="auto" w:sz="4"/>
+          <w:left w:val="single" w:color="auto" w:sz="4"/>
+          <w:bottom w:val="single" w:color="auto" w:sz="4"/>
+          <w:right w:val="single" w:color="auto" w:sz="4"/>
+          <w:insideH w:val="single" w:color="auto" w:sz="4"/>
+          <w:insideV w:val="single" w:color="auto" w:sz="4"/>
+        </w:tblBorders>
+      </w:tblPr>
+      <w:tblGrid>
+        <w:gridCol w:w="9638"/>
+      </w:tblGrid>
+      <w:tr>
+        <w:tc>
+          <w:tcPr>
+            <w:tcW w:type="dxa" w:w="9638"/>
+            <w:tcBorders>
+              <w:top w:val="single" w:color="1C4E9A" w:sz="12"/>
+              <w:left w:val="single" w:color="BFC7D5" w:sz="4"/>
+              <w:bottom w:val="single" w:color="BFC7D5" w:sz="4"/>
+              <w:right w:val="single" w:color="BFC7D5" w:sz="4"/>
+            </w:tcBorders>
+            <w:shd w:fill="FFF8E6" w:color="auto" w:val="clear"/>
+            <w:tcMar>
+              <w:top w:type="dxa" w:w="120"/>
+              <w:left w:type="dxa" w:w="160"/>
+              <w:bottom w:type="dxa" w:w="120"/>
+              <w:right w:type="dxa" w:w="160"/>
+            </w:tcMar>
+          </w:tcPr>
+          <w:p>
+            <w:pPr>
+              <w:spacing w:after="80"/>
+            </w:pPr>
+            <w:r>
+              <w:rPr>
+                <w:b/>
+                <w:bCs/>
+                <w:color w:val="1C4E9A"/>
+              </w:rPr>
+              <w:t xml:space="preserve">Yaad rakhne wali baatein</w:t>
+            </w:r>
+          </w:p>
+          <w:p>
+            <w:pPr>
+              <w:spacing w:after="60"/>
+            </w:pPr>
+            <w:r>
+              <w:t xml:space="preserve">1) Target = ½ one-hot + ½ sab architectures ka average.</w:t>
+            </w:r>
+          </w:p>
+          <w:p>
+            <w:pPr>
+              <w:spacing w:after="60"/>
+            </w:pPr>
+            <w:r>
+              <w:t xml:space="preserve">2) Galtiyan cancel + soft info + regularisation.</w:t>
+            </w:r>
+          </w:p>
+          <w:p>
+            <w:pPr>
+              <w:spacing w:after="60"/>
+            </w:pPr>
+            <w:r>
+              <w:t xml:space="preserve">3) +2.5 MNIST LT, IID mein bhi fayda.</w:t>
+            </w:r>
+          </w:p>
+        </w:tc>
+      </w:tr>
+    </w:tbl>
+    <w:p>
+      <w:pPr>
+        <w:spacing w:after="160"/>
+      </w:pPr>
+    </w:p>
+    <w:p>
+      <w:pPr>
+        <w:pStyle w:val="Heading1"/>
+        <w:pageBreakBefore/>
+        <w:spacing w:after="200"/>
+      </w:pPr>
+      <w:r>
+        <w:t xml:space="preserve">6. LA: logit adjustment (client ki skew hatao)</w:t>
+      </w:r>
+    </w:p>
+    <w:tbl>
+      <w:tblPr>
+        <w:tblW w:type="dxa" w:w="9638"/>
+        <w:tblBorders>
+          <w:top w:val="single" w:color="auto" w:sz="4"/>
+          <w:left w:val="single" w:color="auto" w:sz="4"/>
+          <w:bottom w:val="single" w:color="auto" w:sz="4"/>
+          <w:right w:val="single" w:color="auto" w:sz="4"/>
+          <w:insideH w:val="single" w:color="auto" w:sz="4"/>
+          <w:insideV w:val="single" w:color="auto" w:sz="4"/>
+        </w:tblBorders>
+      </w:tblPr>
+      <w:tblGrid>
+        <w:gridCol w:w="9638"/>
+      </w:tblGrid>
+      <w:tr>
+        <w:tc>
+          <w:tcPr>
+            <w:tcW w:type="dxa" w:w="9638"/>
+            <w:tcBorders>
+              <w:top w:val="single" w:color="1C4E9A" w:sz="12"/>
+              <w:left w:val="single" w:color="BFC7D5" w:sz="4"/>
+              <w:bottom w:val="single" w:color="BFC7D5" w:sz="4"/>
+              <w:right w:val="single" w:color="BFC7D5" w:sz="4"/>
+            </w:tcBorders>
+            <w:shd w:fill="EEF2F8" w:color="auto" w:val="clear"/>
+            <w:tcMar>
+              <w:top w:type="dxa" w:w="120"/>
+              <w:left w:type="dxa" w:w="160"/>
+              <w:bottom w:type="dxa" w:w="120"/>
+              <w:right w:type="dxa" w:w="160"/>
+            </w:tcMar>
+          </w:tcPr>
+          <w:p>
+            <w:pPr>
+              <w:spacing w:after="80"/>
+            </w:pPr>
+            <w:r>
+              <w:rPr>
+                <w:b/>
+                <w:bCs/>
+                <w:color w:val="1C4E9A"/>
+              </w:rPr>
+              <w:t xml:space="preserve">Ek line mein</w:t>
+            </w:r>
+          </w:p>
+          <w:p>
+            <w:pPr>
+              <w:spacing w:after="60"/>
+            </w:pPr>
+            <w:r>
+              <w:t xml:space="preserve">Real data pe training ke waqt logits mein </w:t>
+            </w:r>
+            <w:r>
+              <w:rPr>
+                <w:b/>
+                <w:bCs/>
+              </w:rPr>
+              <w:t xml:space="preserve">client ka apna log-prior</w:t>
+            </w:r>
+            <w:r>
+              <w:t xml:space="preserve"> jod do. Isse head apne data ki skew ("jab doubt ho, common class bolo") nahi seekhta.</w:t>
+            </w:r>
+          </w:p>
+        </w:tc>
+      </w:tr>
+    </w:tbl>
+    <w:p>
+      <w:pPr>
+        <w:spacing w:after="160"/>
+      </w:pPr>
+    </w:p>
+    <w:p>
+      <w:pPr>
+        <w:pStyle w:val="Heading2"/>
+        <w:keepNext/>
+        <w:spacing w:after="120" w:before="240"/>
+      </w:pPr>
+      <w:r>
+        <w:t xml:space="preserve">Problem kya tha</w:t>
+      </w:r>
+    </w:p>
+    <w:p>
+      <w:pPr>
+        <w:spacing w:after="120" w:line="276"/>
+        <w:jc w:val="both"/>
+      </w:pPr>
+      <w:r>
+        <w:t xml:space="preserve">Ek client ke paas 90 % class 0 hai. Uska head seekh leta hai "doubt ho to 0 bolo". Test set balanced hai, to rare classes ki recall gir jaati hai. GeFL-F mein fake epochs balanced hote hain, lekin uske baad ke </w:t>
+      </w:r>
+      <w:r>
+        <w:rPr>
+          <w:b/>
+          <w:bCs/>
+        </w:rPr>
+        <w:t xml:space="preserve">5 real epochs</w:t>
+      </w:r>
+      <w:r>
+        <w:t xml:space="preserve"> head ko wapas client ki skew ki taraf kheench lete hain.</w:t>
+      </w:r>
+    </w:p>
+    <w:p>
+      <w:pPr>
+        <w:pStyle w:val="Heading2"/>
+        <w:keepNext/>
+        <w:spacing w:after="120" w:before="240"/>
+      </w:pPr>
+      <w:r>
+        <w:t xml:space="preserve">Kaise kaam karta hai</w:t>
+      </w:r>
+    </w:p>
+    <w:p>
+      <w:pPr>
+        <w:pStyle w:val="ListParagraph"/>
+        <w:numPr>
+          <w:ilvl w:val="0"/>
+          <w:numId w:val="2"/>
+        </w:numPr>
+        <w:spacing w:after="60" w:line="264"/>
+      </w:pPr>
+      <w:r>
+        <w:rPr>
+          <w:b/>
+          <w:bCs/>
+        </w:rPr>
+        <w:t xml:space="preserve">Step 1:</w:t>
+      </w:r>
+      <w:r>
+        <w:t xml:space="preserve"> client apna prior nikalta hai: π_k(c) = (n_kc + 1) / Σ (n_kc + 1). +1 isliye ki zero class ka log −∞ na ho.</w:t>
+      </w:r>
+    </w:p>
+    <w:p>
+      <w:pPr>
+        <w:pStyle w:val="ListParagraph"/>
+        <w:numPr>
+          <w:ilvl w:val="0"/>
+          <w:numId w:val="2"/>
+        </w:numPr>
+        <w:spacing w:after="60" w:line="264"/>
+      </w:pPr>
+      <w:r>
+        <w:rPr>
+          <w:b/>
+          <w:bCs/>
+        </w:rPr>
+        <w:t xml:space="preserve">Step 2:</w:t>
+      </w:r>
+      <w:r>
+        <w:t xml:space="preserve"> training loss = CE( f(h) + τ · log π_k , y ), τ = 1.</w:t>
+      </w:r>
+    </w:p>
+    <w:p>
+      <w:pPr>
+        <w:pStyle w:val="ListParagraph"/>
+        <w:numPr>
+          <w:ilvl w:val="0"/>
+          <w:numId w:val="2"/>
+        </w:numPr>
+        <w:spacing w:after="60" w:line="264"/>
+      </w:pPr>
+      <w:r>
+        <w:rPr>
+          <w:b/>
+          <w:bCs/>
+        </w:rPr>
+        <w:t xml:space="preserve">Step 3:</w:t>
+      </w:r>
+      <w:r>
+        <w:t xml:space="preserve"> test pe sirf f(h) use karo (offset hata do).</w:t>
+      </w:r>
+    </w:p>
+    <w:p>
+      <w:pPr>
+        <w:spacing w:after="120" w:before="80"/>
+        <w:jc w:val="center"/>
+      </w:pPr>
+      <w:r>
+        <w:drawing>
+          <wp:inline distT="0" distB="0" distL="0" distR="0">
+            <wp:extent cx="2466975" cy="533400"/>
+            <wp:effectExtent t="0" r="0" b="0" l="0"/>
+            <wp:docPr id="20" name="eq_la" descr="equation" title="eq_la"/>
+            <wp:cNvGraphicFramePr>
+              <a:graphicFrameLocks xmlns:a="http://schemas.openxmlformats.org/drawingml/2006/main" noChangeAspect="1"/>
+            </wp:cNvGraphicFramePr>
+            <a:graphic xmlns:a="http://schemas.openxmlformats.org/drawingml/2006/main">
+              <a:graphicData uri="http://schemas.openxmlformats.org/drawingml/2006/picture">
+                <pic:pic xmlns:pic="http://schemas.openxmlformats.org/drawingml/2006/picture">
+                  <pic:nvPicPr>
+                    <pic:cNvPr id="0" name="" descr=""/>
+                    <pic:cNvPicPr>
+                      <a:picLocks noChangeAspect="1" noChangeArrowheads="1"/>
+                    </pic:cNvPicPr>
+                  </pic:nvPicPr>
+                  <pic:blipFill>
+                    <a:blip r:embed="rId28" cstate="none"/>
+                    <a:srcRect/>
+                    <a:stretch>
+                      <a:fillRect/>
+                    </a:stretch>
+                  </pic:blipFill>
+                  <pic:spPr bwMode="auto">
+                    <a:xfrm>
+                      <a:off x="0" y="0"/>
+                      <a:ext cx="2466975" cy="533400"/>
+                    </a:xfrm>
+                    <a:prstGeom prst="rect">
+                      <a:avLst/>
+                    </a:prstGeom>
+                  </pic:spPr>
+                </pic:pic>
+              </a:graphicData>
+            </a:graphic>
+          </wp:inline>
+        </w:drawing>
+      </w:r>
+    </w:p>
+    <w:p>
+      <w:pPr>
+        <w:pStyle w:val="Heading2"/>
+        <w:keepNext/>
+        <w:spacing w:after="120" w:before="240"/>
+      </w:pPr>
+      <w:r>
+        <w:t xml:space="preserve">Kyun kaam karta hai</w:t>
+      </w:r>
+    </w:p>
+    <w:p>
+      <w:pPr>
+        <w:spacing w:after="120" w:line="276"/>
+        <w:jc w:val="both"/>
+      </w:pPr>
+      <w:r>
+        <w:t xml:space="preserve">Bayes rule: p_train(y | x) ∝ p(x | y) · π(y). Training mein hum f + log π ko p_train(y|x) jaisa banate hain, to </w:t>
+      </w:r>
+      <w:r>
+        <w:rPr>
+          <w:b/>
+          <w:bCs/>
+        </w:rPr>
+        <w:t xml:space="preserve">f khud</w:t>
+      </w:r>
+      <w:r>
+        <w:t xml:space="preserve"> sirf p(x | y) waala hissa seekhta hai, prior waala hissa log π sambhal leta hai. Test pe log π hatane ka matlab hai uniform prior pe predict karna, jo balanced test ke liye sahi hai.</w:t>
+      </w:r>
+    </w:p>
+    <w:p>
+      <w:pPr>
+        <w:pStyle w:val="Heading2"/>
+        <w:keepNext/>
+        <w:spacing w:after="120" w:before="240"/>
+      </w:pPr>
+      <w:r>
+        <w:t xml:space="preserve">Simple example</w:t>
+      </w:r>
+    </w:p>
+    <w:p>
+      <w:pPr>
+        <w:spacing w:after="120" w:line="276"/>
+        <w:jc w:val="both"/>
+      </w:pPr>
+      <w:r>
+        <w:t xml:space="preserve">Ek umpire jaanta hai ki ek team har ball pe appeal karti hai. Wo unki appeal ko thoda discount karta hai. LA head ko batata hai: "tumhare data mein class 0 bahut hai, isliye uska advantage training mein pehle se de diya; ab tum sirf feature dekh ke faisla seekho".</w:t>
+      </w:r>
+    </w:p>
+    <w:p>
+      <w:pPr>
+        <w:pStyle w:val="Heading2"/>
+        <w:keepNext/>
+        <w:spacing w:after="120" w:before="240"/>
+      </w:pPr>
+      <w:r>
+        <w:t xml:space="preserve">Architecture mein kahan</w:t>
+      </w:r>
+    </w:p>
+    <w:tbl>
+      <w:tblPr>
+        <w:tblW w:type="dxa" w:w="9638"/>
+        <w:tblBorders>
+          <w:top w:val="single" w:color="auto" w:sz="4"/>
+          <w:left w:val="single" w:color="auto" w:sz="4"/>
+          <w:bottom w:val="single" w:color="auto" w:sz="4"/>
+          <w:right w:val="single" w:color="auto" w:sz="4"/>
+          <w:insideH w:val="single" w:color="auto" w:sz="4"/>
+          <w:insideV w:val="single" w:color="auto" w:sz="4"/>
+        </w:tblBorders>
+      </w:tblPr>
+      <w:tblGrid>
+        <w:gridCol w:w="1707"/>
+        <w:gridCol w:w="7931"/>
+      </w:tblGrid>
+      <w:tr>
+        <w:trPr>
+          <w:tblHeader/>
+        </w:trPr>
+        <w:tc>
+          <w:tcPr>
+            <w:tcW w:type="dxa" w:w="1707"/>
+            <w:tcBorders>
+              <w:top w:val="single" w:color="BFC7D5" w:sz="4"/>
+              <w:left w:val="single" w:color="BFC7D5" w:sz="4"/>
+              <w:bottom w:val="single" w:color="BFC7D5" w:sz="4"/>
+              <w:right w:val="single" w:color="BFC7D5" w:sz="4"/>
+            </w:tcBorders>
+            <w:shd w:fill="1C4E9A" w:color="auto" w:val="clear"/>
+            <w:tcMar>
+              <w:top w:type="dxa" w:w="60"/>
+              <w:left w:type="dxa" w:w="90"/>
+              <w:bottom w:type="dxa" w:w="60"/>
+              <w:right w:type="dxa" w:w="90"/>
+            </w:tcMar>
+          </w:tcPr>
+          <w:p>
+            <w:pPr>
+              <w:jc w:val="left"/>
+            </w:pPr>
+            <w:r>
+              <w:rPr>
+                <w:b/>
+                <w:bCs/>
+                <w:color w:val="FFFFFF"/>
+                <w:sz w:val="18"/>
+                <w:szCs w:val="18"/>
+              </w:rPr>
+              <w:t xml:space="preserve">Detail</w:t>
+            </w:r>
+          </w:p>
+        </w:tc>
+        <w:tc>
+          <w:tcPr>
+            <w:tcW w:type="dxa" w:w="7931"/>
+            <w:tcBorders>
+              <w:top w:val="single" w:color="BFC7D5" w:sz="4"/>
+              <w:left w:val="single" w:color="BFC7D5" w:sz="4"/>
+              <w:bottom w:val="single" w:color="BFC7D5" w:sz="4"/>
+              <w:right w:val="single" w:color="BFC7D5" w:sz="4"/>
+            </w:tcBorders>
+            <w:shd w:fill="1C4E9A" w:color="auto" w:val="clear"/>
+            <w:tcMar>
+              <w:top w:type="dxa" w:w="60"/>
+              <w:left w:type="dxa" w:w="90"/>
+              <w:bottom w:type="dxa" w:w="60"/>
+              <w:right w:type="dxa" w:w="90"/>
+            </w:tcMar>
+          </w:tcPr>
+          <w:p>
+            <w:pPr>
+              <w:jc w:val="left"/>
+            </w:pPr>
+            <w:r>
+              <w:rPr>
+                <w:b/>
+                <w:bCs/>
+                <w:color w:val="FFFFFF"/>
+                <w:sz w:val="18"/>
+                <w:szCs w:val="18"/>
+              </w:rPr>
+              <w:t xml:space="preserve">Value</w:t>
+            </w:r>
+          </w:p>
+        </w:tc>
+      </w:tr>
+      <w:tr>
+        <w:tc>
+          <w:tcPr>
+            <w:tcW w:type="dxa" w:w="1707"/>
+            <w:tcBorders>
+              <w:top w:val="single" w:color="BFC7D5" w:sz="4"/>
+              <w:left w:val="single" w:color="BFC7D5" w:sz="4"/>
+              <w:bottom w:val="single" w:color="BFC7D5" w:sz="4"/>
+              <w:right w:val="single" w:color="BFC7D5" w:sz="4"/>
+            </w:tcBorders>
+            <w:shd w:fill="FFFFFF" w:color="auto" w:val="clear"/>
+            <w:tcMar>
+              <w:top w:type="dxa" w:w="60"/>
+              <w:left w:type="dxa" w:w="90"/>
+              <w:bottom w:type="dxa" w:w="60"/>
+              <w:right w:type="dxa" w:w="90"/>
+            </w:tcMar>
+          </w:tcPr>
+          <w:p>
+            <w:pPr>
+              <w:jc w:val="left"/>
+            </w:pPr>
+            <w:r>
+              <w:rPr>
+                <w:b/>
+                <w:bCs/>
+                <w:sz w:val="18"/>
+                <w:szCs w:val="18"/>
+              </w:rPr>
+              <w:t xml:space="preserve">Stage</w:t>
+            </w:r>
+          </w:p>
+        </w:tc>
+        <w:tc>
+          <w:tcPr>
+            <w:tcW w:type="dxa" w:w="7931"/>
+            <w:tcBorders>
+              <w:top w:val="single" w:color="BFC7D5" w:sz="4"/>
+              <w:left w:val="single" w:color="BFC7D5" w:sz="4"/>
+              <w:bottom w:val="single" w:color="BFC7D5" w:sz="4"/>
+              <w:right w:val="single" w:color="BFC7D5" w:sz="4"/>
+            </w:tcBorders>
+            <w:shd w:fill="FFFFFF" w:color="auto" w:val="clear"/>
+            <w:tcMar>
+              <w:top w:type="dxa" w:w="60"/>
+              <w:left w:type="dxa" w:w="90"/>
+              <w:bottom w:type="dxa" w:w="60"/>
+              <w:right w:type="dxa" w:w="90"/>
+            </w:tcMar>
+          </w:tcPr>
+          <w:p>
+            <w:pPr>
+              <w:jc w:val="left"/>
+            </w:pPr>
+            <w:r>
+              <w:rPr>
+                <w:sz w:val="18"/>
+                <w:szCs w:val="18"/>
+              </w:rPr>
+              <w:t xml:space="preserve">Stage III, real-data phase (5 epochs), har round, har client</w:t>
+            </w:r>
+          </w:p>
+        </w:tc>
+      </w:tr>
+      <w:tr>
+        <w:tc>
+          <w:tcPr>
+            <w:tcW w:type="dxa" w:w="1707"/>
+            <w:tcBorders>
+              <w:top w:val="single" w:color="BFC7D5" w:sz="4"/>
+              <w:left w:val="single" w:color="BFC7D5" w:sz="4"/>
+              <w:bottom w:val="single" w:color="BFC7D5" w:sz="4"/>
+              <w:right w:val="single" w:color="BFC7D5" w:sz="4"/>
+            </w:tcBorders>
+            <w:shd w:fill="F7F9FC" w:color="auto" w:val="clear"/>
+            <w:tcMar>
+              <w:top w:type="dxa" w:w="60"/>
+              <w:left w:type="dxa" w:w="90"/>
+              <w:bottom w:type="dxa" w:w="60"/>
+              <w:right w:type="dxa" w:w="90"/>
+            </w:tcMar>
+          </w:tcPr>
+          <w:p>
+            <w:pPr>
+              <w:jc w:val="left"/>
+            </w:pPr>
+            <w:r>
+              <w:rPr>
+                <w:b/>
+                <w:bCs/>
+                <w:sz w:val="18"/>
+                <w:szCs w:val="18"/>
+              </w:rPr>
+              <w:t xml:space="preserve">Communication</w:t>
+            </w:r>
+          </w:p>
+        </w:tc>
+        <w:tc>
+          <w:tcPr>
+            <w:tcW w:type="dxa" w:w="7931"/>
+            <w:tcBorders>
+              <w:top w:val="single" w:color="BFC7D5" w:sz="4"/>
+              <w:left w:val="single" w:color="BFC7D5" w:sz="4"/>
+              <w:bottom w:val="single" w:color="BFC7D5" w:sz="4"/>
+              <w:right w:val="single" w:color="BFC7D5" w:sz="4"/>
+            </w:tcBorders>
+            <w:shd w:fill="F7F9FC" w:color="auto" w:val="clear"/>
+            <w:tcMar>
+              <w:top w:type="dxa" w:w="60"/>
+              <w:left w:type="dxa" w:w="90"/>
+              <w:bottom w:type="dxa" w:w="60"/>
+              <w:right w:type="dxa" w:w="90"/>
+            </w:tcMar>
+          </w:tcPr>
+          <w:p>
+            <w:pPr>
+              <w:jc w:val="left"/>
+            </w:pPr>
+            <w:r>
+              <w:rPr>
+                <w:sz w:val="18"/>
+                <w:szCs w:val="18"/>
+              </w:rPr>
+              <w:t xml:space="preserve">Kuch nahi. π_k client se bahar nahi jaata</w:t>
+            </w:r>
+          </w:p>
+        </w:tc>
+      </w:tr>
+      <w:tr>
+        <w:tc>
+          <w:tcPr>
+            <w:tcW w:type="dxa" w:w="1707"/>
+            <w:tcBorders>
+              <w:top w:val="single" w:color="BFC7D5" w:sz="4"/>
+              <w:left w:val="single" w:color="BFC7D5" w:sz="4"/>
+              <w:bottom w:val="single" w:color="BFC7D5" w:sz="4"/>
+              <w:right w:val="single" w:color="BFC7D5" w:sz="4"/>
+            </w:tcBorders>
+            <w:shd w:fill="FFFFFF" w:color="auto" w:val="clear"/>
+            <w:tcMar>
+              <w:top w:type="dxa" w:w="60"/>
+              <w:left w:type="dxa" w:w="90"/>
+              <w:bottom w:type="dxa" w:w="60"/>
+              <w:right w:type="dxa" w:w="90"/>
+            </w:tcMar>
+          </w:tcPr>
+          <w:p>
+            <w:pPr>
+              <w:jc w:val="left"/>
+            </w:pPr>
+            <w:r>
+              <w:rPr>
+                <w:b/>
+                <w:bCs/>
+                <w:sz w:val="18"/>
+                <w:szCs w:val="18"/>
+              </w:rPr>
+              <w:t xml:space="preserve">Fake phase pe kyun nahi</w:t>
+            </w:r>
+          </w:p>
+        </w:tc>
+        <w:tc>
+          <w:tcPr>
+            <w:tcW w:type="dxa" w:w="7931"/>
+            <w:tcBorders>
+              <w:top w:val="single" w:color="BFC7D5" w:sz="4"/>
+              <w:left w:val="single" w:color="BFC7D5" w:sz="4"/>
+              <w:bottom w:val="single" w:color="BFC7D5" w:sz="4"/>
+              <w:right w:val="single" w:color="BFC7D5" w:sz="4"/>
+            </w:tcBorders>
+            <w:shd w:fill="FFFFFF" w:color="auto" w:val="clear"/>
+            <w:tcMar>
+              <w:top w:type="dxa" w:w="60"/>
+              <w:left w:type="dxa" w:w="90"/>
+              <w:bottom w:type="dxa" w:w="60"/>
+              <w:right w:type="dxa" w:w="90"/>
+            </w:tcMar>
+          </w:tcPr>
+          <w:p>
+            <w:pPr>
+              <w:jc w:val="left"/>
+            </w:pPr>
+            <w:r>
+              <w:rPr>
+                <w:sz w:val="18"/>
+                <w:szCs w:val="18"/>
+              </w:rPr>
+              <w:t xml:space="preserve">Fake pool ke labels uniform hain, wahan prior pehle se balanced hai</w:t>
+            </w:r>
+          </w:p>
+        </w:tc>
+      </w:tr>
+      <w:tr>
+        <w:tc>
+          <w:tcPr>
+            <w:tcW w:type="dxa" w:w="1707"/>
+            <w:tcBorders>
+              <w:top w:val="single" w:color="BFC7D5" w:sz="4"/>
+              <w:left w:val="single" w:color="BFC7D5" w:sz="4"/>
+              <w:bottom w:val="single" w:color="BFC7D5" w:sz="4"/>
+              <w:right w:val="single" w:color="BFC7D5" w:sz="4"/>
+            </w:tcBorders>
+            <w:shd w:fill="F7F9FC" w:color="auto" w:val="clear"/>
+            <w:tcMar>
+              <w:top w:type="dxa" w:w="60"/>
+              <w:left w:type="dxa" w:w="90"/>
+              <w:bottom w:type="dxa" w:w="60"/>
+              <w:right w:type="dxa" w:w="90"/>
+            </w:tcMar>
+          </w:tcPr>
+          <w:p>
+            <w:pPr>
+              <w:jc w:val="left"/>
+            </w:pPr>
+            <w:r>
+              <w:rPr>
+                <w:b/>
+                <w:bCs/>
+                <w:sz w:val="18"/>
+                <w:szCs w:val="18"/>
+              </w:rPr>
+              <w:t xml:space="preserve">Code</w:t>
+            </w:r>
+          </w:p>
+        </w:tc>
+        <w:tc>
+          <w:tcPr>
+            <w:tcW w:type="dxa" w:w="7931"/>
+            <w:tcBorders>
+              <w:top w:val="single" w:color="BFC7D5" w:sz="4"/>
+              <w:left w:val="single" w:color="BFC7D5" w:sz="4"/>
+              <w:bottom w:val="single" w:color="BFC7D5" w:sz="4"/>
+              <w:right w:val="single" w:color="BFC7D5" w:sz="4"/>
+            </w:tcBorders>
+            <w:shd w:fill="F7F9FC" w:color="auto" w:val="clear"/>
+            <w:tcMar>
+              <w:top w:type="dxa" w:w="60"/>
+              <w:left w:type="dxa" w:w="90"/>
+              <w:bottom w:type="dxa" w:w="60"/>
+              <w:right w:type="dxa" w:w="90"/>
+            </w:tcMar>
+          </w:tcPr>
+          <w:p>
+            <w:pPr>
+              <w:jc w:val="left"/>
+            </w:pPr>
+            <w:r>
+              <w:rPr>
+                <w:sz w:val="18"/>
+                <w:szCs w:val="18"/>
+              </w:rPr>
+              <w:t xml:space="preserve">ce_or_la (experiments/core.py:692), local_log_prior (core.py:698)</w:t>
+            </w:r>
+          </w:p>
+        </w:tc>
+      </w:tr>
+    </w:tbl>
+    <w:p>
+      <w:pPr>
+        <w:spacing w:after="160"/>
+      </w:pPr>
+    </w:p>
+    <w:p>
+      <w:pPr>
+        <w:pStyle w:val="Heading2"/>
+        <w:keepNext/>
+        <w:spacing w:after="120" w:before="240"/>
+      </w:pPr>
+      <w:r>
+        <w:t xml:space="preserve">Result</w:t>
+      </w:r>
+    </w:p>
+    <w:p>
+      <w:pPr>
+        <w:pStyle w:val="ListParagraph"/>
+        <w:numPr>
+          <w:ilvl w:val="0"/>
+          <w:numId w:val="2"/>
+        </w:numPr>
+        <w:spacing w:after="60" w:line="264"/>
+      </w:pPr>
+      <w:r>
+        <w:t xml:space="preserve">GeFL-F ke upar: MNIST 75.25 → </w:t>
+      </w:r>
+      <w:r>
+        <w:rPr>
+          <w:b/>
+          <w:bCs/>
+        </w:rPr>
+        <w:t xml:space="preserve">78.92 (+3.67)</w:t>
+      </w:r>
+      <w:r>
+        <w:t xml:space="preserve">, FMNIST 58.47 → </w:t>
+      </w:r>
+      <w:r>
+        <w:rPr>
+          <w:b/>
+          <w:bCs/>
+        </w:rPr>
+        <w:t xml:space="preserve">64.78 (+6.31)</w:t>
+      </w:r>
+      <w:r>
+        <w:t xml:space="preserve">; chaaron datasets pe +3.6 se +6.3.</w:t>
+      </w:r>
+    </w:p>
+    <w:p>
+      <w:pPr>
+        <w:pStyle w:val="ListParagraph"/>
+        <w:numPr>
+          <w:ilvl w:val="0"/>
+          <w:numId w:val="2"/>
+        </w:numPr>
+        <w:spacing w:after="60" w:line="264"/>
+      </w:pPr>
+      <w:r>
+        <w:t xml:space="preserve">IID mein koi effect nahi (π_k uniform hai, log π constant), to balanced setting kharab nahi hoti.</w:t>
+      </w:r>
+    </w:p>
+    <w:p>
+      <w:pPr>
+        <w:pStyle w:val="ListParagraph"/>
+        <w:numPr>
+          <w:ilvl w:val="0"/>
+          <w:numId w:val="2"/>
+        </w:numPr>
+        <w:spacing w:after="60" w:line="264"/>
+      </w:pPr>
+      <w:r>
+        <w:t xml:space="preserve">Source: Menon et al., Logit Adjustment (ICLR 2021); FL mein FedLC (Zhang et al., ICML 2022).</w:t>
+      </w:r>
+    </w:p>
+    <w:p>
+      <w:pPr>
+        <w:pStyle w:val="Heading2"/>
+        <w:keepNext/>
+        <w:spacing w:after="120" w:before="240"/>
+      </w:pPr>
+      <w:r>
+        <w:t xml:space="preserve">Proof: real data pe (seed 0)</w:t>
+      </w:r>
+    </w:p>
+    <w:p>
+      <w:pPr>
+        <w:spacing w:after="120" w:line="276"/>
+        <w:jc w:val="both"/>
+      </w:pPr>
+      <w:r>
+        <w:t xml:space="preserve">Upar waali figure (Section 5) ke left aur middle column LA ke liye hain:</w:t>
+      </w:r>
+    </w:p>
+    <w:p>
+      <w:pPr>
+        <w:pStyle w:val="ListParagraph"/>
+        <w:numPr>
+          <w:ilvl w:val="0"/>
+          <w:numId w:val="2"/>
+        </w:numPr>
+        <w:spacing w:after="60" w:line="264"/>
+      </w:pPr>
+      <w:r>
+        <w:rPr>
+          <w:b/>
+          <w:bCs/>
+        </w:rPr>
+        <w:t xml:space="preserve">Left:</w:t>
+      </w:r>
+      <w:r>
+        <w:t xml:space="preserve"> test set balanced hai, to har class ko 10 % predictions milni chahiye (green line). Plain CE common classes ko zyada predict karta hai (FMNIST class 0: 16.6 %), rare ko kam (class 6: 3.8 %). LA ke saath bars 10 % ke paas: 13.3 % aur 5.6 %.</w:t>
+      </w:r>
+    </w:p>
+    <w:p>
+      <w:pPr>
+        <w:pStyle w:val="ListParagraph"/>
+        <w:numPr>
+          <w:ilvl w:val="0"/>
+          <w:numId w:val="2"/>
+        </w:numPr>
+        <w:spacing w:after="60" w:line="264"/>
+      </w:pPr>
+      <w:r>
+        <w:rPr>
+          <w:b/>
+          <w:bCs/>
+        </w:rPr>
+        <w:t xml:space="preserve">Middle:</w:t>
+      </w:r>
+      <w:r>
+        <w:t xml:space="preserve"> har point = ek client ki ek class. x = client ke data mein us class ka share, y = head us class ko kitna predict karta hai. CE mein correlation 0.61 / 0.67 (head apni skew copy karta hai), LA mein 0.42 / 0.54.</w:t>
+      </w:r>
+    </w:p>
+    <w:p>
+      <w:pPr>
+        <w:pStyle w:val="ListParagraph"/>
+        <w:numPr>
+          <w:ilvl w:val="0"/>
+          <w:numId w:val="2"/>
+        </w:numPr>
+        <w:spacing w:after="60" w:line="264"/>
+      </w:pPr>
+      <w:r>
+        <w:rPr>
+          <w:b/>
+          <w:bCs/>
+        </w:rPr>
+        <w:t xml:space="preserve">Accuracy:</w:t>
+      </w:r>
+      <w:r>
+        <w:t xml:space="preserve"> CE 92.3 → LA 95.5 (MNIST), 74.0 → 79.2 (FMNIST), rare classes 84.8 → 92.6 (MNIST).</w:t>
+      </w:r>
+    </w:p>
+    <w:p>
+      <w:pPr>
+        <w:pStyle w:val="Heading3"/>
+        <w:keepNext/>
+        <w:spacing w:after="80" w:before="180"/>
+      </w:pPr>
+      <w:r>
+        <w:t xml:space="preserve">Professor pooche to</w:t>
+      </w:r>
+    </w:p>
+    <w:p>
+      <w:pPr>
+        <w:spacing w:after="120" w:line="276"/>
+        <w:jc w:val="both"/>
+      </w:pPr>
+      <w:r>
+        <w:rPr>
+          <w:b/>
+          <w:bCs/>
+        </w:rPr>
+        <w:t xml:space="preserve">Q: Ye to existing technique hai, novelty kya?</w:t>
+      </w:r>
+    </w:p>
+    <w:p>
+      <w:pPr>
+        <w:spacing w:after="120" w:line="276"/>
+        <w:jc w:val="both"/>
+      </w:pPr>
+      <w:r>
+        <w:t xml:space="preserve">A: Haan, LA established hai, hum claim nahi karte. Hum dikhate hain ki GeFL-F mein ye zaroori kyun hai (real phase skew wapas lata hai), aur ye baaki components ke saath add hota hai.</w:t>
+      </w:r>
+    </w:p>
+    <w:p>
+      <w:pPr>
+        <w:spacing w:after="120" w:line="276"/>
+        <w:jc w:val="both"/>
+      </w:pPr>
+      <w:r>
+        <w:rPr>
+          <w:b/>
+          <w:bCs/>
+        </w:rPr>
+        <w:t xml:space="preserve">Q: τ = 1 kyun?</w:t>
+      </w:r>
+    </w:p>
+    <w:p>
+      <w:pPr>
+        <w:spacing w:after="120" w:line="276"/>
+        <w:jc w:val="both"/>
+      </w:pPr>
+      <w:r>
+        <w:t xml:space="preserve">A: Theory mein τ = 1 Bayes-optimal hai; humne wahi rakha.</w:t>
+      </w:r>
+    </w:p>
+    <w:tbl>
+      <w:tblPr>
+        <w:tblW w:type="dxa" w:w="9638"/>
+        <w:tblBorders>
+          <w:top w:val="single" w:color="auto" w:sz="4"/>
+          <w:left w:val="single" w:color="auto" w:sz="4"/>
+          <w:bottom w:val="single" w:color="auto" w:sz="4"/>
+          <w:right w:val="single" w:color="auto" w:sz="4"/>
+          <w:insideH w:val="single" w:color="auto" w:sz="4"/>
+          <w:insideV w:val="single" w:color="auto" w:sz="4"/>
+        </w:tblBorders>
+      </w:tblPr>
+      <w:tblGrid>
+        <w:gridCol w:w="9638"/>
+      </w:tblGrid>
+      <w:tr>
+        <w:tc>
+          <w:tcPr>
+            <w:tcW w:type="dxa" w:w="9638"/>
+            <w:tcBorders>
+              <w:top w:val="single" w:color="1C4E9A" w:sz="12"/>
+              <w:left w:val="single" w:color="BFC7D5" w:sz="4"/>
+              <w:bottom w:val="single" w:color="BFC7D5" w:sz="4"/>
+              <w:right w:val="single" w:color="BFC7D5" w:sz="4"/>
+            </w:tcBorders>
+            <w:shd w:fill="FFF8E6" w:color="auto" w:val="clear"/>
+            <w:tcMar>
+              <w:top w:type="dxa" w:w="120"/>
+              <w:left w:type="dxa" w:w="160"/>
+              <w:bottom w:type="dxa" w:w="120"/>
+              <w:right w:type="dxa" w:w="160"/>
+            </w:tcMar>
+          </w:tcPr>
+          <w:p>
+            <w:pPr>
+              <w:spacing w:after="80"/>
+            </w:pPr>
+            <w:r>
+              <w:rPr>
+                <w:b/>
+                <w:bCs/>
+                <w:color w:val="1C4E9A"/>
+              </w:rPr>
+              <w:t xml:space="preserve">Yaad rakhne wali baatein</w:t>
+            </w:r>
+          </w:p>
+          <w:p>
+            <w:pPr>
+              <w:spacing w:after="60"/>
+            </w:pPr>
+            <w:r>
+              <w:t xml:space="preserve">1) Loss mein + log π_k, test pe hata do.</w:t>
+            </w:r>
+          </w:p>
+          <w:p>
+            <w:pPr>
+              <w:spacing w:after="60"/>
+            </w:pPr>
+            <w:r>
+              <w:t xml:space="preserve">2) Head prior nahi, feature seekhta hai.</w:t>
+            </w:r>
+          </w:p>
+          <w:p>
+            <w:pPr>
+              <w:spacing w:after="60"/>
+            </w:pPr>
+            <w:r>
+              <w:t xml:space="preserve">3) +3.6 to +6.3 sab datasets pe, zero communication.</w:t>
+            </w:r>
+          </w:p>
+        </w:tc>
+      </w:tr>
+    </w:tbl>
+    <w:p>
+      <w:pPr>
+        <w:spacing w:after="160"/>
+      </w:pPr>
+    </w:p>
+    <w:p>
+      <w:pPr>
+        <w:pStyle w:val="Heading1"/>
+        <w:pageBreakBefore/>
+        <w:spacing w:after="200"/>
+      </w:pPr>
+      <w:r>
+        <w:t xml:space="preserve">7. T_s = 10: achhe generator ka zyada use</w:t>
+      </w:r>
+    </w:p>
+    <w:tbl>
+      <w:tblPr>
+        <w:tblW w:type="dxa" w:w="9638"/>
+        <w:tblBorders>
+          <w:top w:val="single" w:color="auto" w:sz="4"/>
+          <w:left w:val="single" w:color="auto" w:sz="4"/>
+          <w:bottom w:val="single" w:color="auto" w:sz="4"/>
+          <w:right w:val="single" w:color="auto" w:sz="4"/>
+          <w:insideH w:val="single" w:color="auto" w:sz="4"/>
+          <w:insideV w:val="single" w:color="auto" w:sz="4"/>
+        </w:tblBorders>
+      </w:tblPr>
+      <w:tblGrid>
+        <w:gridCol w:w="9638"/>
+      </w:tblGrid>
+      <w:tr>
+        <w:tc>
+          <w:tcPr>
+            <w:tcW w:type="dxa" w:w="9638"/>
+            <w:tcBorders>
+              <w:top w:val="single" w:color="1C4E9A" w:sz="12"/>
+              <w:left w:val="single" w:color="BFC7D5" w:sz="4"/>
+              <w:bottom w:val="single" w:color="BFC7D5" w:sz="4"/>
+              <w:right w:val="single" w:color="BFC7D5" w:sz="4"/>
+            </w:tcBorders>
+            <w:shd w:fill="EEF2F8" w:color="auto" w:val="clear"/>
+            <w:tcMar>
+              <w:top w:type="dxa" w:w="120"/>
+              <w:left w:type="dxa" w:w="160"/>
+              <w:bottom w:type="dxa" w:w="120"/>
+              <w:right w:type="dxa" w:w="160"/>
+            </w:tcMar>
+          </w:tcPr>
+          <w:p>
+            <w:pPr>
+              <w:spacing w:after="80"/>
+            </w:pPr>
+            <w:r>
+              <w:rPr>
+                <w:b/>
+                <w:bCs/>
+                <w:color w:val="1C4E9A"/>
+              </w:rPr>
+              <w:t xml:space="preserve">Ek line mein</w:t>
+            </w:r>
+          </w:p>
+          <w:p>
+            <w:pPr>
+              <w:spacing w:after="60"/>
+            </w:pPr>
+            <w:r>
+              <w:t xml:space="preserve">Har Stage III round mein fake data pe </w:t>
+            </w:r>
+            <w:r>
+              <w:rPr>
+                <w:b/>
+                <w:bCs/>
+              </w:rPr>
+              <w:t xml:space="preserve">1 ki jagah 10 epochs</w:t>
+            </w:r>
+            <w:r>
+              <w:t xml:space="preserve">, kyunki ab fake features itne achhe hain ki zyada training fayda deti hai.</w:t>
+            </w:r>
+          </w:p>
+        </w:tc>
+      </w:tr>
+    </w:tbl>
+    <w:p>
+      <w:pPr>
+        <w:spacing w:after="160"/>
+      </w:pPr>
+    </w:p>
+    <w:p>
+      <w:pPr>
+        <w:pStyle w:val="Heading2"/>
+        <w:keepNext/>
+        <w:spacing w:after="120" w:before="240"/>
+      </w:pPr>
+      <w:r>
+        <w:t xml:space="preserve">Problem kya tha</w:t>
+      </w:r>
+    </w:p>
+    <w:p>
+      <w:pPr>
+        <w:spacing w:after="120" w:line="276"/>
+        <w:jc w:val="both"/>
+      </w:pPr>
+      <w:r>
+        <w:t xml:space="preserve">GeFL-F T_s = 1 use karta hai. Wajah: uske fake features (khaas kar rare classes ke) bekaar hain. Bekaar data pe zyada training = galat cheez zyada seekhna. Isliye original generator ke saath T_s badhane se kuch nahi milta.</w:t>
+      </w:r>
+    </w:p>
+    <w:p>
+      <w:pPr>
+        <w:pStyle w:val="Heading2"/>
+        <w:keepNext/>
+        <w:spacing w:after="120" w:before="240"/>
+      </w:pPr>
+      <w:r>
+        <w:t xml:space="preserve">Theory (Proposition 5)</w:t>
+      </w:r>
+    </w:p>
+    <w:p>
+      <w:pPr>
+        <w:spacing w:after="120" w:line="276"/>
+        <w:jc w:val="both"/>
+      </w:pPr>
+      <w:r>
+        <w:t xml:space="preserve">Ek simple model: head ka error = variance (zyada data se ghatta hai) + bias² (generator ke labels ki galti b). Fake data ko weight w do to error = σ²(1 − w)/n_r + w² b². Iska minimum w</w:t>
+      </w:r>
+      <w:r>
+        <w:rPr>
+          <w:i/>
+          <w:iCs/>
+        </w:rPr>
+        <w:t xml:space="preserve"> = σ²/(2 n_r b²). Matlab: </w:t>
+      </w:r>
+      <w:r>
+        <w:rPr>
+          <w:i/>
+          <w:iCs/>
+        </w:rPr>
+        <w:t xml:space="preserve">generator jitna sahi (b chhota), utna zyada fake data use karna chahiye.</w:t>
+      </w:r>
+      <w:r>
+        <w:rPr>
+          <w:i/>
+          <w:iCs/>
+        </w:rPr>
+        <w:t xml:space="preserve"/>
+      </w:r>
+    </w:p>
+    <w:p>
+      <w:pPr>
+        <w:spacing w:after="120" w:before="80"/>
+        <w:jc w:val="center"/>
+      </w:pPr>
+      <w:r>
+        <w:drawing>
+          <wp:inline distT="0" distB="0" distL="0" distR="0">
+            <wp:extent cx="5715000" cy="342900"/>
+            <wp:effectExtent t="0" r="0" b="0" l="0"/>
+            <wp:docPr id="21" name="eq_budget" descr="equation" title="eq_budget"/>
+            <wp:cNvGraphicFramePr>
+              <a:graphicFrameLocks xmlns:a="http://schemas.openxmlformats.org/drawingml/2006/main" noChangeAspect="1"/>
+            </wp:cNvGraphicFramePr>
+            <a:graphic xmlns:a="http://schemas.openxmlformats.org/drawingml/2006/main">
+              <a:graphicData uri="http://schemas.openxmlformats.org/drawingml/2006/picture">
+                <pic:pic xmlns:pic="http://schemas.openxmlformats.org/drawingml/2006/picture">
+                  <pic:nvPicPr>
+                    <pic:cNvPr id="0" name="" descr=""/>
+                    <pic:cNvPicPr>
+                      <a:picLocks noChangeAspect="1" noChangeArrowheads="1"/>
+                    </pic:cNvPicPr>
+                  </pic:nvPicPr>
+                  <pic:blipFill>
+                    <a:blip r:embed="rId29" cstate="none"/>
                     <a:srcRect/>
                     <a:stretch>
                       <a:fillRect/>
@@ -10619,6 +11378,94 @@
     </w:p>
     <w:p>
       <w:pPr>
+        <w:pStyle w:val="Heading2"/>
+        <w:keepNext/>
+        <w:spacing w:after="120" w:before="240"/>
+      </w:pPr>
+      <w:r>
+        <w:t xml:space="preserve">Proof: plot</w:t>
+      </w:r>
+    </w:p>
+    <w:p>
+      <w:pPr>
+        <w:spacing w:after="60" w:before="120"/>
+        <w:jc w:val="center"/>
+      </w:pPr>
+      <w:r>
+        <w:drawing>
+          <wp:inline distT="0" distB="0" distL="0" distR="0">
+            <wp:extent cx="4953000" cy="1733550"/>
+            <wp:effectExtent t="0" r="0" b="0" l="0"/>
+            <wp:docPr id="22" name="ev09_ts.png" descr="T_s = 1 se 10: grey = purana generator, blue = Ours-A generator." title="ev09_ts.png"/>
+            <wp:cNvGraphicFramePr>
+              <a:graphicFrameLocks xmlns:a="http://schemas.openxmlformats.org/drawingml/2006/main" noChangeAspect="1"/>
+            </wp:cNvGraphicFramePr>
+            <a:graphic xmlns:a="http://schemas.openxmlformats.org/drawingml/2006/main">
+              <a:graphicData uri="http://schemas.openxmlformats.org/drawingml/2006/picture">
+                <pic:pic xmlns:pic="http://schemas.openxmlformats.org/drawingml/2006/picture">
+                  <pic:nvPicPr>
+                    <pic:cNvPr id="0" name="" descr=""/>
+                    <pic:cNvPicPr>
+                      <a:picLocks noChangeAspect="1" noChangeArrowheads="1"/>
+                    </pic:cNvPicPr>
+                  </pic:nvPicPr>
+                  <pic:blipFill>
+                    <a:blip r:embed="rId30" cstate="none"/>
+                    <a:srcRect/>
+                    <a:stretch>
+                      <a:fillRect/>
+                    </a:stretch>
+                  </pic:blipFill>
+                  <pic:spPr bwMode="auto">
+                    <a:xfrm>
+                      <a:off x="0" y="0"/>
+                      <a:ext cx="4953000" cy="1733550"/>
+                    </a:xfrm>
+                    <a:prstGeom prst="rect">
+                      <a:avLst/>
+                    </a:prstGeom>
+                  </pic:spPr>
+                </pic:pic>
+              </a:graphicData>
+            </a:graphic>
+          </wp:inline>
+        </w:drawing>
+      </w:r>
+    </w:p>
+    <w:p>
+      <w:pPr>
+        <w:spacing w:after="220"/>
+        <w:jc w:val="center"/>
+      </w:pPr>
+      <w:r>
+        <w:rPr>
+          <w:i/>
+          <w:iCs/>
+          <w:color w:val="5B6676"/>
+          <w:sz w:val="18"/>
+          <w:szCs w:val="18"/>
+        </w:rPr>
+        <w:t xml:space="preserve">T_s = 1 se 10: grey = purana generator, blue = Ours-A generator.</w:t>
+      </w:r>
+    </w:p>
+    <w:p>
+      <w:pPr>
+        <w:spacing w:after="120" w:line="276"/>
+        <w:jc w:val="both"/>
+      </w:pPr>
+      <w:r>
+        <w:rPr>
+          <w:b/>
+          <w:bCs/>
+        </w:rPr>
+        <w:t xml:space="preserve">Matlab:</w:t>
+      </w:r>
+      <w:r>
+        <w:t xml:space="preserve"> MNIST pe purane generator ke saath line flat hai (−0.05), Ours-A generator ke saath upar jaati hai (+1.71). Yahi Proposition 5 kehta hai.</w:t>
+      </w:r>
+    </w:p>
+    <w:p>
+      <w:pPr>
         <w:pStyle w:val="Heading3"/>
         <w:keepNext/>
         <w:spacing w:after="80" w:before="180"/>
@@ -10921,7 +11768,7 @@
           <wp:inline distT="0" distB="0" distL="0" distR="0">
             <wp:extent cx="5715000" cy="304800"/>
             <wp:effectExtent t="0" r="0" b="0" l="0"/>
-            <wp:docPr id="14" name="eq_dp" descr="equation" title="eq_dp"/>
+            <wp:docPr id="23" name="eq_dp" descr="equation" title="eq_dp"/>
             <wp:cNvGraphicFramePr>
               <a:graphicFrameLocks xmlns:a="http://schemas.openxmlformats.org/drawingml/2006/main" noChangeAspect="1"/>
             </wp:cNvGraphicFramePr>
@@ -10935,7 +11782,7 @@
                     </pic:cNvPicPr>
                   </pic:nvPicPr>
                   <pic:blipFill>
-                    <a:blip r:embed="rId22" cstate="none"/>
+                    <a:blip r:embed="rId31" cstate="none"/>
                     <a:srcRect/>
                     <a:stretch>
                       <a:fillRect/>

--- a/docs/professor_report/OursA_Hinglish_Notes.docx
+++ b/docs/professor_report/OursA_Hinglish_Notes.docx
@@ -4964,7 +4964,7 @@
         <w:spacing w:after="120" w:before="240"/>
       </w:pPr>
       <w:r>
-        <w:t xml:space="preserve">Proof: real data pe (3 seeds)</w:t>
+        <w:t xml:space="preserve">Proof: real data pe (3 seeds, Kaggle)</w:t>
       </w:r>
     </w:p>
     <w:p>
@@ -4975,9 +4975,9 @@
       <w:r>
         <w:drawing>
           <wp:inline distT="0" distB="0" distL="0" distR="0">
-            <wp:extent cx="5715000" cy="2905125"/>
+            <wp:extent cx="5715000" cy="2914650"/>
             <wp:effectExtent t="0" r="0" b="0" l="0"/>
-            <wp:docPr id="7" name="ev01_collapse.png" descr="Har line = ek class ki row ka size (start = 1). GeFL-F: rare classes ki rows 0.33 (MNIST) / 0.43 (FMNIST) tak gir jaati hain. HWA: sab badhti hain." title="ev01_collapse.png"/>
+            <wp:docPr id="7" name="ev01_collapse.png" descr="Har line = ek class ki row ka size (start = 1). GeFL-F: rare classes ki rows 0.33 (MNIST) / 0.44 (FMNIST) tak gir jaati hain. HWA: sab badhti hain." title="ev01_collapse.png"/>
             <wp:cNvGraphicFramePr>
               <a:graphicFrameLocks xmlns:a="http://schemas.openxmlformats.org/drawingml/2006/main" noChangeAspect="1"/>
             </wp:cNvGraphicFramePr>
@@ -5000,7 +5000,7 @@
                   <pic:spPr bwMode="auto">
                     <a:xfrm>
                       <a:off x="0" y="0"/>
-                      <a:ext cx="5715000" cy="2905125"/>
+                      <a:ext cx="5715000" cy="2914650"/>
                     </a:xfrm>
                     <a:prstGeom prst="rect">
                       <a:avLst/>
@@ -5026,7 +5026,7 @@
           <w:sz w:val="18"/>
           <w:szCs w:val="18"/>
         </w:rPr>
-        <w:t xml:space="preserve">Har line = ek class ki row ka size (start = 1). GeFL-F: rare classes ki rows 0.33 (MNIST) / 0.43 (FMNIST) tak gir jaati hain. HWA: sab badhti hain.</w:t>
+        <w:t xml:space="preserve">Har line = ek class ki row ka size (start = 1). GeFL-F: rare classes ki rows 0.33 (MNIST) / 0.44 (FMNIST) tak gir jaati hain. HWA: sab badhti hain.</w:t>
       </w:r>
     </w:p>
     <w:p>
@@ -5120,7 +5120,7 @@
         <w:t xml:space="preserve">Matlab:</w:t>
       </w:r>
       <w:r>
-        <w:t xml:space="preserve"> GeFL-F ke rare-class fake samples sirf 11 % (MNIST) / 21 % (FMNIST) baar sahi pehchane jaate hain, PC-VAE ke 93 % / 90 %. Real test features 96 % / 84 % pe hain, to PC-VAE real ke barabar class information deta hai.</w:t>
+        <w:t xml:space="preserve"> GeFL-F ke rare-class fake samples sirf 10 % (MNIST) / 20 % (FMNIST) baar sahi pehchane jaate hain, PC-VAE ke 93 % / 88 %. Real test features 97 % / 84 % pe hain, to PC-VAE real ke barabar class information deta hai.</w:t>
       </w:r>
     </w:p>
     <w:p>
@@ -5133,7 +5133,7 @@
           <wp:inline distT="0" distB="0" distL="0" distR="0">
             <wp:extent cx="5715000" cy="1666875"/>
             <wp:effectExtent t="0" r="0" b="0" l="0"/>
-            <wp:docPr id="9" name="ev07_rare_class_mnist.png" descr="MNIST ki rarest class (sirf 24 real samples): green = real, colour = fake." title="ev07_rare_class_mnist.png"/>
+            <wp:docPr id="9" name="ev07_rare_class_mnist.png" descr="MNIST ki rarest class (sirf 24 real samples, 8/10 clients ke paas): green = real, colour = fake." title="ev07_rare_class_mnist.png"/>
             <wp:cNvGraphicFramePr>
               <a:graphicFrameLocks xmlns:a="http://schemas.openxmlformats.org/drawingml/2006/main" noChangeAspect="1"/>
             </wp:cNvGraphicFramePr>
@@ -5182,7 +5182,7 @@
           <w:sz w:val="18"/>
           <w:szCs w:val="18"/>
         </w:rPr>
-        <w:t xml:space="preserve">MNIST ki rarest class (sirf 24 real samples): green = real, colour = fake.</w:t>
+        <w:t xml:space="preserve">MNIST ki rarest class (sirf 24 real samples, 8/10 clients ke paas): green = real, colour = fake.</w:t>
       </w:r>
     </w:p>
     <w:p>
@@ -5276,7 +5276,7 @@
         <w:t xml:space="preserve">Matlab:</w:t>
       </w:r>
       <w:r>
-        <w:t xml:space="preserve"> sirf class mean se class pehchanne ki accuracy: MNIST 81 %, FMNIST 69 %, CIFAR-10 40 %, SVHN 13 % (chance 10 %). Figure ke neeche waale 4 panels mein X = class means: MNIST/FMNIST pe door-door, CIFAR-10 pe thode paas, SVHN pe sab ek jagah. Isliye PC-VAE MNIST/FMNIST pe sabse achha, CIFAR pe theek, SVHN pe kamzor.</w:t>
+        <w:t xml:space="preserve"> sirf class mean se class pehchanne ki accuracy: MNIST 82 %, FMNIST 69 %, CIFAR-10 41 %, SVHN 12 % (chance 10 %). Figure ke neeche waale 4 panels mein X = class means: MNIST/FMNIST pe door-door, CIFAR-10 pe thode paas, SVHN pe sab ek jagah. Isliye PC-VAE MNIST/FMNIST pe sabse achha, CIFAR pe theek, SVHN pe kamzor.</w:t>
       </w:r>
     </w:p>
     <w:p>
@@ -6195,7 +6195,7 @@
         <w:spacing w:after="120" w:before="240"/>
       </w:pPr>
       <w:r>
-        <w:t xml:space="preserve">Proof: real data pe (3 seeds)</w:t>
+        <w:t xml:space="preserve">Proof: real data pe (3 seeds, Kaggle)</w:t>
       </w:r>
     </w:p>
     <w:p>
@@ -6273,7 +6273,7 @@
         <w:t xml:space="preserve">Matlab:</w:t>
       </w:r>
       <w:r>
-        <w:t xml:space="preserve"> PC-VAE ka spread sirf 0.50 / 0.45 hai (samples sikude hue). MC ke baad 0.86 / 0.89, KH ke baad 0.95 / 0.98. Exact 1.0 nahi aata kyunki map ke baad ReLU negative values kaat deta hai, aur ye honest baat hai. Rare class ke mean ki galti 0.19 → 0.09 class std (MNIST).</w:t>
+        <w:t xml:space="preserve"> PC-VAE ka spread sirf 0.47 / 0.45 hai (samples sikude hue). MC ke baad 0.85 / 0.90, KH ke baad 0.95 / 0.98. Exact 1.0 nahi aata kyunki map ke baad ReLU negative values kaat deta hai, aur ye honest baat hai. Rare class ke mean ki galti 0.22 → 0.09 class std (MNIST).</w:t>
       </w:r>
     </w:p>
     <w:p>
@@ -6351,7 +6351,7 @@
         <w:t xml:space="preserve">Matlab:</w:t>
       </w:r>
       <w:r>
-        <w:t xml:space="preserve"> GeFL-F ki fake classes ek doosre mein ghusi hain (F bahut kam). PC-VAE ki fake classes zaroorat se zyada alag hain (too clean, F 0.78 vs real 0.33). Head too-clean data pe aasaan cheez seekhta hai jo real pe kaam nahi aati. MC + KH ke baad F 0.35 / 0.62, real 0.33 / 0.61 ke almost barabar.</w:t>
+        <w:t xml:space="preserve"> GeFL-F ki fake classes ek doosre mein ghusi hain (F bahut kam). PC-VAE ki fake classes zaroorat se zyada alag hain (too clean, F 0.78 vs real 0.30). Head too-clean data pe aasaan cheez seekhta hai jo real pe kaam nahi aati. MC + KH ke baad F 0.32 / 0.61, real 0.30 / 0.60 ke almost barabar.</w:t>
       </w:r>
     </w:p>
     <w:p>
@@ -7319,7 +7319,7 @@
         <w:spacing w:after="120" w:before="240"/>
       </w:pPr>
       <w:r>
-        <w:t xml:space="preserve">Proof: real data pe (3 seeds)</w:t>
+        <w:t xml:space="preserve">Proof: real data pe (3 seeds, Kaggle)</w:t>
       </w:r>
     </w:p>
     <w:p>
@@ -7397,7 +7397,7 @@
         <w:t xml:space="preserve">Matlab:</w:t>
       </w:r>
       <w:r>
-        <w:t xml:space="preserve"> MMD (sab classes): GeFL-F 0.22 → PC-VAE 0.18 → MC 0.086 → KH 0.069 (MNIST). Right plot Lemma 1 ko real data pe dikhata hai: jahan MMD kam, wahan fake pe trained head real data pe zyada sahi (r = −0.75 MNIST, −0.51 FMNIST).</w:t>
+        <w:t xml:space="preserve"> MMD (sab classes): GeFL-F 0.22 → PC-VAE 0.20 → MC 0.089 → KH 0.071 (MNIST). Right plot Lemma 1 ko real data pe dikhata hai: jahan MMD kam, wahan fake pe trained head real data pe zyada sahi (r = −0.69 MNIST, −0.47 FMNIST).</w:t>
       </w:r>
     </w:p>
     <w:p>
@@ -7475,7 +7475,7 @@
         <w:t xml:space="preserve">Matlab:</w:t>
       </w:r>
       <w:r>
-        <w:t xml:space="preserve"> sirf fake data se seekh ke real accuracy: GeFL-F 59 %, Ours-A 94 % (MNIST); real data pe trained head 97 %. Rare classes 32 % → 91 %. Honest baat: is test mein KH MC ke upar thoda hi jodta hai (+0.5 MNIST, +0.2 FMNIST); poori pipeline mein uska fayda +0.8 / +0.7 hai.</w:t>
+        <w:t xml:space="preserve"> sirf fake data se seekh ke real accuracy: GeFL-F 57 %, Ours-A 94 % (MNIST); real data pe trained head 97 %. Rare classes 32 % → 89 %. Honest baat: is test mein KH MC ke upar kuch nahi jodta (−0.2 MNIST, −1.1 FMNIST); uska fayda sirf poori pipeline mein dikhta hai (+0.8 / +0.7). Professor pooche to yahi bolna: KH MMD ghataata hai (upar wala plot), lekin akele head ke test mein MC hi kaafi hai.</w:t>
       </w:r>
     </w:p>
     <w:p>
@@ -8423,7 +8423,7 @@
         <w:spacing w:after="120" w:before="240"/>
       </w:pPr>
       <w:r>
-        <w:t xml:space="preserve">Proof: real data pe (seed 0)</w:t>
+        <w:t xml:space="preserve">Proof: real data pe (seed 0, Kaggle)</w:t>
       </w:r>
     </w:p>
     <w:p>
@@ -8501,7 +8501,17 @@
         <w:t xml:space="preserve">Matlab:</w:t>
       </w:r>
       <w:r>
-        <w:t xml:space="preserve"> right column dekho. Grey = one-hot label, blue = consensus soft label. Lagbhag har class mein blue chhota hai: TV 0.098 → 0.088 (MNIST), 0.192 → 0.179 (FMNIST). Matlab CSL ka target real data ki sachchai ke zyada paas hai. Sabse bada fark confusing classes pe (MNIST class 8, FMNIST class 6 = shirt).</w:t>
+        <w:t xml:space="preserve"> right column dekho. Grey = one-hot label, blue = consensus soft label. </w:t>
+      </w:r>
+      <w:r>
+        <w:rPr>
+          <w:b/>
+          <w:bCs/>
+        </w:rPr>
+        <w:t xml:space="preserve">Har class</w:t>
+      </w:r>
+      <w:r>
+        <w:t xml:space="preserve"> mein blue chhota ya barabar hai: TV 0.100 → 0.092 (MNIST), 0.212 → 0.202 (FMNIST). Matlab CSL ka target real data ki sachchai ke zyada paas hai. Sabse bada fark confusing classes pe (MNIST class 8, FMNIST class 6 = shirt).</w:t>
       </w:r>
     </w:p>
     <w:p>
@@ -9346,7 +9356,7 @@
         <w:spacing w:after="120" w:before="240"/>
       </w:pPr>
       <w:r>
-        <w:t xml:space="preserve">Proof: real data pe (seed 0)</w:t>
+        <w:t xml:space="preserve">Proof: real data pe (seed 0, Kaggle)</w:t>
       </w:r>
     </w:p>
     <w:p>
@@ -9375,7 +9385,7 @@
         <w:t xml:space="preserve">Left:</w:t>
       </w:r>
       <w:r>
-        <w:t xml:space="preserve"> test set balanced hai, to har class ko 10 % predictions milni chahiye (green line). Plain CE common classes ko zyada predict karta hai (FMNIST class 0: 16.6 %), rare ko kam (class 6: 3.8 %). LA ke saath bars 10 % ke paas: 13.3 % aur 5.6 %.</w:t>
+        <w:t xml:space="preserve"> test set balanced hai, to har class ko 10 % predictions milni chahiye (green line). Plain CE common classes ko zyada predict karta hai (FMNIST class 0: 16.4 %), rare ko kam (class 6: 3.7 %). LA ke saath bars 10 % ke paas: 13.1 % aur 5.7 %.</w:t>
       </w:r>
     </w:p>
     <w:p>
@@ -9395,7 +9405,7 @@
         <w:t xml:space="preserve">Middle:</w:t>
       </w:r>
       <w:r>
-        <w:t xml:space="preserve"> har point = ek client ki ek class. x = client ke data mein us class ka share, y = head us class ko kitna predict karta hai. CE mein correlation 0.61 / 0.67 (head apni skew copy karta hai), LA mein 0.42 / 0.54.</w:t>
+        <w:t xml:space="preserve"> har point = ek client ki ek class. x = client ke data mein us class ka share, y = head us class ko kitna predict karta hai. CE mein correlation 0.64 / 0.67 (head apni skew copy karta hai), LA mein 0.44 / 0.52.</w:t>
       </w:r>
     </w:p>
     <w:p>
@@ -9415,7 +9425,7 @@
         <w:t xml:space="preserve">Accuracy:</w:t>
       </w:r>
       <w:r>
-        <w:t xml:space="preserve"> CE 92.3 → LA 95.5 (MNIST), 74.0 → 79.2 (FMNIST), rare classes 84.8 → 92.6 (MNIST).</w:t>
+        <w:t xml:space="preserve"> CE 92.0 → LA 95.2 (MNIST), 75.5 → 79.9 (FMNIST), rare classes 84.5 → 91.9 (MNIST).</w:t>
       </w:r>
     </w:p>
     <w:p>
